--- a/08-传感器电路/03-霍尔传感器电路/霍尔电流检测电路/霍尔电流检测电路.docx
+++ b/08-传感器电路/03-霍尔传感器电路/霍尔电流检测电路/霍尔电流检测电路.docx
@@ -2845,6 +2845,20 @@
     </w:p>
     <w:bookmarkEnd w:id="26"/>
     <w:bookmarkEnd w:id="27"/>
+    <w:p>
+      <w:pPr>
+        <w:spacing w:before="360"/>
+        <w:jc w:val="center"/>
+      </w:pPr>
+      <w:r>
+        <w:rPr>
+          <w:rFonts w:ascii="Times New Roman" w:hAnsi="Times New Roman"/>
+          <w:color w:val="555555"/>
+          <w:sz w:val="21"/>
+        </w:rPr>
+        <w:t>材料收集者：杜文杰</w:t>
+      </w:r>
+    </w:p>
     <w:sectPr>
       <w:headerReference r:id="rId9" w:type="default"/>
       <w:footerReference r:id="rId10" w:type="default"/>

--- a/08-传感器电路/03-霍尔传感器电路/霍尔电流检测电路/霍尔电流检测电路.docx
+++ b/08-传感器电路/03-霍尔传感器电路/霍尔电流检测电路/霍尔电流检测电路.docx
@@ -1,6 +1,6 @@
 
 <file path=word/document.xml><?xml version="1.0" encoding="utf-8"?>
-<w:document xmlns:w="http://schemas.openxmlformats.org/wordprocessingml/2006/main" xmlns:m="http://schemas.openxmlformats.org/officeDocument/2006/math" xmlns:r="http://schemas.openxmlformats.org/officeDocument/2006/relationships" xmlns:o="urn:schemas-microsoft-com:office:office" xmlns:v="urn:schemas-microsoft-com:vml" xmlns:w10="urn:schemas-microsoft-com:office:word" xmlns:a="http://schemas.openxmlformats.org/drawingml/2006/main" xmlns:pic="http://schemas.openxmlformats.org/drawingml/2006/picture" xmlns:wp="http://schemas.openxmlformats.org/drawingml/2006/wordprocessingDrawing">
+<w:document xmlns:m="http://schemas.openxmlformats.org/officeDocument/2006/math" xmlns:r="http://schemas.openxmlformats.org/officeDocument/2006/relationships" xmlns:w="http://schemas.openxmlformats.org/wordprocessingml/2006/main" xmlns:o="urn:schemas-microsoft-com:office:office" xmlns:v="urn:schemas-microsoft-com:vml" xmlns:w10="urn:schemas-microsoft-com:office:word" xmlns:a="http://schemas.openxmlformats.org/drawingml/2006/main" xmlns:pic="http://schemas.openxmlformats.org/drawingml/2006/picture" xmlns:wp="http://schemas.openxmlformats.org/drawingml/2006/wordprocessingDrawing">
   <w:body>
     <w:bookmarkStart w:id="27" w:name="霍尔电流检测电路"/>
     <w:p>
@@ -9,7 +9,7 @@
       </w:pPr>
       <w:r>
         <w:rPr>
-          <w:rFonts w:hint="eastAsia"/>
+          <w:rFonts w:hint="eastAsia" w:eastAsia="黑体"/>
         </w:rPr>
         <w:t xml:space="preserve">霍尔电流检测电路</w:t>
       </w:r>
@@ -21,7 +21,7 @@
       </w:pPr>
       <w:r>
         <w:rPr>
-          <w:rFonts w:hint="eastAsia"/>
+          <w:rFonts w:hint="eastAsia" w:eastAsia="黑体"/>
         </w:rPr>
         <w:t xml:space="preserve">拓扑描述</w:t>
       </w:r>
@@ -32,16 +32,19 @@
       </w:pPr>
       <w:r>
         <w:rPr>
-          <w:rFonts w:hint="eastAsia"/>
+          <w:rFonts w:hint="eastAsia" w:eastAsia="黑体"/>
         </w:rPr>
         <w:t xml:space="preserve">由</w:t>
       </w:r>
       <w:r>
+        <w:rPr>
+          <w:rFonts w:eastAsia="黑体"/>
+        </w:rPr>
         <w:t xml:space="preserve"> </w:t>
       </w:r>
       <w:r>
         <w:rPr>
-          <w:rFonts w:hint="eastAsia"/>
+          <w:rFonts w:hint="eastAsia" w:eastAsia="黑体"/>
           <w:b/>
           <w:bCs/>
         </w:rPr>
@@ -49,11 +52,14 @@
       </w:r>
       <w:r>
         <w:rPr>
-          <w:rFonts w:hint="eastAsia"/>
+          <w:rFonts w:hint="eastAsia" w:eastAsia="黑体"/>
         </w:rPr>
         <w:t xml:space="preserve">（被测电流</w:t>
       </w:r>
       <w:r>
+        <w:rPr>
+          <w:rFonts w:eastAsia="黑体"/>
+        </w:rPr>
         <w:t xml:space="preserve"> </w:t>
       </w:r>
       <m:oMath>
@@ -71,17 +77,20 @@
         </m:sSub>
       </m:oMath>
       <w:r>
+        <w:rPr>
+          <w:rFonts w:eastAsia="黑体"/>
+        </w:rPr>
         <w:t xml:space="preserve"> </w:t>
       </w:r>
       <w:r>
         <w:rPr>
-          <w:rFonts w:hint="eastAsia"/>
+          <w:rFonts w:hint="eastAsia" w:eastAsia="黑体"/>
         </w:rPr>
         <w:t xml:space="preserve">的一次导体从中穿过聚磁）、</w:t>
       </w:r>
       <w:r>
         <w:rPr>
-          <w:rFonts w:hint="eastAsia"/>
+          <w:rFonts w:hint="eastAsia" w:eastAsia="黑体"/>
           <w:b/>
           <w:bCs/>
         </w:rPr>
@@ -89,6 +98,7 @@
       </w:r>
       <w:r>
         <w:rPr>
+          <w:rFonts w:eastAsia="黑体"/>
           <w:b/>
           <w:bCs/>
         </w:rPr>
@@ -110,11 +120,14 @@
       </m:oMath>
       <w:r>
         <w:rPr>
-          <w:rFonts w:hint="eastAsia"/>
+          <w:rFonts w:hint="eastAsia" w:eastAsia="黑体"/>
         </w:rPr>
         <w:t xml:space="preserve">（四个端子：偏置电流端</w:t>
       </w:r>
       <w:r>
+        <w:rPr>
+          <w:rFonts w:eastAsia="黑体"/>
+        </w:rPr>
         <w:t xml:space="preserve"> </w:t>
       </w:r>
       <m:oMath>
@@ -135,6 +148,9 @@
         </m:sSub>
       </m:oMath>
       <w:r>
+        <w:rPr>
+          <w:rFonts w:eastAsia="黑体"/>
+        </w:rPr>
         <w:t xml:space="preserve">、</w:t>
       </w:r>
       <m:oMath>
@@ -155,15 +171,21 @@
         </m:sSub>
       </m:oMath>
       <w:r>
+        <w:rPr>
+          <w:rFonts w:eastAsia="黑体"/>
+        </w:rPr>
         <w:t xml:space="preserve"> </w:t>
       </w:r>
       <w:r>
         <w:rPr>
-          <w:rFonts w:hint="eastAsia"/>
+          <w:rFonts w:hint="eastAsia" w:eastAsia="黑体"/>
         </w:rPr>
         <w:t xml:space="preserve">与感测电压端</w:t>
       </w:r>
       <w:r>
+        <w:rPr>
+          <w:rFonts w:eastAsia="黑体"/>
+        </w:rPr>
         <w:t xml:space="preserve"> </w:t>
       </w:r>
       <m:oMath>
@@ -184,6 +206,9 @@
         </m:sSub>
       </m:oMath>
       <w:r>
+        <w:rPr>
+          <w:rFonts w:eastAsia="黑体"/>
+        </w:rPr>
         <w:t xml:space="preserve">、</w:t>
       </w:r>
       <m:oMath>
@@ -205,13 +230,13 @@
       </m:oMath>
       <w:r>
         <w:rPr>
-          <w:rFonts w:hint="eastAsia"/>
+          <w:rFonts w:hint="eastAsia" w:eastAsia="黑体"/>
         </w:rPr>
         <w:t xml:space="preserve">）、</w:t>
       </w:r>
       <w:r>
         <w:rPr>
-          <w:rFonts w:hint="eastAsia"/>
+          <w:rFonts w:hint="eastAsia" w:eastAsia="黑体"/>
           <w:b/>
           <w:bCs/>
         </w:rPr>
@@ -219,51 +244,65 @@
       </w:r>
       <w:r>
         <w:rPr>
+          <w:rFonts w:eastAsia="黑体"/>
           <w:b/>
           <w:bCs/>
         </w:rPr>
         <w:t xml:space="preserve"> A1</w:t>
       </w:r>
       <w:r>
+        <w:rPr>
+          <w:rFonts w:eastAsia="黑体"/>
+        </w:rPr>
         <w:t xml:space="preserve"> </w:t>
       </w:r>
       <w:r>
         <w:rPr>
-          <w:rFonts w:hint="eastAsia"/>
+          <w:rFonts w:hint="eastAsia" w:eastAsia="黑体"/>
         </w:rPr>
         <w:t xml:space="preserve">与</w:t>
       </w:r>
       <w:r>
+        <w:rPr>
+          <w:rFonts w:eastAsia="黑体"/>
+        </w:rPr>
         <w:t xml:space="preserve"> </w:t>
       </w:r>
       <w:r>
         <w:rPr>
+          <w:rFonts w:eastAsia="黑体"/>
           <w:b/>
           <w:bCs/>
         </w:rPr>
         <w:t xml:space="preserve">ADC</w:t>
       </w:r>
       <w:r>
+        <w:rPr>
+          <w:rFonts w:eastAsia="黑体"/>
+        </w:rPr>
         <w:t xml:space="preserve"> </w:t>
       </w:r>
       <w:r>
         <w:rPr>
-          <w:rFonts w:hint="eastAsia"/>
+          <w:rFonts w:hint="eastAsia" w:eastAsia="黑体"/>
         </w:rPr>
         <w:t xml:space="preserve">组成。电路共有</w:t>
       </w:r>
       <w:r>
+        <w:rPr>
+          <w:rFonts w:eastAsia="黑体"/>
+        </w:rPr>
         <w:t xml:space="preserve"> 5 </w:t>
       </w:r>
       <w:r>
         <w:rPr>
-          <w:rFonts w:hint="eastAsia"/>
+          <w:rFonts w:hint="eastAsia" w:eastAsia="黑体"/>
         </w:rPr>
         <w:t xml:space="preserve">个关键节点：</w:t>
       </w:r>
       <w:r>
         <w:rPr>
-          <w:rFonts w:hint="eastAsia"/>
+          <w:rFonts w:hint="eastAsia" w:eastAsia="黑体"/>
           <w:b/>
           <w:bCs/>
         </w:rPr>
@@ -271,6 +310,7 @@
       </w:r>
       <w:r>
         <w:rPr>
+          <w:rFonts w:eastAsia="黑体"/>
           <w:b/>
           <w:bCs/>
         </w:rPr>
@@ -278,7 +318,7 @@
       </w:r>
       <w:r>
         <w:rPr>
-          <w:rFonts w:hint="eastAsia"/>
+          <w:rFonts w:hint="eastAsia" w:eastAsia="黑体"/>
           <w:b/>
           <w:bCs/>
         </w:rPr>
@@ -286,11 +326,14 @@
       </w:r>
       <w:r>
         <w:rPr>
-          <w:rFonts w:hint="eastAsia"/>
+          <w:rFonts w:hint="eastAsia" w:eastAsia="黑体"/>
         </w:rPr>
         <w:t xml:space="preserve">（偏置恒流源正端与</w:t>
       </w:r>
       <w:r>
+        <w:rPr>
+          <w:rFonts w:eastAsia="黑体"/>
+        </w:rPr>
         <w:t xml:space="preserve"> </w:t>
       </w:r>
       <m:oMath>
@@ -308,15 +351,21 @@
         </m:sSub>
       </m:oMath>
       <w:r>
+        <w:rPr>
+          <w:rFonts w:eastAsia="黑体"/>
+        </w:rPr>
         <w:t xml:space="preserve"> </w:t>
       </w:r>
       <w:r>
         <w:rPr>
-          <w:rFonts w:hint="eastAsia"/>
+          <w:rFonts w:hint="eastAsia" w:eastAsia="黑体"/>
         </w:rPr>
         <w:t xml:space="preserve">的</w:t>
       </w:r>
       <w:r>
+        <w:rPr>
+          <w:rFonts w:eastAsia="黑体"/>
+        </w:rPr>
         <w:t xml:space="preserve"> </w:t>
       </w:r>
       <m:oMath>
@@ -337,17 +386,20 @@
         </m:sSub>
       </m:oMath>
       <w:r>
+        <w:rPr>
+          <w:rFonts w:eastAsia="黑体"/>
+        </w:rPr>
         <w:t xml:space="preserve"> </w:t>
       </w:r>
       <w:r>
         <w:rPr>
-          <w:rFonts w:hint="eastAsia"/>
+          <w:rFonts w:hint="eastAsia" w:eastAsia="黑体"/>
         </w:rPr>
         <w:t xml:space="preserve">相连）；</w:t>
       </w:r>
       <w:r>
         <w:rPr>
-          <w:rFonts w:hint="eastAsia"/>
+          <w:rFonts w:hint="eastAsia" w:eastAsia="黑体"/>
           <w:b/>
           <w:bCs/>
         </w:rPr>
@@ -355,6 +407,7 @@
       </w:r>
       <w:r>
         <w:rPr>
+          <w:rFonts w:eastAsia="黑体"/>
           <w:b/>
           <w:bCs/>
         </w:rPr>
@@ -362,7 +415,7 @@
       </w:r>
       <w:r>
         <w:rPr>
-          <w:rFonts w:hint="eastAsia"/>
+          <w:rFonts w:hint="eastAsia" w:eastAsia="黑体"/>
           <w:b/>
           <w:bCs/>
         </w:rPr>
@@ -370,7 +423,7 @@
       </w:r>
       <w:r>
         <w:rPr>
-          <w:rFonts w:hint="eastAsia"/>
+          <w:rFonts w:hint="eastAsia" w:eastAsia="黑体"/>
         </w:rPr>
         <w:t xml:space="preserve">（</w:t>
       </w:r>
@@ -389,15 +442,21 @@
         </m:sSub>
       </m:oMath>
       <w:r>
+        <w:rPr>
+          <w:rFonts w:eastAsia="黑体"/>
+        </w:rPr>
         <w:t xml:space="preserve"> </w:t>
       </w:r>
       <w:r>
         <w:rPr>
-          <w:rFonts w:hint="eastAsia"/>
+          <w:rFonts w:hint="eastAsia" w:eastAsia="黑体"/>
         </w:rPr>
         <w:t xml:space="preserve">的</w:t>
       </w:r>
       <w:r>
+        <w:rPr>
+          <w:rFonts w:eastAsia="黑体"/>
+        </w:rPr>
         <w:t xml:space="preserve"> </w:t>
       </w:r>
       <m:oMath>
@@ -418,17 +477,20 @@
         </m:sSub>
       </m:oMath>
       <w:r>
+        <w:rPr>
+          <w:rFonts w:eastAsia="黑体"/>
+        </w:rPr>
         <w:t xml:space="preserve"> </w:t>
       </w:r>
       <w:r>
         <w:rPr>
-          <w:rFonts w:hint="eastAsia"/>
+          <w:rFonts w:hint="eastAsia" w:eastAsia="黑体"/>
         </w:rPr>
         <w:t xml:space="preserve">与恒流源回流端相连）；</w:t>
       </w:r>
       <w:r>
         <w:rPr>
-          <w:rFonts w:hint="eastAsia"/>
+          <w:rFonts w:hint="eastAsia" w:eastAsia="黑体"/>
           <w:b/>
           <w:bCs/>
         </w:rPr>
@@ -436,6 +498,7 @@
       </w:r>
       <w:r>
         <w:rPr>
+          <w:rFonts w:eastAsia="黑体"/>
           <w:b/>
           <w:bCs/>
         </w:rPr>
@@ -443,7 +506,7 @@
       </w:r>
       <w:r>
         <w:rPr>
-          <w:rFonts w:hint="eastAsia"/>
+          <w:rFonts w:hint="eastAsia" w:eastAsia="黑体"/>
           <w:b/>
           <w:bCs/>
         </w:rPr>
@@ -451,7 +514,7 @@
       </w:r>
       <w:r>
         <w:rPr>
-          <w:rFonts w:hint="eastAsia"/>
+          <w:rFonts w:hint="eastAsia" w:eastAsia="黑体"/>
         </w:rPr>
         <w:t xml:space="preserve">（</w:t>
       </w:r>
@@ -470,15 +533,21 @@
         </m:sSub>
       </m:oMath>
       <w:r>
+        <w:rPr>
+          <w:rFonts w:eastAsia="黑体"/>
+        </w:rPr>
         <w:t xml:space="preserve"> </w:t>
       </w:r>
       <w:r>
         <w:rPr>
-          <w:rFonts w:hint="eastAsia"/>
+          <w:rFonts w:hint="eastAsia" w:eastAsia="黑体"/>
         </w:rPr>
         <w:t xml:space="preserve">的</w:t>
       </w:r>
       <w:r>
+        <w:rPr>
+          <w:rFonts w:eastAsia="黑体"/>
+        </w:rPr>
         <w:t xml:space="preserve"> </w:t>
       </w:r>
       <m:oMath>
@@ -499,35 +568,44 @@
         </m:sSub>
       </m:oMath>
       <w:r>
+        <w:rPr>
+          <w:rFonts w:eastAsia="黑体"/>
+        </w:rPr>
         <w:t xml:space="preserve"> </w:t>
       </w:r>
       <w:r>
         <w:rPr>
-          <w:rFonts w:hint="eastAsia"/>
+          <w:rFonts w:hint="eastAsia" w:eastAsia="黑体"/>
         </w:rPr>
         <w:t xml:space="preserve">与</w:t>
       </w:r>
       <w:r>
+        <w:rPr>
+          <w:rFonts w:eastAsia="黑体"/>
+        </w:rPr>
         <w:t xml:space="preserve"> A1 </w:t>
       </w:r>
       <w:r>
         <w:rPr>
-          <w:rFonts w:hint="eastAsia"/>
+          <w:rFonts w:hint="eastAsia" w:eastAsia="黑体"/>
         </w:rPr>
         <w:t xml:space="preserve">的同相输入端</w:t>
       </w:r>
       <w:r>
+        <w:rPr>
+          <w:rFonts w:eastAsia="黑体"/>
+        </w:rPr>
         <w:t xml:space="preserve"> IN+ </w:t>
       </w:r>
       <w:r>
         <w:rPr>
-          <w:rFonts w:hint="eastAsia"/>
+          <w:rFonts w:hint="eastAsia" w:eastAsia="黑体"/>
         </w:rPr>
         <w:t xml:space="preserve">相连）；</w:t>
       </w:r>
       <w:r>
         <w:rPr>
-          <w:rFonts w:hint="eastAsia"/>
+          <w:rFonts w:hint="eastAsia" w:eastAsia="黑体"/>
           <w:b/>
           <w:bCs/>
         </w:rPr>
@@ -535,6 +613,7 @@
       </w:r>
       <w:r>
         <w:rPr>
+          <w:rFonts w:eastAsia="黑体"/>
           <w:b/>
           <w:bCs/>
         </w:rPr>
@@ -542,7 +621,7 @@
       </w:r>
       <w:r>
         <w:rPr>
-          <w:rFonts w:hint="eastAsia"/>
+          <w:rFonts w:hint="eastAsia" w:eastAsia="黑体"/>
           <w:b/>
           <w:bCs/>
         </w:rPr>
@@ -550,7 +629,7 @@
       </w:r>
       <w:r>
         <w:rPr>
-          <w:rFonts w:hint="eastAsia"/>
+          <w:rFonts w:hint="eastAsia" w:eastAsia="黑体"/>
         </w:rPr>
         <w:t xml:space="preserve">（</w:t>
       </w:r>
@@ -569,15 +648,21 @@
         </m:sSub>
       </m:oMath>
       <w:r>
+        <w:rPr>
+          <w:rFonts w:eastAsia="黑体"/>
+        </w:rPr>
         <w:t xml:space="preserve"> </w:t>
       </w:r>
       <w:r>
         <w:rPr>
-          <w:rFonts w:hint="eastAsia"/>
+          <w:rFonts w:hint="eastAsia" w:eastAsia="黑体"/>
         </w:rPr>
         <w:t xml:space="preserve">的</w:t>
       </w:r>
       <w:r>
+        <w:rPr>
+          <w:rFonts w:eastAsia="黑体"/>
+        </w:rPr>
         <w:t xml:space="preserve"> </w:t>
       </w:r>
       <m:oMath>
@@ -598,35 +683,44 @@
         </m:sSub>
       </m:oMath>
       <w:r>
+        <w:rPr>
+          <w:rFonts w:eastAsia="黑体"/>
+        </w:rPr>
         <w:t xml:space="preserve"> </w:t>
       </w:r>
       <w:r>
         <w:rPr>
-          <w:rFonts w:hint="eastAsia"/>
+          <w:rFonts w:hint="eastAsia" w:eastAsia="黑体"/>
         </w:rPr>
         <w:t xml:space="preserve">与</w:t>
       </w:r>
       <w:r>
+        <w:rPr>
+          <w:rFonts w:eastAsia="黑体"/>
+        </w:rPr>
         <w:t xml:space="preserve"> A1 </w:t>
       </w:r>
       <w:r>
         <w:rPr>
-          <w:rFonts w:hint="eastAsia"/>
+          <w:rFonts w:hint="eastAsia" w:eastAsia="黑体"/>
         </w:rPr>
         <w:t xml:space="preserve">的反相输入端</w:t>
       </w:r>
       <w:r>
+        <w:rPr>
+          <w:rFonts w:eastAsia="黑体"/>
+        </w:rPr>
         <w:t xml:space="preserve"> IN− </w:t>
       </w:r>
       <w:r>
         <w:rPr>
-          <w:rFonts w:hint="eastAsia"/>
+          <w:rFonts w:hint="eastAsia" w:eastAsia="黑体"/>
         </w:rPr>
         <w:t xml:space="preserve">相连）；</w:t>
       </w:r>
       <w:r>
         <w:rPr>
-          <w:rFonts w:hint="eastAsia"/>
+          <w:rFonts w:hint="eastAsia" w:eastAsia="黑体"/>
           <w:b/>
           <w:bCs/>
         </w:rPr>
@@ -634,6 +728,7 @@
       </w:r>
       <w:r>
         <w:rPr>
+          <w:rFonts w:eastAsia="黑体"/>
           <w:b/>
           <w:bCs/>
         </w:rPr>
@@ -641,7 +736,7 @@
       </w:r>
       <w:r>
         <w:rPr>
-          <w:rFonts w:hint="eastAsia"/>
+          <w:rFonts w:hint="eastAsia" w:eastAsia="黑体"/>
           <w:b/>
           <w:bCs/>
         </w:rPr>
@@ -649,38 +744,50 @@
       </w:r>
       <w:r>
         <w:rPr>
-          <w:rFonts w:hint="eastAsia"/>
+          <w:rFonts w:hint="eastAsia" w:eastAsia="黑体"/>
         </w:rPr>
         <w:t xml:space="preserve">（A1</w:t>
       </w:r>
       <w:r>
+        <w:rPr>
+          <w:rFonts w:eastAsia="黑体"/>
+        </w:rPr>
         <w:t xml:space="preserve"> </w:t>
       </w:r>
       <w:r>
         <w:rPr>
-          <w:rFonts w:hint="eastAsia"/>
+          <w:rFonts w:hint="eastAsia" w:eastAsia="黑体"/>
         </w:rPr>
         <w:t xml:space="preserve">的</w:t>
       </w:r>
       <w:r>
+        <w:rPr>
+          <w:rFonts w:eastAsia="黑体"/>
+        </w:rPr>
         <w:t xml:space="preserve"> OUT </w:t>
       </w:r>
       <w:r>
         <w:rPr>
-          <w:rFonts w:hint="eastAsia"/>
+          <w:rFonts w:hint="eastAsia" w:eastAsia="黑体"/>
         </w:rPr>
         <w:t xml:space="preserve">与</w:t>
       </w:r>
       <w:r>
+        <w:rPr>
+          <w:rFonts w:eastAsia="黑体"/>
+        </w:rPr>
         <w:t xml:space="preserve"> ADC </w:t>
       </w:r>
       <w:r>
         <w:rPr>
-          <w:rFonts w:hint="eastAsia"/>
+          <w:rFonts w:hint="eastAsia" w:eastAsia="黑体"/>
         </w:rPr>
         <w:t xml:space="preserve">输入相连，作为</w:t>
       </w:r>
       <w:r>
+        <w:rPr>
+          <w:rFonts w:eastAsia="黑体"/>
+        </w:rPr>
         <w:t xml:space="preserve"> </w:t>
       </w:r>
       <m:oMath>
@@ -705,7 +812,7 @@
       </m:oMath>
       <w:r>
         <w:rPr>
-          <w:rFonts w:hint="eastAsia"/>
+          <w:rFonts w:hint="eastAsia" w:eastAsia="黑体"/>
         </w:rPr>
         <w:t xml:space="preserve">）。</w:t>
       </w:r>
@@ -714,7 +821,7 @@
       <w:pPr/>
       <w:r>
         <w:rPr>
-          <w:rFonts w:hint="eastAsia"/>
+          <w:rFonts w:hint="eastAsia" w:eastAsia="黑体"/>
         </w:rPr>
         <w:t xml:space="preserve">各元件管脚连接：恒流源正端接节点①、回流端接节点②；</w:t>
       </w:r>
@@ -733,15 +840,21 @@
         </m:sSub>
       </m:oMath>
       <w:r>
+        <w:rPr>
+          <w:rFonts w:eastAsia="黑体"/>
+        </w:rPr>
         <w:t xml:space="preserve"> </w:t>
       </w:r>
       <w:r>
         <w:rPr>
-          <w:rFonts w:hint="eastAsia"/>
+          <w:rFonts w:hint="eastAsia" w:eastAsia="黑体"/>
         </w:rPr>
         <w:t xml:space="preserve">的</w:t>
       </w:r>
       <w:r>
+        <w:rPr>
+          <w:rFonts w:eastAsia="黑体"/>
+        </w:rPr>
         <w:t xml:space="preserve"> </w:t>
       </w:r>
       <m:oMath>
@@ -762,11 +875,14 @@
         </m:sSub>
       </m:oMath>
       <w:r>
+        <w:rPr>
+          <w:rFonts w:eastAsia="黑体"/>
+        </w:rPr>
         <w:t xml:space="preserve"> </w:t>
       </w:r>
       <w:r>
         <w:rPr>
-          <w:rFonts w:hint="eastAsia"/>
+          <w:rFonts w:hint="eastAsia" w:eastAsia="黑体"/>
         </w:rPr>
         <w:t xml:space="preserve">接节点①、</w:t>
       </w:r>
@@ -788,11 +904,14 @@
         </m:sSub>
       </m:oMath>
       <w:r>
+        <w:rPr>
+          <w:rFonts w:eastAsia="黑体"/>
+        </w:rPr>
         <w:t xml:space="preserve"> </w:t>
       </w:r>
       <w:r>
         <w:rPr>
-          <w:rFonts w:hint="eastAsia"/>
+          <w:rFonts w:hint="eastAsia" w:eastAsia="黑体"/>
         </w:rPr>
         <w:t xml:space="preserve">接节点②、</w:t>
       </w:r>
@@ -814,11 +933,14 @@
         </m:sSub>
       </m:oMath>
       <w:r>
+        <w:rPr>
+          <w:rFonts w:eastAsia="黑体"/>
+        </w:rPr>
         <w:t xml:space="preserve"> </w:t>
       </w:r>
       <w:r>
         <w:rPr>
-          <w:rFonts w:hint="eastAsia"/>
+          <w:rFonts w:hint="eastAsia" w:eastAsia="黑体"/>
         </w:rPr>
         <w:t xml:space="preserve">接节点③、</w:t>
       </w:r>
@@ -840,110 +962,145 @@
         </m:sSub>
       </m:oMath>
       <w:r>
+        <w:rPr>
+          <w:rFonts w:eastAsia="黑体"/>
+        </w:rPr>
         <w:t xml:space="preserve"> </w:t>
       </w:r>
       <w:r>
         <w:rPr>
-          <w:rFonts w:hint="eastAsia"/>
+          <w:rFonts w:hint="eastAsia" w:eastAsia="黑体"/>
         </w:rPr>
         <w:t xml:space="preserve">接节点④；</w:t>
       </w:r>
       <w:r>
         <w:rPr>
+          <w:rFonts w:eastAsia="黑体"/>
           <w:b/>
           <w:bCs/>
         </w:rPr>
         <w:t xml:space="preserve">A1</w:t>
       </w:r>
       <w:r>
+        <w:rPr>
+          <w:rFonts w:eastAsia="黑体"/>
+        </w:rPr>
         <w:t xml:space="preserve"> </w:t>
       </w:r>
       <w:r>
         <w:rPr>
-          <w:rFonts w:hint="eastAsia"/>
+          <w:rFonts w:hint="eastAsia" w:eastAsia="黑体"/>
         </w:rPr>
         <w:t xml:space="preserve">的</w:t>
       </w:r>
       <w:r>
+        <w:rPr>
+          <w:rFonts w:eastAsia="黑体"/>
+        </w:rPr>
         <w:t xml:space="preserve"> IN+ </w:t>
       </w:r>
       <w:r>
         <w:rPr>
-          <w:rFonts w:hint="eastAsia"/>
+          <w:rFonts w:hint="eastAsia" w:eastAsia="黑体"/>
         </w:rPr>
         <w:t xml:space="preserve">接节点③、IN−</w:t>
       </w:r>
       <w:r>
+        <w:rPr>
+          <w:rFonts w:eastAsia="黑体"/>
+        </w:rPr>
         <w:t xml:space="preserve"> </w:t>
       </w:r>
       <w:r>
         <w:rPr>
-          <w:rFonts w:hint="eastAsia"/>
+          <w:rFonts w:hint="eastAsia" w:eastAsia="黑体"/>
         </w:rPr>
         <w:t xml:space="preserve">接节点④、OUT</w:t>
       </w:r>
       <w:r>
+        <w:rPr>
+          <w:rFonts w:eastAsia="黑体"/>
+        </w:rPr>
         <w:t xml:space="preserve"> </w:t>
       </w:r>
       <w:r>
         <w:rPr>
-          <w:rFonts w:hint="eastAsia"/>
+          <w:rFonts w:hint="eastAsia" w:eastAsia="黑体"/>
         </w:rPr>
         <w:t xml:space="preserve">接节点⑤、正电源</w:t>
       </w:r>
       <w:r>
+        <w:rPr>
+          <w:rFonts w:eastAsia="黑体"/>
+        </w:rPr>
         <w:t xml:space="preserve"> V+ </w:t>
       </w:r>
       <w:r>
         <w:rPr>
-          <w:rFonts w:hint="eastAsia"/>
+          <w:rFonts w:hint="eastAsia" w:eastAsia="黑体"/>
         </w:rPr>
         <w:t xml:space="preserve">接</w:t>
       </w:r>
       <w:r>
+        <w:rPr>
+          <w:rFonts w:eastAsia="黑体"/>
+        </w:rPr>
         <w:t xml:space="preserve"> </w:t>
       </w:r>
       <w:r>
         <w:rPr>
-          <w:rFonts w:hint="eastAsia"/>
+          <w:rFonts w:hint="eastAsia" w:eastAsia="黑体"/>
         </w:rPr>
         <w:t xml:space="preserve">+VCC、负电源</w:t>
       </w:r>
       <w:r>
+        <w:rPr>
+          <w:rFonts w:eastAsia="黑体"/>
+        </w:rPr>
         <w:t xml:space="preserve"> V− </w:t>
       </w:r>
       <w:r>
         <w:rPr>
-          <w:rFonts w:hint="eastAsia"/>
+          <w:rFonts w:hint="eastAsia" w:eastAsia="黑体"/>
         </w:rPr>
         <w:t xml:space="preserve">接</w:t>
       </w:r>
       <w:r>
+        <w:rPr>
+          <w:rFonts w:eastAsia="黑体"/>
+        </w:rPr>
         <w:t xml:space="preserve"> </w:t>
       </w:r>
       <w:r>
         <w:rPr>
-          <w:rFonts w:hint="eastAsia"/>
+          <w:rFonts w:hint="eastAsia" w:eastAsia="黑体"/>
         </w:rPr>
         <w:t xml:space="preserve">−VEE；</w:t>
       </w:r>
       <w:r>
         <w:rPr>
+          <w:rFonts w:eastAsia="黑体"/>
           <w:b/>
           <w:bCs/>
         </w:rPr>
         <w:t xml:space="preserve">ADC</w:t>
       </w:r>
       <w:r>
+        <w:rPr>
+          <w:rFonts w:eastAsia="黑体"/>
+        </w:rPr>
         <w:t xml:space="preserve"> </w:t>
       </w:r>
       <w:r>
         <w:rPr>
-          <w:rFonts w:hint="eastAsia"/>
+          <w:rFonts w:hint="eastAsia" w:eastAsia="黑体"/>
         </w:rPr>
         <w:t xml:space="preserve">输入接节点⑤。被测电流</w:t>
       </w:r>
       <w:r>
+        <w:rPr>
+          <w:rFonts w:eastAsia="黑体"/>
+        </w:rPr>
         <w:t xml:space="preserve"> </w:t>
       </w:r>
       <m:oMath>
@@ -961,15 +1118,21 @@
         </m:sSub>
       </m:oMath>
       <w:r>
+        <w:rPr>
+          <w:rFonts w:eastAsia="黑体"/>
+        </w:rPr>
         <w:t xml:space="preserve"> </w:t>
       </w:r>
       <w:r>
         <w:rPr>
-          <w:rFonts w:hint="eastAsia"/>
+          <w:rFonts w:hint="eastAsia" w:eastAsia="黑体"/>
         </w:rPr>
         <w:t xml:space="preserve">在磁芯气隙中产生</w:t>
       </w:r>
       <w:r>
+        <w:rPr>
+          <w:rFonts w:eastAsia="黑体"/>
+        </w:rPr>
         <w:t xml:space="preserve"> </w:t>
       </w:r>
       <m:oMath>
@@ -997,7 +1160,7 @@
       </m:oMath>
       <w:r>
         <w:rPr>
-          <w:rFonts w:hint="eastAsia"/>
+          <w:rFonts w:hint="eastAsia" w:eastAsia="黑体"/>
         </w:rPr>
         <w:t xml:space="preserve">，</w:t>
       </w:r>
@@ -1016,15 +1179,21 @@
         </m:sSub>
       </m:oMath>
       <w:r>
+        <w:rPr>
+          <w:rFonts w:eastAsia="黑体"/>
+        </w:rPr>
         <w:t xml:space="preserve"> </w:t>
       </w:r>
       <w:r>
         <w:rPr>
-          <w:rFonts w:hint="eastAsia"/>
+          <w:rFonts w:hint="eastAsia" w:eastAsia="黑体"/>
         </w:rPr>
         <w:t xml:space="preserve">输出</w:t>
       </w:r>
       <w:r>
+        <w:rPr>
+          <w:rFonts w:eastAsia="黑体"/>
+        </w:rPr>
         <w:t xml:space="preserve"> </w:t>
       </w:r>
       <m:oMath>
@@ -1075,6 +1244,9 @@
         </m:r>
       </m:oMath>
       <w:r>
+        <w:rPr>
+          <w:rFonts w:eastAsia="黑体"/>
+        </w:rPr>
         <w:t xml:space="preserve">。</w:t>
       </w:r>
     </w:p>
@@ -1082,29 +1254,38 @@
       <w:pPr/>
       <w:r>
         <w:rPr>
-          <w:rFonts w:hint="eastAsia"/>
+          <w:rFonts w:hint="eastAsia" w:eastAsia="黑体"/>
         </w:rPr>
         <w:t xml:space="preserve">由此构成”磁芯聚磁</w:t>
       </w:r>
       <w:r>
+        <w:rPr>
+          <w:rFonts w:eastAsia="黑体"/>
+        </w:rPr>
         <w:t xml:space="preserve"> + </w:t>
       </w:r>
       <w:r>
         <w:rPr>
-          <w:rFonts w:hint="eastAsia"/>
+          <w:rFonts w:hint="eastAsia" w:eastAsia="黑体"/>
         </w:rPr>
         <w:t xml:space="preserve">恒流偏置霍尔元件</w:t>
       </w:r>
       <w:r>
+        <w:rPr>
+          <w:rFonts w:eastAsia="黑体"/>
+        </w:rPr>
         <w:t xml:space="preserve"> + </w:t>
       </w:r>
       <w:r>
         <w:rPr>
-          <w:rFonts w:hint="eastAsia"/>
+          <w:rFonts w:hint="eastAsia" w:eastAsia="黑体"/>
         </w:rPr>
         <w:t xml:space="preserve">差分放大”的隔离式电流测量组态，输出</w:t>
       </w:r>
       <w:r>
+        <w:rPr>
+          <w:rFonts w:eastAsia="黑体"/>
+        </w:rPr>
         <w:t xml:space="preserve"> </w:t>
       </w:r>
       <m:oMath>
@@ -1156,7 +1337,7 @@
       </m:oMath>
       <w:r>
         <w:rPr>
-          <w:rFonts w:hint="eastAsia"/>
+          <w:rFonts w:hint="eastAsia" w:eastAsia="黑体"/>
         </w:rPr>
         <w:t xml:space="preserve">，交直流均可、天然电气隔离，用于电流测量。</w:t>
       </w:r>
@@ -1169,7 +1350,7 @@
       </w:pPr>
       <w:r>
         <w:rPr>
-          <w:rFonts w:hint="eastAsia"/>
+          <w:rFonts w:hint="eastAsia" w:eastAsia="黑体"/>
         </w:rPr>
         <w:t xml:space="preserve">工作原理</w:t>
       </w:r>
@@ -1180,11 +1361,14 @@
       </w:pPr>
       <w:r>
         <w:rPr>
-          <w:rFonts w:hint="eastAsia"/>
+          <w:rFonts w:hint="eastAsia" w:eastAsia="黑体"/>
         </w:rPr>
         <w:t xml:space="preserve">被测电流</w:t>
       </w:r>
       <w:r>
+        <w:rPr>
+          <w:rFonts w:eastAsia="黑体"/>
+        </w:rPr>
         <w:t xml:space="preserve"> </w:t>
       </w:r>
       <m:oMath>
@@ -1202,15 +1386,21 @@
         </m:sSub>
       </m:oMath>
       <w:r>
+        <w:rPr>
+          <w:rFonts w:eastAsia="黑体"/>
+        </w:rPr>
         <w:t xml:space="preserve"> </w:t>
       </w:r>
       <w:r>
         <w:rPr>
-          <w:rFonts w:hint="eastAsia"/>
+          <w:rFonts w:hint="eastAsia" w:eastAsia="黑体"/>
         </w:rPr>
         <w:t xml:space="preserve">在磁芯中产生磁感应强度</w:t>
       </w:r>
       <w:r>
+        <w:rPr>
+          <w:rFonts w:eastAsia="黑体"/>
+        </w:rPr>
         <w:t xml:space="preserve"> </w:t>
       </w:r>
       <m:oMath>
@@ -1220,11 +1410,14 @@
       </m:oMath>
       <w:r>
         <w:rPr>
-          <w:rFonts w:hint="eastAsia"/>
+          <w:rFonts w:hint="eastAsia" w:eastAsia="黑体"/>
         </w:rPr>
         <w:t xml:space="preserve">，气隙中的霍尔元件在恒流偏置下输出霍尔电压</w:t>
       </w:r>
       <w:r>
+        <w:rPr>
+          <w:rFonts w:eastAsia="黑体"/>
+        </w:rPr>
         <w:t xml:space="preserve"> </w:t>
       </w:r>
       <m:oMath>
@@ -1288,11 +1481,14 @@
       </m:oMath>
       <w:r>
         <w:rPr>
-          <w:rFonts w:hint="eastAsia"/>
+          <w:rFonts w:hint="eastAsia" w:eastAsia="黑体"/>
         </w:rPr>
         <w:t xml:space="preserve">；由于</w:t>
       </w:r>
       <w:r>
+        <w:rPr>
+          <w:rFonts w:eastAsia="黑体"/>
+        </w:rPr>
         <w:t xml:space="preserve"> </w:t>
       </w:r>
       <m:oMath>
@@ -1320,11 +1516,14 @@
       </m:oMath>
       <w:r>
         <w:rPr>
-          <w:rFonts w:hint="eastAsia"/>
+          <w:rFonts w:hint="eastAsia" w:eastAsia="黑体"/>
         </w:rPr>
         <w:t xml:space="preserve">，故</w:t>
       </w:r>
       <w:r>
+        <w:rPr>
+          <w:rFonts w:eastAsia="黑体"/>
+        </w:rPr>
         <w:t xml:space="preserve"> </w:t>
       </w:r>
       <m:oMath>
@@ -1361,7 +1560,7 @@
       </m:oMath>
       <w:r>
         <w:rPr>
-          <w:rFonts w:hint="eastAsia"/>
+          <w:rFonts w:hint="eastAsia" w:eastAsia="黑体"/>
         </w:rPr>
         <w:t xml:space="preserve">，经放大调理后即可线性反映被测电流。</w:t>
       </w:r>
@@ -1374,7 +1573,7 @@
       </w:pPr>
       <w:r>
         <w:rPr>
-          <w:rFonts w:hint="eastAsia"/>
+          <w:rFonts w:hint="eastAsia" w:eastAsia="黑体"/>
         </w:rPr>
         <w:t xml:space="preserve">关键计算公式</w:t>
       </w:r>
@@ -1388,7 +1587,7 @@
       </w:pPr>
       <w:r>
         <w:rPr>
-          <w:rFonts w:hint="eastAsia"/>
+          <w:rFonts w:hint="eastAsia" w:eastAsia="黑体"/>
         </w:rPr>
         <w:t xml:space="preserve">霍尔电压：</w:t>
       </w:r>
@@ -1472,25 +1671,31 @@
       </w:pPr>
       <w:r>
         <w:rPr>
-          <w:rFonts w:hint="eastAsia"/>
+          <w:rFonts w:hint="eastAsia" w:eastAsia="黑体"/>
         </w:rPr>
         <w:t xml:space="preserve">磁芯气隙磁感应强度（N</w:t>
       </w:r>
       <w:r>
+        <w:rPr>
+          <w:rFonts w:eastAsia="黑体"/>
+        </w:rPr>
         <w:t xml:space="preserve"> </w:t>
       </w:r>
       <w:r>
         <w:rPr>
-          <w:rFonts w:hint="eastAsia"/>
+          <w:rFonts w:hint="eastAsia" w:eastAsia="黑体"/>
         </w:rPr>
         <w:t xml:space="preserve">为线圈匝数、l</w:t>
       </w:r>
       <w:r>
+        <w:rPr>
+          <w:rFonts w:eastAsia="黑体"/>
+        </w:rPr>
         <w:t xml:space="preserve"> </w:t>
       </w:r>
       <w:r>
         <w:rPr>
-          <w:rFonts w:hint="eastAsia"/>
+          <w:rFonts w:hint="eastAsia" w:eastAsia="黑体"/>
         </w:rPr>
         <w:t xml:space="preserve">为气隙）：</w:t>
       </w:r>
@@ -1565,7 +1770,7 @@
       </w:pPr>
       <w:r>
         <w:rPr>
-          <w:rFonts w:hint="eastAsia"/>
+          <w:rFonts w:hint="eastAsia" w:eastAsia="黑体"/>
         </w:rPr>
         <w:t xml:space="preserve">输出电压与灵敏度：</w:t>
       </w:r>
@@ -1659,7 +1864,7 @@
             </w:pPr>
             <w:r>
               <w:rPr>
-                <w:rFonts w:hint="eastAsia"/>
+                <w:rFonts w:hint="eastAsia" w:eastAsia="黑体"/>
               </w:rPr>
               <w:t xml:space="preserve">符号</w:t>
             </w:r>
@@ -1673,7 +1878,7 @@
             </w:pPr>
             <w:r>
               <w:rPr>
-                <w:rFonts w:hint="eastAsia"/>
+                <w:rFonts w:hint="eastAsia" w:eastAsia="黑体"/>
               </w:rPr>
               <w:t xml:space="preserve">含义</w:t>
             </w:r>
@@ -1687,7 +1892,7 @@
             </w:pPr>
             <w:r>
               <w:rPr>
-                <w:rFonts w:hint="eastAsia"/>
+                <w:rFonts w:hint="eastAsia" w:eastAsia="黑体"/>
               </w:rPr>
               <w:t xml:space="preserve">单位</w:t>
             </w:r>
@@ -1716,6 +1921,9 @@
               </m:sSub>
             </m:oMath>
             <w:r>
+              <w:rPr>
+                <w:rFonts w:eastAsia="黑体"/>
+              </w:rPr>
               <w:t xml:space="preserve">​</w:t>
             </w:r>
           </w:p>
@@ -1728,7 +1936,7 @@
             </w:pPr>
             <w:r>
               <w:rPr>
-                <w:rFonts w:hint="eastAsia"/>
+                <w:rFonts w:hint="eastAsia" w:eastAsia="黑体"/>
               </w:rPr>
               <w:t xml:space="preserve">霍尔电压</w:t>
             </w:r>
@@ -1741,6 +1949,9 @@
               <w:pStyle w:val="Compact"/>
             </w:pPr>
             <w:r>
+              <w:rPr>
+                <w:rFonts w:eastAsia="黑体"/>
+              </w:rPr>
               <w:t xml:space="preserve">V</w:t>
             </w:r>
           </w:p>
@@ -1768,6 +1979,9 @@
               </m:sSub>
             </m:oMath>
             <w:r>
+              <w:rPr>
+                <w:rFonts w:eastAsia="黑体"/>
+              </w:rPr>
               <w:t xml:space="preserve">​</w:t>
             </w:r>
           </w:p>
@@ -1780,7 +1994,7 @@
             </w:pPr>
             <w:r>
               <w:rPr>
-                <w:rFonts w:hint="eastAsia"/>
+                <w:rFonts w:hint="eastAsia" w:eastAsia="黑体"/>
               </w:rPr>
               <w:t xml:space="preserve">霍尔灵敏度系数</w:t>
             </w:r>
@@ -1793,6 +2007,9 @@
               <w:pStyle w:val="Compact"/>
             </w:pPr>
             <w:r>
+              <w:rPr>
+                <w:rFonts w:eastAsia="黑体"/>
+              </w:rPr>
               <w:t xml:space="preserve">V/(A·T)</w:t>
             </w:r>
           </w:p>
@@ -1820,6 +2037,9 @@
               </m:sSub>
             </m:oMath>
             <w:r>
+              <w:rPr>
+                <w:rFonts w:eastAsia="黑体"/>
+              </w:rPr>
               <w:t xml:space="preserve">​</w:t>
             </w:r>
           </w:p>
@@ -1832,7 +2052,7 @@
             </w:pPr>
             <w:r>
               <w:rPr>
-                <w:rFonts w:hint="eastAsia"/>
+                <w:rFonts w:hint="eastAsia" w:eastAsia="黑体"/>
               </w:rPr>
               <w:t xml:space="preserve">霍尔偏置电流</w:t>
             </w:r>
@@ -1845,6 +2065,9 @@
               <w:pStyle w:val="Compact"/>
             </w:pPr>
             <w:r>
+              <w:rPr>
+                <w:rFonts w:eastAsia="黑体"/>
+              </w:rPr>
               <w:t xml:space="preserve">A</w:t>
             </w:r>
           </w:p>
@@ -1863,6 +2086,9 @@
               </m:r>
             </m:oMath>
             <w:r>
+              <w:rPr>
+                <w:rFonts w:eastAsia="黑体"/>
+              </w:rPr>
               <w:t xml:space="preserve">​</w:t>
             </w:r>
           </w:p>
@@ -1875,7 +2101,7 @@
             </w:pPr>
             <w:r>
               <w:rPr>
-                <w:rFonts w:hint="eastAsia"/>
+                <w:rFonts w:hint="eastAsia" w:eastAsia="黑体"/>
               </w:rPr>
               <w:t xml:space="preserve">磁感应强度</w:t>
             </w:r>
@@ -1888,6 +2114,9 @@
               <w:pStyle w:val="Compact"/>
             </w:pPr>
             <w:r>
+              <w:rPr>
+                <w:rFonts w:eastAsia="黑体"/>
+              </w:rPr>
               <w:t xml:space="preserve">T</w:t>
             </w:r>
           </w:p>
@@ -1915,6 +2144,9 @@
               </m:sSub>
             </m:oMath>
             <w:r>
+              <w:rPr>
+                <w:rFonts w:eastAsia="黑体"/>
+              </w:rPr>
               <w:t xml:space="preserve">​</w:t>
             </w:r>
           </w:p>
@@ -1927,7 +2159,7 @@
             </w:pPr>
             <w:r>
               <w:rPr>
-                <w:rFonts w:hint="eastAsia"/>
+                <w:rFonts w:hint="eastAsia" w:eastAsia="黑体"/>
               </w:rPr>
               <w:t xml:space="preserve">真空磁导率（</w:t>
             </w:r>
@@ -1965,7 +2197,7 @@
             </m:oMath>
             <w:r>
               <w:rPr>
-                <w:rFonts w:hint="eastAsia"/>
+                <w:rFonts w:hint="eastAsia" w:eastAsia="黑体"/>
               </w:rPr>
               <w:t xml:space="preserve">）</w:t>
             </w:r>
@@ -1978,6 +2210,9 @@
               <w:pStyle w:val="Compact"/>
             </w:pPr>
             <w:r>
+              <w:rPr>
+                <w:rFonts w:eastAsia="黑体"/>
+              </w:rPr>
               <w:t xml:space="preserve">H/m</w:t>
             </w:r>
           </w:p>
@@ -2005,6 +2240,9 @@
               </m:sSub>
             </m:oMath>
             <w:r>
+              <w:rPr>
+                <w:rFonts w:eastAsia="黑体"/>
+              </w:rPr>
               <w:t xml:space="preserve">​</w:t>
             </w:r>
           </w:p>
@@ -2017,7 +2255,7 @@
             </w:pPr>
             <w:r>
               <w:rPr>
-                <w:rFonts w:hint="eastAsia"/>
+                <w:rFonts w:hint="eastAsia" w:eastAsia="黑体"/>
               </w:rPr>
               <w:t xml:space="preserve">被测电流</w:t>
             </w:r>
@@ -2030,6 +2268,9 @@
               <w:pStyle w:val="Compact"/>
             </w:pPr>
             <w:r>
+              <w:rPr>
+                <w:rFonts w:eastAsia="黑体"/>
+              </w:rPr>
               <w:t xml:space="preserve">A</w:t>
             </w:r>
           </w:p>
@@ -2048,6 +2289,9 @@
               </m:r>
             </m:oMath>
             <w:r>
+              <w:rPr>
+                <w:rFonts w:eastAsia="黑体"/>
+              </w:rPr>
               <w:t xml:space="preserve">​</w:t>
             </w:r>
           </w:p>
@@ -2060,7 +2304,7 @@
             </w:pPr>
             <w:r>
               <w:rPr>
-                <w:rFonts w:hint="eastAsia"/>
+                <w:rFonts w:hint="eastAsia" w:eastAsia="黑体"/>
               </w:rPr>
               <w:t xml:space="preserve">系统灵敏度</w:t>
             </w:r>
@@ -2073,6 +2317,9 @@
               <w:pStyle w:val="Compact"/>
             </w:pPr>
             <w:r>
+              <w:rPr>
+                <w:rFonts w:eastAsia="黑体"/>
+              </w:rPr>
               <w:t xml:space="preserve">V/A</w:t>
             </w:r>
           </w:p>
@@ -2087,7 +2334,7 @@
       </w:pPr>
       <w:r>
         <w:rPr>
-          <w:rFonts w:hint="eastAsia"/>
+          <w:rFonts w:hint="eastAsia" w:eastAsia="黑体"/>
         </w:rPr>
         <w:t xml:space="preserve">元件调整影响</w:t>
       </w:r>
@@ -2102,7 +2349,7 @@
       </w:pPr>
       <w:r>
         <w:rPr>
-          <w:rFonts w:hint="eastAsia"/>
+          <w:rFonts w:hint="eastAsia" w:eastAsia="黑体"/>
           <w:b/>
           <w:bCs/>
         </w:rPr>
@@ -2110,6 +2357,7 @@
       </w:r>
       <w:r>
         <w:rPr>
+          <w:rFonts w:eastAsia="黑体"/>
           <w:b/>
           <w:bCs/>
         </w:rPr>
@@ -2117,7 +2365,7 @@
       </w:r>
       <w:r>
         <w:rPr>
-          <w:rFonts w:hint="eastAsia"/>
+          <w:rFonts w:hint="eastAsia" w:eastAsia="黑体"/>
           <w:b/>
           <w:bCs/>
         </w:rPr>
@@ -2125,20 +2373,27 @@
       </w:r>
       <w:r>
         <w:rPr>
+          <w:rFonts w:eastAsia="黑体"/>
           <w:b/>
           <w:bCs/>
         </w:rPr>
         <w:t xml:space="preserve"> N ↑</w:t>
       </w:r>
       <w:r>
+        <w:rPr>
+          <w:rFonts w:eastAsia="黑体"/>
+        </w:rPr>
         <w:t xml:space="preserve"> </w:t>
       </w:r>
       <w:r>
+        <w:rPr>
+          <w:rFonts w:eastAsia="黑体"/>
+        </w:rPr>
         <w:t xml:space="preserve">→ B </w:t>
       </w:r>
       <w:r>
         <w:rPr>
-          <w:rFonts w:hint="eastAsia"/>
+          <w:rFonts w:hint="eastAsia" w:eastAsia="黑体"/>
         </w:rPr>
         <w:t xml:space="preserve">增大，灵敏度提高，但易磁饱和。</w:t>
       </w:r>
@@ -2153,7 +2408,7 @@
       </w:pPr>
       <w:r>
         <w:rPr>
-          <w:rFonts w:hint="eastAsia"/>
+          <w:rFonts w:hint="eastAsia" w:eastAsia="黑体"/>
           <w:b/>
           <w:bCs/>
         </w:rPr>
@@ -2161,20 +2416,27 @@
       </w:r>
       <w:r>
         <w:rPr>
+          <w:rFonts w:eastAsia="黑体"/>
           <w:b/>
           <w:bCs/>
         </w:rPr>
         <w:t xml:space="preserve"> I_c ↑</w:t>
       </w:r>
       <w:r>
+        <w:rPr>
+          <w:rFonts w:eastAsia="黑体"/>
+        </w:rPr>
         <w:t xml:space="preserve"> </w:t>
       </w:r>
       <w:r>
+        <w:rPr>
+          <w:rFonts w:eastAsia="黑体"/>
+        </w:rPr>
         <w:t xml:space="preserve">→ V_H </w:t>
       </w:r>
       <w:r>
         <w:rPr>
-          <w:rFonts w:hint="eastAsia"/>
+          <w:rFonts w:hint="eastAsia" w:eastAsia="黑体"/>
         </w:rPr>
         <w:t xml:space="preserve">增大，灵敏度提升，但功耗与噪声上升。</w:t>
       </w:r>
@@ -2189,7 +2451,7 @@
       </w:pPr>
       <w:r>
         <w:rPr>
-          <w:rFonts w:hint="eastAsia"/>
+          <w:rFonts w:hint="eastAsia" w:eastAsia="黑体"/>
           <w:b/>
           <w:bCs/>
         </w:rPr>
@@ -2197,20 +2459,27 @@
       </w:r>
       <w:r>
         <w:rPr>
+          <w:rFonts w:eastAsia="黑体"/>
           <w:b/>
           <w:bCs/>
         </w:rPr>
         <w:t xml:space="preserve"> ↑</w:t>
       </w:r>
       <w:r>
+        <w:rPr>
+          <w:rFonts w:eastAsia="黑体"/>
+        </w:rPr>
         <w:t xml:space="preserve"> </w:t>
       </w:r>
       <w:r>
+        <w:rPr>
+          <w:rFonts w:eastAsia="黑体"/>
+        </w:rPr>
         <w:t xml:space="preserve">→ </w:t>
       </w:r>
       <w:r>
         <w:rPr>
-          <w:rFonts w:hint="eastAsia"/>
+          <w:rFonts w:hint="eastAsia" w:eastAsia="黑体"/>
         </w:rPr>
         <w:t xml:space="preserve">输出电压增大，量程减小。</w:t>
       </w:r>
@@ -2225,7 +2494,7 @@
       </w:pPr>
       <w:r>
         <w:rPr>
-          <w:rFonts w:hint="eastAsia"/>
+          <w:rFonts w:hint="eastAsia" w:eastAsia="黑体"/>
         </w:rPr>
         <w:t xml:space="preserve">磁芯材料磁导率越高，聚磁越好，但饱和电流越低。</w:t>
       </w:r>
@@ -2238,7 +2507,7 @@
       </w:pPr>
       <w:r>
         <w:rPr>
-          <w:rFonts w:hint="eastAsia"/>
+          <w:rFonts w:hint="eastAsia" w:eastAsia="黑体"/>
         </w:rPr>
         <w:t xml:space="preserve">典型参数示例</w:t>
       </w:r>
@@ -2253,11 +2522,14 @@
       </w:pPr>
       <w:r>
         <w:rPr>
-          <w:rFonts w:hint="eastAsia"/>
+          <w:rFonts w:hint="eastAsia" w:eastAsia="黑体"/>
         </w:rPr>
         <w:t xml:space="preserve">设</w:t>
       </w:r>
       <w:r>
+        <w:rPr>
+          <w:rFonts w:eastAsia="黑体"/>
+        </w:rPr>
         <w:t xml:space="preserve"> </w:t>
       </w:r>
       <m:oMath>
@@ -2294,15 +2566,21 @@
         </m:r>
       </m:oMath>
       <w:r>
+        <w:rPr>
+          <w:rFonts w:eastAsia="黑体"/>
+        </w:rPr>
         <w:t xml:space="preserve"> </w:t>
       </w:r>
       <w:r>
         <w:rPr>
-          <w:rFonts w:hint="eastAsia"/>
+          <w:rFonts w:hint="eastAsia" w:eastAsia="黑体"/>
         </w:rPr>
         <w:t xml:space="preserve">通过单匝穿过带气隙磁芯，若测得</w:t>
       </w:r>
       <w:r>
+        <w:rPr>
+          <w:rFonts w:eastAsia="黑体"/>
+        </w:rPr>
         <w:t xml:space="preserve"> </w:t>
       </w:r>
       <m:oMath>
@@ -2330,6 +2608,9 @@
         </m:r>
       </m:oMath>
       <w:r>
+        <w:rPr>
+          <w:rFonts w:eastAsia="黑体"/>
+        </w:rPr>
         <w:t xml:space="preserve">、</w:t>
       </w:r>
       <m:oMath>
@@ -2366,6 +2647,9 @@
         </m:r>
       </m:oMath>
       <w:r>
+        <w:rPr>
+          <w:rFonts w:eastAsia="黑体"/>
+        </w:rPr>
         <w:t xml:space="preserve">、</w:t>
       </w:r>
       <m:oMath>
@@ -2403,7 +2687,7 @@
       </m:oMath>
       <w:r>
         <w:rPr>
-          <w:rFonts w:hint="eastAsia"/>
+          <w:rFonts w:hint="eastAsia" w:eastAsia="黑体"/>
         </w:rPr>
         <w:t xml:space="preserve">：</w:t>
       </w:r>
@@ -2517,7 +2801,7 @@
       </m:oMath>
       <w:r>
         <w:rPr>
-          <w:rFonts w:hint="eastAsia"/>
+          <w:rFonts w:hint="eastAsia" w:eastAsia="黑体"/>
         </w:rPr>
         <w:t xml:space="preserve">（需经放大）。</w:t>
       </w:r>
@@ -2532,11 +2816,14 @@
       </w:pPr>
       <w:r>
         <w:rPr>
-          <w:rFonts w:hint="eastAsia"/>
+          <w:rFonts w:hint="eastAsia" w:eastAsia="黑体"/>
         </w:rPr>
         <w:t xml:space="preserve">若系统设计灵敏度</w:t>
       </w:r>
       <w:r>
+        <w:rPr>
+          <w:rFonts w:eastAsia="黑体"/>
+        </w:rPr>
         <w:t xml:space="preserve"> </w:t>
       </w:r>
       <m:oMath>
@@ -2565,11 +2852,14 @@
       </m:oMath>
       <w:r>
         <w:rPr>
-          <w:rFonts w:hint="eastAsia"/>
+          <w:rFonts w:hint="eastAsia" w:eastAsia="黑体"/>
         </w:rPr>
         <w:t xml:space="preserve">，则</w:t>
       </w:r>
       <w:r>
+        <w:rPr>
+          <w:rFonts w:eastAsia="黑体"/>
+        </w:rPr>
         <w:t xml:space="preserve"> </w:t>
       </w:r>
       <m:oMath>
@@ -2606,15 +2896,21 @@
         </m:r>
       </m:oMath>
       <w:r>
+        <w:rPr>
+          <w:rFonts w:eastAsia="黑体"/>
+        </w:rPr>
         <w:t xml:space="preserve"> </w:t>
       </w:r>
       <w:r>
         <w:rPr>
-          <w:rFonts w:hint="eastAsia"/>
+          <w:rFonts w:hint="eastAsia" w:eastAsia="黑体"/>
         </w:rPr>
         <w:t xml:space="preserve">时</w:t>
       </w:r>
       <w:r>
+        <w:rPr>
+          <w:rFonts w:eastAsia="黑体"/>
+        </w:rPr>
         <w:t xml:space="preserve"> </w:t>
       </w:r>
       <m:oMath>
@@ -2657,6 +2953,9 @@
         </m:r>
       </m:oMath>
       <w:r>
+        <w:rPr>
+          <w:rFonts w:eastAsia="黑体"/>
+        </w:rPr>
         <w:t xml:space="preserve">。</w:t>
       </w:r>
     </w:p>
@@ -2668,7 +2967,7 @@
       </w:pPr>
       <w:r>
         <w:rPr>
-          <w:rFonts w:hint="eastAsia"/>
+          <w:rFonts w:hint="eastAsia" w:eastAsia="黑体"/>
         </w:rPr>
         <w:t xml:space="preserve">常见器件型号</w:t>
       </w:r>
@@ -2683,7 +2982,7 @@
       </w:pPr>
       <w:r>
         <w:rPr>
-          <w:rFonts w:hint="eastAsia"/>
+          <w:rFonts w:hint="eastAsia" w:eastAsia="黑体"/>
         </w:rPr>
         <w:t xml:space="preserve">集成霍尔电流传感器：ACS712、ACS758、ACS770。</w:t>
       </w:r>
@@ -2698,16 +2997,19 @@
       </w:pPr>
       <w:r>
         <w:rPr>
-          <w:rFonts w:hint="eastAsia"/>
+          <w:rFonts w:hint="eastAsia" w:eastAsia="黑体"/>
         </w:rPr>
         <w:t xml:space="preserve">霍尔元件：SS49E（线性）、Allegro</w:t>
       </w:r>
       <w:r>
+        <w:rPr>
+          <w:rFonts w:eastAsia="黑体"/>
+        </w:rPr>
         <w:t xml:space="preserve"> </w:t>
       </w:r>
       <w:r>
         <w:rPr>
-          <w:rFonts w:hint="eastAsia"/>
+          <w:rFonts w:hint="eastAsia" w:eastAsia="黑体"/>
         </w:rPr>
         <w:t xml:space="preserve">系列。</w:t>
       </w:r>
@@ -2720,7 +3022,7 @@
       </w:pPr>
       <w:r>
         <w:rPr>
-          <w:rFonts w:hint="eastAsia"/>
+          <w:rFonts w:hint="eastAsia" w:eastAsia="黑体"/>
         </w:rPr>
         <w:t xml:space="preserve">注意事项</w:t>
       </w:r>
@@ -2735,7 +3037,7 @@
       </w:pPr>
       <w:r>
         <w:rPr>
-          <w:rFonts w:hint="eastAsia"/>
+          <w:rFonts w:hint="eastAsia" w:eastAsia="黑体"/>
         </w:rPr>
         <w:t xml:space="preserve">开环霍尔传感器精度受磁芯剩磁、温漂影响，高精度需闭环（磁平衡）霍尔方案。</w:t>
       </w:r>
@@ -2750,7 +3052,7 @@
       </w:pPr>
       <w:r>
         <w:rPr>
-          <w:rFonts w:hint="eastAsia"/>
+          <w:rFonts w:hint="eastAsia" w:eastAsia="黑体"/>
         </w:rPr>
         <w:t xml:space="preserve">注意量程与磁饱和：电流过大时输出饱和失真。</w:t>
       </w:r>
@@ -2765,7 +3067,7 @@
       </w:pPr>
       <w:r>
         <w:rPr>
-          <w:rFonts w:hint="eastAsia"/>
+          <w:rFonts w:hint="eastAsia" w:eastAsia="黑体"/>
         </w:rPr>
         <w:t xml:space="preserve">霍尔元件偏置电流不宜过大，避免自热漂移。</w:t>
       </w:r>
@@ -2780,7 +3082,7 @@
       </w:pPr>
       <w:r>
         <w:rPr>
-          <w:rFonts w:hint="eastAsia"/>
+          <w:rFonts w:hint="eastAsia" w:eastAsia="黑体"/>
         </w:rPr>
         <w:t xml:space="preserve">交流/直流均可测量，天然具有电气隔离能力。</w:t>
       </w:r>
@@ -2793,7 +3095,7 @@
       </w:pPr>
       <w:r>
         <w:rPr>
-          <w:rFonts w:hint="eastAsia"/>
+          <w:rFonts w:hint="eastAsia" w:eastAsia="黑体"/>
         </w:rPr>
         <w:t xml:space="preserve">参考资料</w:t>
       </w:r>
@@ -2807,11 +3109,14 @@
         </w:numPr>
       </w:pPr>
       <w:r>
+        <w:rPr>
+          <w:rFonts w:eastAsia="黑体"/>
+        </w:rPr>
         <w:t xml:space="preserve">Allegro ACS712 </w:t>
       </w:r>
       <w:r>
         <w:rPr>
-          <w:rFonts w:hint="eastAsia"/>
+          <w:rFonts w:hint="eastAsia" w:eastAsia="黑体"/>
         </w:rPr>
         <w:t xml:space="preserve">数据手册。</w:t>
       </w:r>
@@ -2825,6 +3130,9 @@
         </w:numPr>
       </w:pPr>
       <w:r>
+        <w:rPr>
+          <w:rFonts w:eastAsia="黑体"/>
+        </w:rPr>
         <w:t xml:space="preserve">Wikipedia: Hall effect sensor。</w:t>
       </w:r>
     </w:p>
@@ -2838,7 +3146,7 @@
       </w:pPr>
       <w:r>
         <w:rPr>
-          <w:rFonts w:hint="eastAsia"/>
+          <w:rFonts w:hint="eastAsia" w:eastAsia="黑体"/>
         </w:rPr>
         <w:t xml:space="preserve">《传感器与检测技术》。</w:t>
       </w:r>
@@ -2852,11 +3160,11 @@
       </w:pPr>
       <w:r>
         <w:rPr>
-          <w:rFonts w:ascii="Times New Roman" w:hAnsi="Times New Roman"/>
+          <w:rFonts w:ascii="Times New Roman" w:hAnsi="Times New Roman" w:eastAsia="黑体"/>
           <w:color w:val="555555"/>
           <w:sz w:val="21"/>
         </w:rPr>
-        <w:t>材料收集者：杜文杰</w:t>
+        <w:t>材料收集者：杜文杰，WX手机：19519196569，QQ:3478827729</w:t>
       </w:r>
     </w:p>
     <w:sectPr>
@@ -2876,7 +3184,7 @@
 </file>
 
 <file path=word/footer1.xml><?xml version="1.0" encoding="utf-8"?>
-<w:ftr xmlns:m="http://schemas.openxmlformats.org/officeDocument/2006/math" xmlns:mc="http://schemas.openxmlformats.org/markup-compatibility/2006" xmlns:mo="http://schemas.microsoft.com/office/mac/office/2008/main" xmlns:mv="urn:schemas-microsoft-com:mac:vml" xmlns:o="urn:schemas-microsoft-com:office:office" xmlns:r="http://schemas.openxmlformats.org/officeDocument/2006/relationships" xmlns:v="urn:schemas-microsoft-com:vml" xmlns:w10="urn:schemas-microsoft-com:office:word" xmlns:w14="http://schemas.microsoft.com/office/word/2010/wordml" xmlns:w="http://schemas.openxmlformats.org/wordprocessingml/2006/main" xmlns:wne="http://schemas.microsoft.com/office/word/2006/wordml" xmlns:wp14="http://schemas.microsoft.com/office/word/2010/wordprocessingDrawing" xmlns:wp="http://schemas.openxmlformats.org/drawingml/2006/wordprocessingDrawing" xmlns:wpc="http://schemas.microsoft.com/office/word/2010/wordprocessingCanvas" xmlns:wpg="http://schemas.microsoft.com/office/word/2010/wordprocessingGroup" xmlns:wpi="http://schemas.microsoft.com/office/word/2010/wordprocessingInk" xmlns:wps="http://schemas.microsoft.com/office/word/2010/wordprocessingShape" mc:Ignorable="w14 wp14">
+<w:ftr xmlns:mc="http://schemas.openxmlformats.org/markup-compatibility/2006" xmlns:w="http://schemas.openxmlformats.org/wordprocessingml/2006/main" xmlns:m="http://schemas.openxmlformats.org/officeDocument/2006/math" xmlns:mo="http://schemas.microsoft.com/office/mac/office/2008/main" xmlns:mv="urn:schemas-microsoft-com:mac:vml" xmlns:o="urn:schemas-microsoft-com:office:office" xmlns:r="http://schemas.openxmlformats.org/officeDocument/2006/relationships" xmlns:v="urn:schemas-microsoft-com:vml" xmlns:w10="urn:schemas-microsoft-com:office:word" xmlns:w14="http://schemas.microsoft.com/office/word/2010/wordml" xmlns:wne="http://schemas.microsoft.com/office/word/2006/wordml" xmlns:wp14="http://schemas.microsoft.com/office/word/2010/wordprocessingDrawing" xmlns:wp="http://schemas.openxmlformats.org/drawingml/2006/wordprocessingDrawing" xmlns:wpc="http://schemas.microsoft.com/office/word/2010/wordprocessingCanvas" xmlns:wpg="http://schemas.microsoft.com/office/word/2010/wordprocessingGroup" xmlns:wpi="http://schemas.microsoft.com/office/word/2010/wordprocessingInk" xmlns:wps="http://schemas.microsoft.com/office/word/2010/wordprocessingShape" mc:Ignorable="w14 wp14">
   <w:p>
     <w:pPr>
       <w:pStyle w:val="Footer"/>
@@ -2884,12 +3192,14 @@
     </w:pPr>
     <w:r>
       <w:rPr>
+        <w:rFonts w:eastAsia="黑体"/>
         <w:sz w:val="18"/>
       </w:rPr>
       <w:t xml:space="preserve">第 </w:t>
     </w:r>
     <w:r>
       <w:rPr>
+        <w:rFonts w:eastAsia="黑体"/>
         <w:sz w:val="18"/>
       </w:rPr>
       <w:fldChar w:fldCharType="begin"/>
@@ -2898,6 +3208,7 @@
     </w:r>
     <w:r>
       <w:rPr>
+        <w:rFonts w:eastAsia="黑体"/>
         <w:sz w:val="18"/>
       </w:rPr>
       <w:t xml:space="preserve"> 页</w:t>
@@ -2911,6 +3222,9 @@
   <w:footnote w:type="continuationSeparator" w:id="0">
     <w:p>
       <w:r>
+        <w:rPr>
+          <w:rFonts w:eastAsia="黑体"/>
+        </w:rPr>
         <w:continuationSeparator/>
       </w:r>
     </w:p>
@@ -2918,6 +3232,9 @@
   <w:footnote w:type="separator" w:id="-1">
     <w:p>
       <w:r>
+        <w:rPr>
+          <w:rFonts w:eastAsia="黑体"/>
+        </w:rPr>
         <w:separator/>
       </w:r>
     </w:p>
@@ -2926,7 +3243,7 @@
 </file>
 
 <file path=word/header1.xml><?xml version="1.0" encoding="utf-8"?>
-<w:hdr xmlns:m="http://schemas.openxmlformats.org/officeDocument/2006/math" xmlns:mc="http://schemas.openxmlformats.org/markup-compatibility/2006" xmlns:mo="http://schemas.microsoft.com/office/mac/office/2008/main" xmlns:mv="urn:schemas-microsoft-com:mac:vml" xmlns:o="urn:schemas-microsoft-com:office:office" xmlns:r="http://schemas.openxmlformats.org/officeDocument/2006/relationships" xmlns:v="urn:schemas-microsoft-com:vml" xmlns:w10="urn:schemas-microsoft-com:office:word" xmlns:w14="http://schemas.microsoft.com/office/word/2010/wordml" xmlns:w="http://schemas.openxmlformats.org/wordprocessingml/2006/main" xmlns:wne="http://schemas.microsoft.com/office/word/2006/wordml" xmlns:wp14="http://schemas.microsoft.com/office/word/2010/wordprocessingDrawing" xmlns:wp="http://schemas.openxmlformats.org/drawingml/2006/wordprocessingDrawing" xmlns:wpc="http://schemas.microsoft.com/office/word/2010/wordprocessingCanvas" xmlns:wpg="http://schemas.microsoft.com/office/word/2010/wordprocessingGroup" xmlns:wpi="http://schemas.microsoft.com/office/word/2010/wordprocessingInk" xmlns:wps="http://schemas.microsoft.com/office/word/2010/wordprocessingShape" mc:Ignorable="w14 wp14">
+<w:hdr xmlns:mc="http://schemas.openxmlformats.org/markup-compatibility/2006" xmlns:w="http://schemas.openxmlformats.org/wordprocessingml/2006/main" xmlns:m="http://schemas.openxmlformats.org/officeDocument/2006/math" xmlns:mo="http://schemas.microsoft.com/office/mac/office/2008/main" xmlns:mv="urn:schemas-microsoft-com:mac:vml" xmlns:o="urn:schemas-microsoft-com:office:office" xmlns:r="http://schemas.openxmlformats.org/officeDocument/2006/relationships" xmlns:v="urn:schemas-microsoft-com:vml" xmlns:w10="urn:schemas-microsoft-com:office:word" xmlns:w14="http://schemas.microsoft.com/office/word/2010/wordml" xmlns:wne="http://schemas.microsoft.com/office/word/2006/wordml" xmlns:wp14="http://schemas.microsoft.com/office/word/2010/wordprocessingDrawing" xmlns:wp="http://schemas.openxmlformats.org/drawingml/2006/wordprocessingDrawing" xmlns:wpc="http://schemas.microsoft.com/office/word/2010/wordprocessingCanvas" xmlns:wpg="http://schemas.microsoft.com/office/word/2010/wordprocessingGroup" xmlns:wpi="http://schemas.microsoft.com/office/word/2010/wordprocessingInk" xmlns:wps="http://schemas.microsoft.com/office/word/2010/wordprocessingShape" mc:Ignorable="w14 wp14">
   <w:p>
     <w:pPr>
       <w:pStyle w:val="Header"/>
@@ -2934,7 +3251,7 @@
     </w:pPr>
     <w:r>
       <w:rPr>
-        <w:rFonts w:ascii="Times New Roman" w:hAnsi="Times New Roman"/>
+        <w:rFonts w:ascii="Times New Roman" w:hAnsi="Times New Roman" w:eastAsia="黑体"/>
         <w:sz w:val="18"/>
         <w:rFonts w:eastAsia="黑体"/>
         <w:rFonts w:eastAsia="黑体"/>
@@ -2946,7 +3263,7 @@
 </file>
 
 <file path=word/numbering.xml><?xml version="1.0" encoding="utf-8"?>
-<w:numbering xmlns:m="http://schemas.openxmlformats.org/officeDocument/2006/math" xmlns:mc="http://schemas.openxmlformats.org/markup-compatibility/2006" xmlns:mo="http://schemas.microsoft.com/office/mac/office/2008/main" xmlns:mv="urn:schemas-microsoft-com:mac:vml" xmlns:o="urn:schemas-microsoft-com:office:office" xmlns:r="http://schemas.openxmlformats.org/officeDocument/2006/relationships" xmlns:v="urn:schemas-microsoft-com:vml" xmlns:w="http://schemas.openxmlformats.org/wordprocessingml/2006/main" xmlns:w10="urn:schemas-microsoft-com:office:word" xmlns:w14="http://schemas.microsoft.com/office/word/2010/wordml" xmlns:wne="http://schemas.microsoft.com/office/word/2006/wordml" xmlns:wp="http://schemas.openxmlformats.org/drawingml/2006/wordprocessingDrawing" xmlns:wp14="http://schemas.microsoft.com/office/word/2010/wordprocessingDrawing" xmlns:wpc="http://schemas.microsoft.com/office/word/2010/wordprocessingCanvas" xmlns:wpg="http://schemas.microsoft.com/office/word/2010/wordprocessingGroup" xmlns:wpi="http://schemas.microsoft.com/office/word/2010/wordprocessingInk" xmlns:wps="http://schemas.microsoft.com/office/word/2010/wordprocessingShape" mc:Ignorable="w14 wp14">
+<w:numbering xmlns:mc="http://schemas.openxmlformats.org/markup-compatibility/2006" xmlns:w="http://schemas.openxmlformats.org/wordprocessingml/2006/main" xmlns:m="http://schemas.openxmlformats.org/officeDocument/2006/math" xmlns:mo="http://schemas.microsoft.com/office/mac/office/2008/main" xmlns:mv="urn:schemas-microsoft-com:mac:vml" xmlns:o="urn:schemas-microsoft-com:office:office" xmlns:r="http://schemas.openxmlformats.org/officeDocument/2006/relationships" xmlns:v="urn:schemas-microsoft-com:vml" xmlns:w10="urn:schemas-microsoft-com:office:word" xmlns:w14="http://schemas.microsoft.com/office/word/2010/wordml" xmlns:wne="http://schemas.microsoft.com/office/word/2006/wordml" xmlns:wp="http://schemas.openxmlformats.org/drawingml/2006/wordprocessingDrawing" xmlns:wp14="http://schemas.microsoft.com/office/word/2010/wordprocessingDrawing" xmlns:wpc="http://schemas.microsoft.com/office/word/2010/wordprocessingCanvas" xmlns:wpg="http://schemas.microsoft.com/office/word/2010/wordprocessingGroup" xmlns:wpi="http://schemas.microsoft.com/office/word/2010/wordprocessingInk" xmlns:wps="http://schemas.microsoft.com/office/word/2010/wordprocessingShape" mc:Ignorable="w14 wp14">
   <w:abstractNum w:abstractNumId="0">
     <w:nsid w:val="FFFFFF7C"/>
     <w:multiLevelType w:val="singleLevel"/>
@@ -3033,7 +3350,7 @@
         <w:ind w:hanging="360" w:left="1440"/>
       </w:pPr>
       <w:rPr>
-        <w:rFonts w:ascii="Symbol" w:hAnsi="Symbol" w:hint="default"/>
+        <w:rFonts w:ascii="Symbol" w:hAnsi="Symbol" w:hint="default" w:eastAsia="黑体"/>
       </w:rPr>
     </w:lvl>
   </w:abstractNum>
@@ -3054,7 +3371,7 @@
         <w:ind w:hanging="360" w:left="1080"/>
       </w:pPr>
       <w:rPr>
-        <w:rFonts w:ascii="Symbol" w:hAnsi="Symbol" w:hint="default"/>
+        <w:rFonts w:ascii="Symbol" w:hAnsi="Symbol" w:hint="default" w:eastAsia="黑体"/>
       </w:rPr>
     </w:lvl>
   </w:abstractNum>
@@ -3075,7 +3392,7 @@
         <w:ind w:hanging="360" w:left="720"/>
       </w:pPr>
       <w:rPr>
-        <w:rFonts w:ascii="Symbol" w:hAnsi="Symbol" w:hint="default"/>
+        <w:rFonts w:ascii="Symbol" w:hAnsi="Symbol" w:hint="default" w:eastAsia="黑体"/>
       </w:rPr>
     </w:lvl>
   </w:abstractNum>
@@ -3114,7 +3431,7 @@
         <w:ind w:hanging="360" w:left="360"/>
       </w:pPr>
       <w:rPr>
-        <w:rFonts w:ascii="Symbol" w:hAnsi="Symbol" w:hint="default"/>
+        <w:rFonts w:ascii="Symbol" w:hAnsi="Symbol" w:hint="default" w:eastAsia="黑体"/>
       </w:rPr>
     </w:lvl>
   </w:abstractNum>
@@ -3205,7 +3522,7 @@
         <w:ind w:left="720" w:hanging="360"/>
       </w:pPr>
       <w:rPr>
-        <w:rFonts w:ascii="Symbol" w:hAnsi="Symbol" w:cs="Symbol" w:hint="default"/>
+        <w:rFonts w:ascii="Symbol" w:hAnsi="Symbol" w:cs="Symbol" w:hint="default" w:eastAsia="黑体"/>
       </w:rPr>
     </w:lvl>
     <w:lvl w:ilvl="1">
@@ -3216,7 +3533,7 @@
         <w:ind w:left="1440" w:hanging="360"/>
       </w:pPr>
       <w:rPr>
-        <w:rFonts w:ascii="Courier New" w:hAnsi="Courier New" w:cs="Courier New" w:hint="default"/>
+        <w:rFonts w:ascii="Courier New" w:hAnsi="Courier New" w:cs="Courier New" w:hint="default" w:eastAsia="黑体"/>
       </w:rPr>
     </w:lvl>
     <w:lvl w:ilvl="2">
@@ -3227,7 +3544,7 @@
         <w:ind w:left="2160" w:hanging="360"/>
       </w:pPr>
       <w:rPr>
-        <w:rFonts w:ascii="Wingdings" w:hAnsi="Wingdings" w:cs="Wingdings" w:hint="default"/>
+        <w:rFonts w:ascii="Wingdings" w:hAnsi="Wingdings" w:cs="Wingdings" w:hint="default" w:eastAsia="黑体"/>
       </w:rPr>
     </w:lvl>
     <w:lvl w:ilvl="3">
@@ -3238,7 +3555,7 @@
         <w:ind w:left="2880" w:hanging="360"/>
       </w:pPr>
       <w:rPr>
-        <w:rFonts w:ascii="Symbol" w:hAnsi="Symbol" w:cs="Symbol" w:hint="default"/>
+        <w:rFonts w:ascii="Symbol" w:hAnsi="Symbol" w:cs="Symbol" w:hint="default" w:eastAsia="黑体"/>
       </w:rPr>
     </w:lvl>
     <w:lvl w:ilvl="4">
@@ -3249,7 +3566,7 @@
         <w:ind w:left="3600" w:hanging="360"/>
       </w:pPr>
       <w:rPr>
-        <w:rFonts w:ascii="Courier New" w:hAnsi="Courier New" w:cs="Courier New" w:hint="default"/>
+        <w:rFonts w:ascii="Courier New" w:hAnsi="Courier New" w:cs="Courier New" w:hint="default" w:eastAsia="黑体"/>
       </w:rPr>
     </w:lvl>
     <w:lvl w:ilvl="5">
@@ -3260,7 +3577,7 @@
         <w:ind w:left="4320" w:hanging="360"/>
       </w:pPr>
       <w:rPr>
-        <w:rFonts w:ascii="Wingdings" w:hAnsi="Wingdings" w:cs="Wingdings" w:hint="default"/>
+        <w:rFonts w:ascii="Wingdings" w:hAnsi="Wingdings" w:cs="Wingdings" w:hint="default" w:eastAsia="黑体"/>
       </w:rPr>
     </w:lvl>
     <w:lvl w:ilvl="6">
@@ -3271,7 +3588,7 @@
         <w:ind w:left="5040" w:hanging="360"/>
       </w:pPr>
       <w:rPr>
-        <w:rFonts w:ascii="Symbol" w:hAnsi="Symbol" w:cs="Symbol" w:hint="default"/>
+        <w:rFonts w:ascii="Symbol" w:hAnsi="Symbol" w:cs="Symbol" w:hint="default" w:eastAsia="黑体"/>
       </w:rPr>
     </w:lvl>
     <w:lvl w:ilvl="7">
@@ -3282,7 +3599,7 @@
         <w:ind w:left="5760" w:hanging="360"/>
       </w:pPr>
       <w:rPr>
-        <w:rFonts w:ascii="Courier New" w:hAnsi="Courier New" w:cs="Courier New" w:hint="default"/>
+        <w:rFonts w:ascii="Courier New" w:hAnsi="Courier New" w:cs="Courier New" w:hint="default" w:eastAsia="黑体"/>
       </w:rPr>
     </w:lvl>
     <w:lvl w:ilvl="8">
@@ -3293,7 +3610,7 @@
         <w:ind w:left="6480" w:hanging="360"/>
       </w:pPr>
       <w:rPr>
-        <w:rFonts w:ascii="Wingdings" w:hAnsi="Wingdings" w:cs="Wingdings" w:hint="default"/>
+        <w:rFonts w:ascii="Wingdings" w:hAnsi="Wingdings" w:cs="Wingdings" w:hint="default" w:eastAsia="黑体"/>
       </w:rPr>
     </w:lvl>
   </w:abstractNum>
@@ -3349,11 +3666,11 @@
 </file>
 
 <file path=word/styles.xml><?xml version="1.0" encoding="utf-8"?>
-<w:styles xmlns:mc="http://schemas.openxmlformats.org/markup-compatibility/2006" xmlns:r="http://schemas.openxmlformats.org/officeDocument/2006/relationships" xmlns:w="http://schemas.openxmlformats.org/wordprocessingml/2006/main" xmlns:w14="http://schemas.microsoft.com/office/word/2010/wordml" mc:Ignorable="w14">
+<w:styles xmlns:mc="http://schemas.openxmlformats.org/markup-compatibility/2006" xmlns:w="http://schemas.openxmlformats.org/wordprocessingml/2006/main" xmlns:r="http://schemas.openxmlformats.org/officeDocument/2006/relationships" xmlns:w14="http://schemas.microsoft.com/office/word/2010/wordml" mc:Ignorable="w14">
   <w:docDefaults>
     <w:rPrDefault>
       <w:rPr>
-        <w:rFonts w:asciiTheme="minorHAnsi" w:cstheme="minorBidi" w:eastAsiaTheme="minorEastAsia" w:hAnsiTheme="minorHAnsi"/>
+        <w:rFonts w:asciiTheme="minorHAnsi" w:cstheme="minorBidi" w:hAnsiTheme="minorHAnsi" w:eastAsia="黑体"/>
         <w:sz w:val="22"/>
         <w:szCs w:val="22"/>
         <w:lang w:bidi="ar-SA" w:eastAsia="en-US" w:val="en-US"/>
@@ -3575,7 +3892,7 @@
       <w:outlineLvl w:val="0"/>
     </w:pPr>
     <w:rPr>
-      <w:rFonts w:ascii="Times New Roman" w:asciiTheme="majorHAnsi" w:cstheme="majorBidi" w:eastAsia="黑体" w:eastAsiaTheme="majorEastAsia" w:hAnsi="Times New Roman" w:hAnsiTheme="majorHAnsi"/>
+      <w:rFonts w:ascii="Times New Roman" w:asciiTheme="majorHAnsi" w:cstheme="majorBidi" w:eastAsia="黑体" w:hAnsi="Times New Roman" w:hAnsiTheme="majorHAnsi"/>
       <w:b/>
       <w:bCs/>
       <w:color w:val="1F3864"/>
@@ -3599,7 +3916,7 @@
       <w:outlineLvl w:val="1"/>
     </w:pPr>
     <w:rPr>
-      <w:rFonts w:ascii="Times New Roman" w:asciiTheme="majorHAnsi" w:cstheme="majorBidi" w:eastAsia="黑体" w:eastAsiaTheme="majorEastAsia" w:hAnsi="Times New Roman" w:hAnsiTheme="majorHAnsi"/>
+      <w:rFonts w:ascii="Times New Roman" w:asciiTheme="majorHAnsi" w:cstheme="majorBidi" w:eastAsia="黑体" w:hAnsi="Times New Roman" w:hAnsiTheme="majorHAnsi"/>
       <w:b/>
       <w:bCs/>
       <w:color w:val="2E4E7E"/>
@@ -3623,7 +3940,7 @@
       <w:outlineLvl w:val="2"/>
     </w:pPr>
     <w:rPr>
-      <w:rFonts w:ascii="Times New Roman" w:asciiTheme="majorHAnsi" w:cstheme="majorBidi" w:eastAsia="黑体" w:eastAsiaTheme="majorEastAsia" w:hAnsi="Times New Roman" w:hAnsiTheme="majorHAnsi"/>
+      <w:rFonts w:ascii="Times New Roman" w:asciiTheme="majorHAnsi" w:cstheme="majorBidi" w:eastAsia="黑体" w:hAnsi="Times New Roman" w:hAnsiTheme="majorHAnsi"/>
       <w:b/>
       <w:bCs/>
       <w:color w:val="2E4E7E"/>
@@ -3647,7 +3964,7 @@
       <w:outlineLvl w:val="3"/>
     </w:pPr>
     <w:rPr>
-      <w:rFonts w:ascii="Times New Roman" w:asciiTheme="majorHAnsi" w:cstheme="majorBidi" w:eastAsia="黑体" w:eastAsiaTheme="majorEastAsia" w:hAnsi="Times New Roman" w:hAnsiTheme="majorHAnsi"/>
+      <w:rFonts w:ascii="Times New Roman" w:asciiTheme="majorHAnsi" w:cstheme="majorBidi" w:eastAsia="黑体" w:hAnsi="Times New Roman" w:hAnsiTheme="majorHAnsi"/>
       <w:b/>
       <w:bCs/>
       <w:i/>
@@ -3673,7 +3990,7 @@
       <w:outlineLvl w:val="4"/>
     </w:pPr>
     <w:rPr>
-      <w:rFonts w:ascii="Times New Roman" w:asciiTheme="majorHAnsi" w:cstheme="majorBidi" w:eastAsia="黑体" w:eastAsiaTheme="majorEastAsia" w:hAnsi="Times New Roman" w:hAnsiTheme="majorHAnsi"/>
+      <w:rFonts w:ascii="Times New Roman" w:asciiTheme="majorHAnsi" w:cstheme="majorBidi" w:eastAsia="黑体" w:hAnsi="Times New Roman" w:hAnsiTheme="majorHAnsi"/>
       <w:b/>
       <w:color w:val="333333"/>
       <w:sz w:val="22"/>
@@ -3696,7 +4013,7 @@
       <w:outlineLvl w:val="5"/>
     </w:pPr>
     <w:rPr>
-      <w:rFonts w:asciiTheme="majorHAnsi" w:cstheme="majorBidi" w:eastAsiaTheme="majorEastAsia" w:hAnsiTheme="majorHAnsi"/>
+      <w:rFonts w:asciiTheme="majorHAnsi" w:cstheme="majorBidi" w:hAnsiTheme="majorHAnsi" w:eastAsia="黑体"/>
       <w:i/>
       <w:iCs/>
       <w:color w:themeColor="accent1" w:themeShade="7F" w:val="243F60"/>
@@ -3719,7 +4036,7 @@
       <w:outlineLvl w:val="6"/>
     </w:pPr>
     <w:rPr>
-      <w:rFonts w:asciiTheme="majorHAnsi" w:cstheme="majorBidi" w:eastAsiaTheme="majorEastAsia" w:hAnsiTheme="majorHAnsi"/>
+      <w:rFonts w:asciiTheme="majorHAnsi" w:cstheme="majorBidi" w:hAnsiTheme="majorHAnsi" w:eastAsia="黑体"/>
       <w:i/>
       <w:iCs/>
       <w:color w:themeColor="text1" w:themeTint="BF" w:val="404040"/>
@@ -3742,7 +4059,7 @@
       <w:outlineLvl w:val="7"/>
     </w:pPr>
     <w:rPr>
-      <w:rFonts w:asciiTheme="majorHAnsi" w:cstheme="majorBidi" w:eastAsiaTheme="majorEastAsia" w:hAnsiTheme="majorHAnsi"/>
+      <w:rFonts w:asciiTheme="majorHAnsi" w:cstheme="majorBidi" w:hAnsiTheme="majorHAnsi" w:eastAsia="黑体"/>
       <w:color w:themeColor="accent1" w:val="4F81BD"/>
       <w:sz w:val="20"/>
       <w:szCs w:val="20"/>
@@ -3765,7 +4082,7 @@
       <w:outlineLvl w:val="8"/>
     </w:pPr>
     <w:rPr>
-      <w:rFonts w:asciiTheme="majorHAnsi" w:cstheme="majorBidi" w:eastAsiaTheme="majorEastAsia" w:hAnsiTheme="majorHAnsi"/>
+      <w:rFonts w:asciiTheme="majorHAnsi" w:cstheme="majorBidi" w:hAnsiTheme="majorHAnsi" w:eastAsia="黑体"/>
       <w:i/>
       <w:iCs/>
       <w:color w:themeColor="text1" w:themeTint="BF" w:val="404040"/>
@@ -3816,7 +4133,7 @@
     <w:uiPriority w:val="9"/>
     <w:rsid w:val="00FC693F"/>
     <w:rPr>
-      <w:rFonts w:asciiTheme="majorHAnsi" w:cstheme="majorBidi" w:eastAsiaTheme="majorEastAsia" w:hAnsiTheme="majorHAnsi"/>
+      <w:rFonts w:asciiTheme="majorHAnsi" w:cstheme="majorBidi" w:hAnsiTheme="majorHAnsi" w:eastAsia="黑体"/>
       <w:b/>
       <w:bCs/>
       <w:color w:themeColor="accent1" w:themeShade="BF" w:val="365F91"/>
@@ -3831,7 +4148,7 @@
     <w:uiPriority w:val="9"/>
     <w:rsid w:val="00FC693F"/>
     <w:rPr>
-      <w:rFonts w:asciiTheme="majorHAnsi" w:cstheme="majorBidi" w:eastAsiaTheme="majorEastAsia" w:hAnsiTheme="majorHAnsi"/>
+      <w:rFonts w:asciiTheme="majorHAnsi" w:cstheme="majorBidi" w:hAnsiTheme="majorHAnsi" w:eastAsia="黑体"/>
       <w:b/>
       <w:bCs/>
       <w:color w:themeColor="accent1" w:val="4F81BD"/>
@@ -3846,7 +4163,7 @@
     <w:uiPriority w:val="9"/>
     <w:rsid w:val="00FC693F"/>
     <w:rPr>
-      <w:rFonts w:asciiTheme="majorHAnsi" w:cstheme="majorBidi" w:eastAsiaTheme="majorEastAsia" w:hAnsiTheme="majorHAnsi"/>
+      <w:rFonts w:asciiTheme="majorHAnsi" w:cstheme="majorBidi" w:hAnsiTheme="majorHAnsi" w:eastAsia="黑体"/>
       <w:b/>
       <w:bCs/>
       <w:color w:themeColor="accent1" w:val="4F81BD"/>
@@ -3869,7 +4186,7 @@
       <w:contextualSpacing/>
     </w:pPr>
     <w:rPr>
-      <w:rFonts w:ascii="Times New Roman" w:asciiTheme="majorHAnsi" w:cstheme="majorBidi" w:eastAsia="黑体" w:eastAsiaTheme="majorEastAsia" w:hAnsi="Times New Roman" w:hAnsiTheme="majorHAnsi"/>
+      <w:rFonts w:ascii="Times New Roman" w:asciiTheme="majorHAnsi" w:cstheme="majorBidi" w:eastAsia="黑体" w:hAnsi="Times New Roman" w:hAnsiTheme="majorHAnsi"/>
       <w:b/>
       <w:color w:val="1F3864"/>
       <w:spacing w:val="5"/>
@@ -3885,7 +4202,7 @@
     <w:uiPriority w:val="10"/>
     <w:rsid w:val="00FC693F"/>
     <w:rPr>
-      <w:rFonts w:asciiTheme="majorHAnsi" w:cstheme="majorBidi" w:eastAsiaTheme="majorEastAsia" w:hAnsiTheme="majorHAnsi"/>
+      <w:rFonts w:asciiTheme="majorHAnsi" w:cstheme="majorBidi" w:hAnsiTheme="majorHAnsi" w:eastAsia="黑体"/>
       <w:color w:themeColor="text2" w:themeShade="BF" w:val="17365D"/>
       <w:spacing w:val="5"/>
       <w:kern w:val="28"/>
@@ -3907,7 +4224,7 @@
       </w:numPr>
     </w:pPr>
     <w:rPr>
-      <w:rFonts w:asciiTheme="majorHAnsi" w:cstheme="majorBidi" w:eastAsiaTheme="majorEastAsia" w:hAnsiTheme="majorHAnsi"/>
+      <w:rFonts w:asciiTheme="majorHAnsi" w:cstheme="majorBidi" w:hAnsiTheme="majorHAnsi" w:eastAsia="黑体"/>
       <w:i/>
       <w:iCs/>
       <w:color w:themeColor="accent1" w:val="4F81BD"/>
@@ -3923,7 +4240,7 @@
     <w:uiPriority w:val="11"/>
     <w:rsid w:val="00FC693F"/>
     <w:rPr>
-      <w:rFonts w:asciiTheme="majorHAnsi" w:cstheme="majorBidi" w:eastAsiaTheme="majorEastAsia" w:hAnsiTheme="majorHAnsi"/>
+      <w:rFonts w:asciiTheme="majorHAnsi" w:cstheme="majorBidi" w:hAnsiTheme="majorHAnsi" w:eastAsia="黑体"/>
       <w:i/>
       <w:iCs/>
       <w:color w:themeColor="accent1" w:val="4F81BD"/>
@@ -3990,6 +4307,7 @@
       <w:spacing w:after="120"/>
     </w:pPr>
     <w:rPr>
+      <w:rFonts w:eastAsia="黑体"/>
       <w:sz w:val="16"/>
       <w:szCs w:val="16"/>
     </w:rPr>
@@ -4001,6 +4319,7 @@
     <w:uiPriority w:val="99"/>
     <w:rsid w:val="00AA1D8D"/>
     <w:rPr>
+      <w:rFonts w:eastAsia="黑体"/>
       <w:sz w:val="16"/>
       <w:szCs w:val="16"/>
     </w:rPr>
@@ -4170,7 +4489,7 @@
       </w:tabs>
     </w:pPr>
     <w:rPr>
-      <w:rFonts w:ascii="Courier" w:hAnsi="Courier"/>
+      <w:rFonts w:ascii="Courier" w:hAnsi="Courier" w:eastAsia="黑体"/>
       <w:sz w:val="20"/>
       <w:szCs w:val="20"/>
     </w:rPr>
@@ -4182,7 +4501,7 @@
     <w:uiPriority w:val="99"/>
     <w:rsid w:val="0029639D"/>
     <w:rPr>
-      <w:rFonts w:ascii="Courier" w:hAnsi="Courier"/>
+      <w:rFonts w:ascii="Courier" w:hAnsi="Courier" w:eastAsia="黑体"/>
       <w:sz w:val="20"/>
       <w:szCs w:val="20"/>
     </w:rPr>
@@ -4218,6 +4537,7 @@
     <w:uiPriority w:val="29"/>
     <w:rsid w:val="00FC693F"/>
     <w:rPr>
+      <w:rFonts w:eastAsia="黑体"/>
       <w:i/>
       <w:iCs/>
       <w:color w:themeColor="text1" w:val="000000"/>
@@ -4231,7 +4551,7 @@
     <w:semiHidden/>
     <w:rsid w:val="00FC693F"/>
     <w:rPr>
-      <w:rFonts w:asciiTheme="majorHAnsi" w:cstheme="majorBidi" w:eastAsiaTheme="majorEastAsia" w:hAnsiTheme="majorHAnsi"/>
+      <w:rFonts w:asciiTheme="majorHAnsi" w:cstheme="majorBidi" w:hAnsiTheme="majorHAnsi" w:eastAsia="黑体"/>
       <w:b/>
       <w:bCs/>
       <w:i/>
@@ -4247,7 +4567,7 @@
     <w:semiHidden/>
     <w:rsid w:val="00FC693F"/>
     <w:rPr>
-      <w:rFonts w:asciiTheme="majorHAnsi" w:cstheme="majorBidi" w:eastAsiaTheme="majorEastAsia" w:hAnsiTheme="majorHAnsi"/>
+      <w:rFonts w:asciiTheme="majorHAnsi" w:cstheme="majorBidi" w:hAnsiTheme="majorHAnsi" w:eastAsia="黑体"/>
       <w:color w:themeColor="accent1" w:themeShade="7F" w:val="243F60"/>
     </w:rPr>
   </w:style>
@@ -4259,7 +4579,7 @@
     <w:semiHidden/>
     <w:rsid w:val="00FC693F"/>
     <w:rPr>
-      <w:rFonts w:asciiTheme="majorHAnsi" w:cstheme="majorBidi" w:eastAsiaTheme="majorEastAsia" w:hAnsiTheme="majorHAnsi"/>
+      <w:rFonts w:asciiTheme="majorHAnsi" w:cstheme="majorBidi" w:hAnsiTheme="majorHAnsi" w:eastAsia="黑体"/>
       <w:i/>
       <w:iCs/>
       <w:color w:themeColor="accent1" w:themeShade="7F" w:val="243F60"/>
@@ -4273,7 +4593,7 @@
     <w:semiHidden/>
     <w:rsid w:val="00FC693F"/>
     <w:rPr>
-      <w:rFonts w:asciiTheme="majorHAnsi" w:cstheme="majorBidi" w:eastAsiaTheme="majorEastAsia" w:hAnsiTheme="majorHAnsi"/>
+      <w:rFonts w:asciiTheme="majorHAnsi" w:cstheme="majorBidi" w:hAnsiTheme="majorHAnsi" w:eastAsia="黑体"/>
       <w:i/>
       <w:iCs/>
       <w:color w:themeColor="text1" w:themeTint="BF" w:val="404040"/>
@@ -4287,7 +4607,7 @@
     <w:semiHidden/>
     <w:rsid w:val="00FC693F"/>
     <w:rPr>
-      <w:rFonts w:asciiTheme="majorHAnsi" w:cstheme="majorBidi" w:eastAsiaTheme="majorEastAsia" w:hAnsiTheme="majorHAnsi"/>
+      <w:rFonts w:asciiTheme="majorHAnsi" w:cstheme="majorBidi" w:hAnsiTheme="majorHAnsi" w:eastAsia="黑体"/>
       <w:color w:themeColor="accent1" w:val="4F81BD"/>
       <w:sz w:val="20"/>
       <w:szCs w:val="20"/>
@@ -4301,7 +4621,7 @@
     <w:semiHidden/>
     <w:rsid w:val="00FC693F"/>
     <w:rPr>
-      <w:rFonts w:asciiTheme="majorHAnsi" w:cstheme="majorBidi" w:eastAsiaTheme="majorEastAsia" w:hAnsiTheme="majorHAnsi"/>
+      <w:rFonts w:asciiTheme="majorHAnsi" w:cstheme="majorBidi" w:hAnsiTheme="majorHAnsi" w:eastAsia="黑体"/>
       <w:i/>
       <w:iCs/>
       <w:color w:themeColor="text1" w:themeTint="BF" w:val="404040"/>
@@ -4322,6 +4642,7 @@
       <w:spacing w:line="240" w:lineRule="auto"/>
     </w:pPr>
     <w:rPr>
+      <w:rFonts w:eastAsia="黑体"/>
       <w:b/>
       <w:bCs/>
       <w:color w:themeColor="accent1" w:val="4F81BD"/>
@@ -4336,6 +4657,7 @@
     <w:qFormat/>
     <w:rsid w:val="00FC693F"/>
     <w:rPr>
+      <w:rFonts w:eastAsia="黑体"/>
       <w:b/>
       <w:bCs/>
     </w:rPr>
@@ -4347,6 +4669,7 @@
     <w:qFormat/>
     <w:rsid w:val="00FC693F"/>
     <w:rPr>
+      <w:rFonts w:eastAsia="黑体"/>
       <w:i/>
       <w:iCs/>
     </w:rPr>
@@ -4367,6 +4690,7 @@
       <w:ind w:left="936" w:right="936"/>
     </w:pPr>
     <w:rPr>
+      <w:rFonts w:eastAsia="黑体"/>
       <w:b/>
       <w:bCs/>
       <w:i/>
@@ -4381,6 +4705,7 @@
     <w:uiPriority w:val="30"/>
     <w:rsid w:val="00FC693F"/>
     <w:rPr>
+      <w:rFonts w:eastAsia="黑体"/>
       <w:b/>
       <w:bCs/>
       <w:i/>
@@ -4395,6 +4720,7 @@
     <w:qFormat/>
     <w:rsid w:val="00FC693F"/>
     <w:rPr>
+      <w:rFonts w:eastAsia="黑体"/>
       <w:i/>
       <w:iCs/>
       <w:color w:themeColor="text1" w:themeTint="7F" w:val="808080"/>
@@ -4407,6 +4733,7 @@
     <w:qFormat/>
     <w:rsid w:val="00FC693F"/>
     <w:rPr>
+      <w:rFonts w:eastAsia="黑体"/>
       <w:b/>
       <w:bCs/>
       <w:i/>
@@ -4421,6 +4748,7 @@
     <w:qFormat/>
     <w:rsid w:val="00FC693F"/>
     <w:rPr>
+      <w:rFonts w:eastAsia="黑体"/>
       <w:smallCaps/>
       <w:color w:themeColor="accent2" w:val="C0504D"/>
       <w:u w:val="single"/>
@@ -4433,6 +4761,7 @@
     <w:qFormat/>
     <w:rsid w:val="00FC693F"/>
     <w:rPr>
+      <w:rFonts w:eastAsia="黑体"/>
       <w:b/>
       <w:bCs/>
       <w:smallCaps/>
@@ -4448,6 +4777,7 @@
     <w:qFormat/>
     <w:rsid w:val="00FC693F"/>
     <w:rPr>
+      <w:rFonts w:eastAsia="黑体"/>
       <w:b/>
       <w:bCs/>
       <w:smallCaps/>
@@ -4502,6 +4832,7 @@
       <w:spacing w:after="0" w:line="240" w:lineRule="auto"/>
     </w:pPr>
     <w:rPr>
+      <w:rFonts w:eastAsia="黑体"/>
       <w:color w:themeColor="text1" w:themeShade="BF" w:val="000000"/>
     </w:rPr>
     <w:tblPr>
@@ -4524,6 +4855,7 @@
         <w:spacing w:after="0" w:before="0" w:line="240" w:lineRule="auto"/>
       </w:pPr>
       <w:rPr>
+        <w:rFonts w:eastAsia="黑体"/>
         <w:b/>
         <w:bCs/>
       </w:rPr>
@@ -4544,6 +4876,7 @@
         <w:spacing w:after="0" w:before="0" w:line="240" w:lineRule="auto"/>
       </w:pPr>
       <w:rPr>
+        <w:rFonts w:eastAsia="黑体"/>
         <w:b/>
         <w:bCs/>
       </w:rPr>
@@ -4561,12 +4894,14 @@
     </w:tblStylePr>
     <w:tblStylePr w:type="firstCol">
       <w:rPr>
+        <w:rFonts w:eastAsia="黑体"/>
         <w:b/>
         <w:bCs/>
       </w:rPr>
     </w:tblStylePr>
     <w:tblStylePr w:type="lastCol">
       <w:rPr>
+        <w:rFonts w:eastAsia="黑体"/>
         <w:b/>
         <w:bCs/>
       </w:rPr>
@@ -4605,6 +4940,7 @@
       <w:spacing w:after="0" w:line="240" w:lineRule="auto"/>
     </w:pPr>
     <w:rPr>
+      <w:rFonts w:eastAsia="黑体"/>
       <w:color w:themeColor="accent1" w:themeShade="BF" w:val="365F91"/>
     </w:rPr>
     <w:tblPr>
@@ -4627,6 +4963,7 @@
         <w:spacing w:after="0" w:before="0" w:line="240" w:lineRule="auto"/>
       </w:pPr>
       <w:rPr>
+        <w:rFonts w:eastAsia="黑体"/>
         <w:b/>
         <w:bCs/>
       </w:rPr>
@@ -4647,6 +4984,7 @@
         <w:spacing w:after="0" w:before="0" w:line="240" w:lineRule="auto"/>
       </w:pPr>
       <w:rPr>
+        <w:rFonts w:eastAsia="黑体"/>
         <w:b/>
         <w:bCs/>
       </w:rPr>
@@ -4664,12 +5002,14 @@
     </w:tblStylePr>
     <w:tblStylePr w:type="firstCol">
       <w:rPr>
+        <w:rFonts w:eastAsia="黑体"/>
         <w:b/>
         <w:bCs/>
       </w:rPr>
     </w:tblStylePr>
     <w:tblStylePr w:type="lastCol">
       <w:rPr>
+        <w:rFonts w:eastAsia="黑体"/>
         <w:b/>
         <w:bCs/>
       </w:rPr>
@@ -4708,6 +5048,7 @@
       <w:spacing w:after="0" w:line="240" w:lineRule="auto"/>
     </w:pPr>
     <w:rPr>
+      <w:rFonts w:eastAsia="黑体"/>
       <w:color w:themeColor="accent2" w:themeShade="BF" w:val="943634"/>
     </w:rPr>
     <w:tblPr>
@@ -4730,6 +5071,7 @@
         <w:spacing w:after="0" w:before="0" w:line="240" w:lineRule="auto"/>
       </w:pPr>
       <w:rPr>
+        <w:rFonts w:eastAsia="黑体"/>
         <w:b/>
         <w:bCs/>
       </w:rPr>
@@ -4750,6 +5092,7 @@
         <w:spacing w:after="0" w:before="0" w:line="240" w:lineRule="auto"/>
       </w:pPr>
       <w:rPr>
+        <w:rFonts w:eastAsia="黑体"/>
         <w:b/>
         <w:bCs/>
       </w:rPr>
@@ -4767,12 +5110,14 @@
     </w:tblStylePr>
     <w:tblStylePr w:type="firstCol">
       <w:rPr>
+        <w:rFonts w:eastAsia="黑体"/>
         <w:b/>
         <w:bCs/>
       </w:rPr>
     </w:tblStylePr>
     <w:tblStylePr w:type="lastCol">
       <w:rPr>
+        <w:rFonts w:eastAsia="黑体"/>
         <w:b/>
         <w:bCs/>
       </w:rPr>
@@ -4811,6 +5156,7 @@
       <w:spacing w:after="0" w:line="240" w:lineRule="auto"/>
     </w:pPr>
     <w:rPr>
+      <w:rFonts w:eastAsia="黑体"/>
       <w:color w:themeColor="accent3" w:themeShade="BF" w:val="76923C"/>
     </w:rPr>
     <w:tblPr>
@@ -4833,6 +5179,7 @@
         <w:spacing w:after="0" w:before="0" w:line="240" w:lineRule="auto"/>
       </w:pPr>
       <w:rPr>
+        <w:rFonts w:eastAsia="黑体"/>
         <w:b/>
         <w:bCs/>
       </w:rPr>
@@ -4853,6 +5200,7 @@
         <w:spacing w:after="0" w:before="0" w:line="240" w:lineRule="auto"/>
       </w:pPr>
       <w:rPr>
+        <w:rFonts w:eastAsia="黑体"/>
         <w:b/>
         <w:bCs/>
       </w:rPr>
@@ -4870,12 +5218,14 @@
     </w:tblStylePr>
     <w:tblStylePr w:type="firstCol">
       <w:rPr>
+        <w:rFonts w:eastAsia="黑体"/>
         <w:b/>
         <w:bCs/>
       </w:rPr>
     </w:tblStylePr>
     <w:tblStylePr w:type="lastCol">
       <w:rPr>
+        <w:rFonts w:eastAsia="黑体"/>
         <w:b/>
         <w:bCs/>
       </w:rPr>
@@ -4914,6 +5264,7 @@
       <w:spacing w:after="0" w:line="240" w:lineRule="auto"/>
     </w:pPr>
     <w:rPr>
+      <w:rFonts w:eastAsia="黑体"/>
       <w:color w:themeColor="accent4" w:themeShade="BF" w:val="5F497A"/>
     </w:rPr>
     <w:tblPr>
@@ -4936,6 +5287,7 @@
         <w:spacing w:after="0" w:before="0" w:line="240" w:lineRule="auto"/>
       </w:pPr>
       <w:rPr>
+        <w:rFonts w:eastAsia="黑体"/>
         <w:b/>
         <w:bCs/>
       </w:rPr>
@@ -4956,6 +5308,7 @@
         <w:spacing w:after="0" w:before="0" w:line="240" w:lineRule="auto"/>
       </w:pPr>
       <w:rPr>
+        <w:rFonts w:eastAsia="黑体"/>
         <w:b/>
         <w:bCs/>
       </w:rPr>
@@ -4973,12 +5326,14 @@
     </w:tblStylePr>
     <w:tblStylePr w:type="firstCol">
       <w:rPr>
+        <w:rFonts w:eastAsia="黑体"/>
         <w:b/>
         <w:bCs/>
       </w:rPr>
     </w:tblStylePr>
     <w:tblStylePr w:type="lastCol">
       <w:rPr>
+        <w:rFonts w:eastAsia="黑体"/>
         <w:b/>
         <w:bCs/>
       </w:rPr>
@@ -5017,6 +5372,7 @@
       <w:spacing w:after="0" w:line="240" w:lineRule="auto"/>
     </w:pPr>
     <w:rPr>
+      <w:rFonts w:eastAsia="黑体"/>
       <w:color w:themeColor="accent5" w:themeShade="BF" w:val="31849B"/>
     </w:rPr>
     <w:tblPr>
@@ -5039,6 +5395,7 @@
         <w:spacing w:after="0" w:before="0" w:line="240" w:lineRule="auto"/>
       </w:pPr>
       <w:rPr>
+        <w:rFonts w:eastAsia="黑体"/>
         <w:b/>
         <w:bCs/>
       </w:rPr>
@@ -5059,6 +5416,7 @@
         <w:spacing w:after="0" w:before="0" w:line="240" w:lineRule="auto"/>
       </w:pPr>
       <w:rPr>
+        <w:rFonts w:eastAsia="黑体"/>
         <w:b/>
         <w:bCs/>
       </w:rPr>
@@ -5076,12 +5434,14 @@
     </w:tblStylePr>
     <w:tblStylePr w:type="firstCol">
       <w:rPr>
+        <w:rFonts w:eastAsia="黑体"/>
         <w:b/>
         <w:bCs/>
       </w:rPr>
     </w:tblStylePr>
     <w:tblStylePr w:type="lastCol">
       <w:rPr>
+        <w:rFonts w:eastAsia="黑体"/>
         <w:b/>
         <w:bCs/>
       </w:rPr>
@@ -5120,6 +5480,7 @@
       <w:spacing w:after="0" w:line="240" w:lineRule="auto"/>
     </w:pPr>
     <w:rPr>
+      <w:rFonts w:eastAsia="黑体"/>
       <w:color w:themeColor="accent6" w:themeShade="BF" w:val="E36C0A"/>
     </w:rPr>
     <w:tblPr>
@@ -5142,6 +5503,7 @@
         <w:spacing w:after="0" w:before="0" w:line="240" w:lineRule="auto"/>
       </w:pPr>
       <w:rPr>
+        <w:rFonts w:eastAsia="黑体"/>
         <w:b/>
         <w:bCs/>
       </w:rPr>
@@ -5162,6 +5524,7 @@
         <w:spacing w:after="0" w:before="0" w:line="240" w:lineRule="auto"/>
       </w:pPr>
       <w:rPr>
+        <w:rFonts w:eastAsia="黑体"/>
         <w:b/>
         <w:bCs/>
       </w:rPr>
@@ -5179,12 +5542,14 @@
     </w:tblStylePr>
     <w:tblStylePr w:type="firstCol">
       <w:rPr>
+        <w:rFonts w:eastAsia="黑体"/>
         <w:b/>
         <w:bCs/>
       </w:rPr>
     </w:tblStylePr>
     <w:tblStylePr w:type="lastCol">
       <w:rPr>
+        <w:rFonts w:eastAsia="黑体"/>
         <w:b/>
         <w:bCs/>
       </w:rPr>
@@ -5244,6 +5609,7 @@
         <w:spacing w:after="0" w:before="0" w:line="240" w:lineRule="auto"/>
       </w:pPr>
       <w:rPr>
+        <w:rFonts w:eastAsia="黑体"/>
         <w:b/>
         <w:bCs/>
         <w:color w:themeColor="background1" w:val="FFFFFF"/>
@@ -5258,6 +5624,7 @@
         <w:spacing w:after="0" w:before="0" w:line="240" w:lineRule="auto"/>
       </w:pPr>
       <w:rPr>
+        <w:rFonts w:eastAsia="黑体"/>
         <w:b/>
         <w:bCs/>
       </w:rPr>
@@ -5273,12 +5640,14 @@
     </w:tblStylePr>
     <w:tblStylePr w:type="firstCol">
       <w:rPr>
+        <w:rFonts w:eastAsia="黑体"/>
         <w:b/>
         <w:bCs/>
       </w:rPr>
     </w:tblStylePr>
     <w:tblStylePr w:type="lastCol">
       <w:rPr>
+        <w:rFonts w:eastAsia="黑体"/>
         <w:b/>
         <w:bCs/>
       </w:rPr>
@@ -5336,6 +5705,7 @@
         <w:spacing w:after="0" w:before="0" w:line="240" w:lineRule="auto"/>
       </w:pPr>
       <w:rPr>
+        <w:rFonts w:eastAsia="黑体"/>
         <w:b/>
         <w:bCs/>
         <w:color w:themeColor="background1" w:val="FFFFFF"/>
@@ -5350,6 +5720,7 @@
         <w:spacing w:after="0" w:before="0" w:line="240" w:lineRule="auto"/>
       </w:pPr>
       <w:rPr>
+        <w:rFonts w:eastAsia="黑体"/>
         <w:b/>
         <w:bCs/>
       </w:rPr>
@@ -5365,12 +5736,14 @@
     </w:tblStylePr>
     <w:tblStylePr w:type="firstCol">
       <w:rPr>
+        <w:rFonts w:eastAsia="黑体"/>
         <w:b/>
         <w:bCs/>
       </w:rPr>
     </w:tblStylePr>
     <w:tblStylePr w:type="lastCol">
       <w:rPr>
+        <w:rFonts w:eastAsia="黑体"/>
         <w:b/>
         <w:bCs/>
       </w:rPr>
@@ -5428,6 +5801,7 @@
         <w:spacing w:after="0" w:before="0" w:line="240" w:lineRule="auto"/>
       </w:pPr>
       <w:rPr>
+        <w:rFonts w:eastAsia="黑体"/>
         <w:b/>
         <w:bCs/>
         <w:color w:themeColor="background1" w:val="FFFFFF"/>
@@ -5442,6 +5816,7 @@
         <w:spacing w:after="0" w:before="0" w:line="240" w:lineRule="auto"/>
       </w:pPr>
       <w:rPr>
+        <w:rFonts w:eastAsia="黑体"/>
         <w:b/>
         <w:bCs/>
       </w:rPr>
@@ -5457,12 +5832,14 @@
     </w:tblStylePr>
     <w:tblStylePr w:type="firstCol">
       <w:rPr>
+        <w:rFonts w:eastAsia="黑体"/>
         <w:b/>
         <w:bCs/>
       </w:rPr>
     </w:tblStylePr>
     <w:tblStylePr w:type="lastCol">
       <w:rPr>
+        <w:rFonts w:eastAsia="黑体"/>
         <w:b/>
         <w:bCs/>
       </w:rPr>
@@ -5520,6 +5897,7 @@
         <w:spacing w:after="0" w:before="0" w:line="240" w:lineRule="auto"/>
       </w:pPr>
       <w:rPr>
+        <w:rFonts w:eastAsia="黑体"/>
         <w:b/>
         <w:bCs/>
         <w:color w:themeColor="background1" w:val="FFFFFF"/>
@@ -5534,6 +5912,7 @@
         <w:spacing w:after="0" w:before="0" w:line="240" w:lineRule="auto"/>
       </w:pPr>
       <w:rPr>
+        <w:rFonts w:eastAsia="黑体"/>
         <w:b/>
         <w:bCs/>
       </w:rPr>
@@ -5549,12 +5928,14 @@
     </w:tblStylePr>
     <w:tblStylePr w:type="firstCol">
       <w:rPr>
+        <w:rFonts w:eastAsia="黑体"/>
         <w:b/>
         <w:bCs/>
       </w:rPr>
     </w:tblStylePr>
     <w:tblStylePr w:type="lastCol">
       <w:rPr>
+        <w:rFonts w:eastAsia="黑体"/>
         <w:b/>
         <w:bCs/>
       </w:rPr>
@@ -5612,6 +5993,7 @@
         <w:spacing w:after="0" w:before="0" w:line="240" w:lineRule="auto"/>
       </w:pPr>
       <w:rPr>
+        <w:rFonts w:eastAsia="黑体"/>
         <w:b/>
         <w:bCs/>
         <w:color w:themeColor="background1" w:val="FFFFFF"/>
@@ -5626,6 +6008,7 @@
         <w:spacing w:after="0" w:before="0" w:line="240" w:lineRule="auto"/>
       </w:pPr>
       <w:rPr>
+        <w:rFonts w:eastAsia="黑体"/>
         <w:b/>
         <w:bCs/>
       </w:rPr>
@@ -5641,12 +6024,14 @@
     </w:tblStylePr>
     <w:tblStylePr w:type="firstCol">
       <w:rPr>
+        <w:rFonts w:eastAsia="黑体"/>
         <w:b/>
         <w:bCs/>
       </w:rPr>
     </w:tblStylePr>
     <w:tblStylePr w:type="lastCol">
       <w:rPr>
+        <w:rFonts w:eastAsia="黑体"/>
         <w:b/>
         <w:bCs/>
       </w:rPr>
@@ -5704,6 +6089,7 @@
         <w:spacing w:after="0" w:before="0" w:line="240" w:lineRule="auto"/>
       </w:pPr>
       <w:rPr>
+        <w:rFonts w:eastAsia="黑体"/>
         <w:b/>
         <w:bCs/>
         <w:color w:themeColor="background1" w:val="FFFFFF"/>
@@ -5718,6 +6104,7 @@
         <w:spacing w:after="0" w:before="0" w:line="240" w:lineRule="auto"/>
       </w:pPr>
       <w:rPr>
+        <w:rFonts w:eastAsia="黑体"/>
         <w:b/>
         <w:bCs/>
       </w:rPr>
@@ -5733,12 +6120,14 @@
     </w:tblStylePr>
     <w:tblStylePr w:type="firstCol">
       <w:rPr>
+        <w:rFonts w:eastAsia="黑体"/>
         <w:b/>
         <w:bCs/>
       </w:rPr>
     </w:tblStylePr>
     <w:tblStylePr w:type="lastCol">
       <w:rPr>
+        <w:rFonts w:eastAsia="黑体"/>
         <w:b/>
         <w:bCs/>
       </w:rPr>
@@ -5796,6 +6185,7 @@
         <w:spacing w:after="0" w:before="0" w:line="240" w:lineRule="auto"/>
       </w:pPr>
       <w:rPr>
+        <w:rFonts w:eastAsia="黑体"/>
         <w:b/>
         <w:bCs/>
         <w:color w:themeColor="background1" w:val="FFFFFF"/>
@@ -5810,6 +6200,7 @@
         <w:spacing w:after="0" w:before="0" w:line="240" w:lineRule="auto"/>
       </w:pPr>
       <w:rPr>
+        <w:rFonts w:eastAsia="黑体"/>
         <w:b/>
         <w:bCs/>
       </w:rPr>
@@ -5825,12 +6216,14 @@
     </w:tblStylePr>
     <w:tblStylePr w:type="firstCol">
       <w:rPr>
+        <w:rFonts w:eastAsia="黑体"/>
         <w:b/>
         <w:bCs/>
       </w:rPr>
     </w:tblStylePr>
     <w:tblStylePr w:type="lastCol">
       <w:rPr>
+        <w:rFonts w:eastAsia="黑体"/>
         <w:b/>
         <w:bCs/>
       </w:rPr>
@@ -5890,7 +6283,7 @@
         <w:spacing w:after="0" w:before="0" w:line="240" w:lineRule="auto"/>
       </w:pPr>
       <w:rPr>
-        <w:rFonts w:asciiTheme="majorHAnsi" w:cstheme="majorBidi" w:eastAsiaTheme="majorEastAsia" w:hAnsiTheme="majorHAnsi"/>
+        <w:rFonts w:asciiTheme="majorHAnsi" w:cstheme="majorBidi" w:hAnsiTheme="majorHAnsi" w:eastAsia="黑体"/>
         <w:b/>
         <w:bCs/>
       </w:rPr>
@@ -5911,7 +6304,7 @@
         <w:spacing w:after="0" w:before="0" w:line="240" w:lineRule="auto"/>
       </w:pPr>
       <w:rPr>
-        <w:rFonts w:asciiTheme="majorHAnsi" w:cstheme="majorBidi" w:eastAsiaTheme="majorEastAsia" w:hAnsiTheme="majorHAnsi"/>
+        <w:rFonts w:asciiTheme="majorHAnsi" w:cstheme="majorBidi" w:hAnsiTheme="majorHAnsi" w:eastAsia="黑体"/>
         <w:b/>
         <w:bCs/>
       </w:rPr>
@@ -5929,14 +6322,14 @@
     </w:tblStylePr>
     <w:tblStylePr w:type="firstCol">
       <w:rPr>
-        <w:rFonts w:asciiTheme="majorHAnsi" w:cstheme="majorBidi" w:eastAsiaTheme="majorEastAsia" w:hAnsiTheme="majorHAnsi"/>
+        <w:rFonts w:asciiTheme="majorHAnsi" w:cstheme="majorBidi" w:hAnsiTheme="majorHAnsi" w:eastAsia="黑体"/>
         <w:b/>
         <w:bCs/>
       </w:rPr>
     </w:tblStylePr>
     <w:tblStylePr w:type="lastCol">
       <w:rPr>
-        <w:rFonts w:asciiTheme="majorHAnsi" w:cstheme="majorBidi" w:eastAsiaTheme="majorEastAsia" w:hAnsiTheme="majorHAnsi"/>
+        <w:rFonts w:asciiTheme="majorHAnsi" w:cstheme="majorBidi" w:hAnsiTheme="majorHAnsi" w:eastAsia="黑体"/>
         <w:b/>
         <w:bCs/>
       </w:rPr>
@@ -6020,7 +6413,7 @@
         <w:spacing w:after="0" w:before="0" w:line="240" w:lineRule="auto"/>
       </w:pPr>
       <w:rPr>
-        <w:rFonts w:asciiTheme="majorHAnsi" w:cstheme="majorBidi" w:eastAsiaTheme="majorEastAsia" w:hAnsiTheme="majorHAnsi"/>
+        <w:rFonts w:asciiTheme="majorHAnsi" w:cstheme="majorBidi" w:hAnsiTheme="majorHAnsi" w:eastAsia="黑体"/>
         <w:b/>
         <w:bCs/>
       </w:rPr>
@@ -6041,7 +6434,7 @@
         <w:spacing w:after="0" w:before="0" w:line="240" w:lineRule="auto"/>
       </w:pPr>
       <w:rPr>
-        <w:rFonts w:asciiTheme="majorHAnsi" w:cstheme="majorBidi" w:eastAsiaTheme="majorEastAsia" w:hAnsiTheme="majorHAnsi"/>
+        <w:rFonts w:asciiTheme="majorHAnsi" w:cstheme="majorBidi" w:hAnsiTheme="majorHAnsi" w:eastAsia="黑体"/>
         <w:b/>
         <w:bCs/>
       </w:rPr>
@@ -6059,14 +6452,14 @@
     </w:tblStylePr>
     <w:tblStylePr w:type="firstCol">
       <w:rPr>
-        <w:rFonts w:asciiTheme="majorHAnsi" w:cstheme="majorBidi" w:eastAsiaTheme="majorEastAsia" w:hAnsiTheme="majorHAnsi"/>
+        <w:rFonts w:asciiTheme="majorHAnsi" w:cstheme="majorBidi" w:hAnsiTheme="majorHAnsi" w:eastAsia="黑体"/>
         <w:b/>
         <w:bCs/>
       </w:rPr>
     </w:tblStylePr>
     <w:tblStylePr w:type="lastCol">
       <w:rPr>
-        <w:rFonts w:asciiTheme="majorHAnsi" w:cstheme="majorBidi" w:eastAsiaTheme="majorEastAsia" w:hAnsiTheme="majorHAnsi"/>
+        <w:rFonts w:asciiTheme="majorHAnsi" w:cstheme="majorBidi" w:hAnsiTheme="majorHAnsi" w:eastAsia="黑体"/>
         <w:b/>
         <w:bCs/>
       </w:rPr>
@@ -6150,7 +6543,7 @@
         <w:spacing w:after="0" w:before="0" w:line="240" w:lineRule="auto"/>
       </w:pPr>
       <w:rPr>
-        <w:rFonts w:asciiTheme="majorHAnsi" w:cstheme="majorBidi" w:eastAsiaTheme="majorEastAsia" w:hAnsiTheme="majorHAnsi"/>
+        <w:rFonts w:asciiTheme="majorHAnsi" w:cstheme="majorBidi" w:hAnsiTheme="majorHAnsi" w:eastAsia="黑体"/>
         <w:b/>
         <w:bCs/>
       </w:rPr>
@@ -6171,7 +6564,7 @@
         <w:spacing w:after="0" w:before="0" w:line="240" w:lineRule="auto"/>
       </w:pPr>
       <w:rPr>
-        <w:rFonts w:asciiTheme="majorHAnsi" w:cstheme="majorBidi" w:eastAsiaTheme="majorEastAsia" w:hAnsiTheme="majorHAnsi"/>
+        <w:rFonts w:asciiTheme="majorHAnsi" w:cstheme="majorBidi" w:hAnsiTheme="majorHAnsi" w:eastAsia="黑体"/>
         <w:b/>
         <w:bCs/>
       </w:rPr>
@@ -6189,14 +6582,14 @@
     </w:tblStylePr>
     <w:tblStylePr w:type="firstCol">
       <w:rPr>
-        <w:rFonts w:asciiTheme="majorHAnsi" w:cstheme="majorBidi" w:eastAsiaTheme="majorEastAsia" w:hAnsiTheme="majorHAnsi"/>
+        <w:rFonts w:asciiTheme="majorHAnsi" w:cstheme="majorBidi" w:hAnsiTheme="majorHAnsi" w:eastAsia="黑体"/>
         <w:b/>
         <w:bCs/>
       </w:rPr>
     </w:tblStylePr>
     <w:tblStylePr w:type="lastCol">
       <w:rPr>
-        <w:rFonts w:asciiTheme="majorHAnsi" w:cstheme="majorBidi" w:eastAsiaTheme="majorEastAsia" w:hAnsiTheme="majorHAnsi"/>
+        <w:rFonts w:asciiTheme="majorHAnsi" w:cstheme="majorBidi" w:hAnsiTheme="majorHAnsi" w:eastAsia="黑体"/>
         <w:b/>
         <w:bCs/>
       </w:rPr>
@@ -6280,7 +6673,7 @@
         <w:spacing w:after="0" w:before="0" w:line="240" w:lineRule="auto"/>
       </w:pPr>
       <w:rPr>
-        <w:rFonts w:asciiTheme="majorHAnsi" w:cstheme="majorBidi" w:eastAsiaTheme="majorEastAsia" w:hAnsiTheme="majorHAnsi"/>
+        <w:rFonts w:asciiTheme="majorHAnsi" w:cstheme="majorBidi" w:hAnsiTheme="majorHAnsi" w:eastAsia="黑体"/>
         <w:b/>
         <w:bCs/>
       </w:rPr>
@@ -6301,7 +6694,7 @@
         <w:spacing w:after="0" w:before="0" w:line="240" w:lineRule="auto"/>
       </w:pPr>
       <w:rPr>
-        <w:rFonts w:asciiTheme="majorHAnsi" w:cstheme="majorBidi" w:eastAsiaTheme="majorEastAsia" w:hAnsiTheme="majorHAnsi"/>
+        <w:rFonts w:asciiTheme="majorHAnsi" w:cstheme="majorBidi" w:hAnsiTheme="majorHAnsi" w:eastAsia="黑体"/>
         <w:b/>
         <w:bCs/>
       </w:rPr>
@@ -6319,14 +6712,14 @@
     </w:tblStylePr>
     <w:tblStylePr w:type="firstCol">
       <w:rPr>
-        <w:rFonts w:asciiTheme="majorHAnsi" w:cstheme="majorBidi" w:eastAsiaTheme="majorEastAsia" w:hAnsiTheme="majorHAnsi"/>
+        <w:rFonts w:asciiTheme="majorHAnsi" w:cstheme="majorBidi" w:hAnsiTheme="majorHAnsi" w:eastAsia="黑体"/>
         <w:b/>
         <w:bCs/>
       </w:rPr>
     </w:tblStylePr>
     <w:tblStylePr w:type="lastCol">
       <w:rPr>
-        <w:rFonts w:asciiTheme="majorHAnsi" w:cstheme="majorBidi" w:eastAsiaTheme="majorEastAsia" w:hAnsiTheme="majorHAnsi"/>
+        <w:rFonts w:asciiTheme="majorHAnsi" w:cstheme="majorBidi" w:hAnsiTheme="majorHAnsi" w:eastAsia="黑体"/>
         <w:b/>
         <w:bCs/>
       </w:rPr>
@@ -6410,7 +6803,7 @@
         <w:spacing w:after="0" w:before="0" w:line="240" w:lineRule="auto"/>
       </w:pPr>
       <w:rPr>
-        <w:rFonts w:asciiTheme="majorHAnsi" w:cstheme="majorBidi" w:eastAsiaTheme="majorEastAsia" w:hAnsiTheme="majorHAnsi"/>
+        <w:rFonts w:asciiTheme="majorHAnsi" w:cstheme="majorBidi" w:hAnsiTheme="majorHAnsi" w:eastAsia="黑体"/>
         <w:b/>
         <w:bCs/>
       </w:rPr>
@@ -6431,7 +6824,7 @@
         <w:spacing w:after="0" w:before="0" w:line="240" w:lineRule="auto"/>
       </w:pPr>
       <w:rPr>
-        <w:rFonts w:asciiTheme="majorHAnsi" w:cstheme="majorBidi" w:eastAsiaTheme="majorEastAsia" w:hAnsiTheme="majorHAnsi"/>
+        <w:rFonts w:asciiTheme="majorHAnsi" w:cstheme="majorBidi" w:hAnsiTheme="majorHAnsi" w:eastAsia="黑体"/>
         <w:b/>
         <w:bCs/>
       </w:rPr>
@@ -6449,14 +6842,14 @@
     </w:tblStylePr>
     <w:tblStylePr w:type="firstCol">
       <w:rPr>
-        <w:rFonts w:asciiTheme="majorHAnsi" w:cstheme="majorBidi" w:eastAsiaTheme="majorEastAsia" w:hAnsiTheme="majorHAnsi"/>
+        <w:rFonts w:asciiTheme="majorHAnsi" w:cstheme="majorBidi" w:hAnsiTheme="majorHAnsi" w:eastAsia="黑体"/>
         <w:b/>
         <w:bCs/>
       </w:rPr>
     </w:tblStylePr>
     <w:tblStylePr w:type="lastCol">
       <w:rPr>
-        <w:rFonts w:asciiTheme="majorHAnsi" w:cstheme="majorBidi" w:eastAsiaTheme="majorEastAsia" w:hAnsiTheme="majorHAnsi"/>
+        <w:rFonts w:asciiTheme="majorHAnsi" w:cstheme="majorBidi" w:hAnsiTheme="majorHAnsi" w:eastAsia="黑体"/>
         <w:b/>
         <w:bCs/>
       </w:rPr>
@@ -6540,7 +6933,7 @@
         <w:spacing w:after="0" w:before="0" w:line="240" w:lineRule="auto"/>
       </w:pPr>
       <w:rPr>
-        <w:rFonts w:asciiTheme="majorHAnsi" w:cstheme="majorBidi" w:eastAsiaTheme="majorEastAsia" w:hAnsiTheme="majorHAnsi"/>
+        <w:rFonts w:asciiTheme="majorHAnsi" w:cstheme="majorBidi" w:hAnsiTheme="majorHAnsi" w:eastAsia="黑体"/>
         <w:b/>
         <w:bCs/>
       </w:rPr>
@@ -6561,7 +6954,7 @@
         <w:spacing w:after="0" w:before="0" w:line="240" w:lineRule="auto"/>
       </w:pPr>
       <w:rPr>
-        <w:rFonts w:asciiTheme="majorHAnsi" w:cstheme="majorBidi" w:eastAsiaTheme="majorEastAsia" w:hAnsiTheme="majorHAnsi"/>
+        <w:rFonts w:asciiTheme="majorHAnsi" w:cstheme="majorBidi" w:hAnsiTheme="majorHAnsi" w:eastAsia="黑体"/>
         <w:b/>
         <w:bCs/>
       </w:rPr>
@@ -6579,14 +6972,14 @@
     </w:tblStylePr>
     <w:tblStylePr w:type="firstCol">
       <w:rPr>
-        <w:rFonts w:asciiTheme="majorHAnsi" w:cstheme="majorBidi" w:eastAsiaTheme="majorEastAsia" w:hAnsiTheme="majorHAnsi"/>
+        <w:rFonts w:asciiTheme="majorHAnsi" w:cstheme="majorBidi" w:hAnsiTheme="majorHAnsi" w:eastAsia="黑体"/>
         <w:b/>
         <w:bCs/>
       </w:rPr>
     </w:tblStylePr>
     <w:tblStylePr w:type="lastCol">
       <w:rPr>
-        <w:rFonts w:asciiTheme="majorHAnsi" w:cstheme="majorBidi" w:eastAsiaTheme="majorEastAsia" w:hAnsiTheme="majorHAnsi"/>
+        <w:rFonts w:asciiTheme="majorHAnsi" w:cstheme="majorBidi" w:hAnsiTheme="majorHAnsi" w:eastAsia="黑体"/>
         <w:b/>
         <w:bCs/>
       </w:rPr>
@@ -6670,7 +7063,7 @@
         <w:spacing w:after="0" w:before="0" w:line="240" w:lineRule="auto"/>
       </w:pPr>
       <w:rPr>
-        <w:rFonts w:asciiTheme="majorHAnsi" w:cstheme="majorBidi" w:eastAsiaTheme="majorEastAsia" w:hAnsiTheme="majorHAnsi"/>
+        <w:rFonts w:asciiTheme="majorHAnsi" w:cstheme="majorBidi" w:hAnsiTheme="majorHAnsi" w:eastAsia="黑体"/>
         <w:b/>
         <w:bCs/>
       </w:rPr>
@@ -6691,7 +7084,7 @@
         <w:spacing w:after="0" w:before="0" w:line="240" w:lineRule="auto"/>
       </w:pPr>
       <w:rPr>
-        <w:rFonts w:asciiTheme="majorHAnsi" w:cstheme="majorBidi" w:eastAsiaTheme="majorEastAsia" w:hAnsiTheme="majorHAnsi"/>
+        <w:rFonts w:asciiTheme="majorHAnsi" w:cstheme="majorBidi" w:hAnsiTheme="majorHAnsi" w:eastAsia="黑体"/>
         <w:b/>
         <w:bCs/>
       </w:rPr>
@@ -6709,14 +7102,14 @@
     </w:tblStylePr>
     <w:tblStylePr w:type="firstCol">
       <w:rPr>
-        <w:rFonts w:asciiTheme="majorHAnsi" w:cstheme="majorBidi" w:eastAsiaTheme="majorEastAsia" w:hAnsiTheme="majorHAnsi"/>
+        <w:rFonts w:asciiTheme="majorHAnsi" w:cstheme="majorBidi" w:hAnsiTheme="majorHAnsi" w:eastAsia="黑体"/>
         <w:b/>
         <w:bCs/>
       </w:rPr>
     </w:tblStylePr>
     <w:tblStylePr w:type="lastCol">
       <w:rPr>
-        <w:rFonts w:asciiTheme="majorHAnsi" w:cstheme="majorBidi" w:eastAsiaTheme="majorEastAsia" w:hAnsiTheme="majorHAnsi"/>
+        <w:rFonts w:asciiTheme="majorHAnsi" w:cstheme="majorBidi" w:hAnsiTheme="majorHAnsi" w:eastAsia="黑体"/>
         <w:b/>
         <w:bCs/>
       </w:rPr>
@@ -6799,6 +7192,7 @@
         <w:spacing w:after="0" w:before="0" w:line="240" w:lineRule="auto"/>
       </w:pPr>
       <w:rPr>
+        <w:rFonts w:eastAsia="黑体"/>
         <w:b/>
         <w:bCs/>
         <w:color w:themeColor="background1" w:val="FFFFFF"/>
@@ -6821,6 +7215,7 @@
         <w:spacing w:after="0" w:before="0" w:line="240" w:lineRule="auto"/>
       </w:pPr>
       <w:rPr>
+        <w:rFonts w:eastAsia="黑体"/>
         <w:b/>
         <w:bCs/>
       </w:rPr>
@@ -6838,12 +7233,14 @@
     </w:tblStylePr>
     <w:tblStylePr w:type="firstCol">
       <w:rPr>
+        <w:rFonts w:eastAsia="黑体"/>
         <w:b/>
         <w:bCs/>
       </w:rPr>
     </w:tblStylePr>
     <w:tblStylePr w:type="lastCol">
       <w:rPr>
+        <w:rFonts w:eastAsia="黑体"/>
         <w:b/>
         <w:bCs/>
       </w:rPr>
@@ -6905,6 +7302,7 @@
         <w:spacing w:after="0" w:before="0" w:line="240" w:lineRule="auto"/>
       </w:pPr>
       <w:rPr>
+        <w:rFonts w:eastAsia="黑体"/>
         <w:b/>
         <w:bCs/>
         <w:color w:themeColor="background1" w:val="FFFFFF"/>
@@ -6927,6 +7325,7 @@
         <w:spacing w:after="0" w:before="0" w:line="240" w:lineRule="auto"/>
       </w:pPr>
       <w:rPr>
+        <w:rFonts w:eastAsia="黑体"/>
         <w:b/>
         <w:bCs/>
       </w:rPr>
@@ -6944,12 +7343,14 @@
     </w:tblStylePr>
     <w:tblStylePr w:type="firstCol">
       <w:rPr>
+        <w:rFonts w:eastAsia="黑体"/>
         <w:b/>
         <w:bCs/>
       </w:rPr>
     </w:tblStylePr>
     <w:tblStylePr w:type="lastCol">
       <w:rPr>
+        <w:rFonts w:eastAsia="黑体"/>
         <w:b/>
         <w:bCs/>
       </w:rPr>
@@ -7011,6 +7412,7 @@
         <w:spacing w:after="0" w:before="0" w:line="240" w:lineRule="auto"/>
       </w:pPr>
       <w:rPr>
+        <w:rFonts w:eastAsia="黑体"/>
         <w:b/>
         <w:bCs/>
         <w:color w:themeColor="background1" w:val="FFFFFF"/>
@@ -7033,6 +7435,7 @@
         <w:spacing w:after="0" w:before="0" w:line="240" w:lineRule="auto"/>
       </w:pPr>
       <w:rPr>
+        <w:rFonts w:eastAsia="黑体"/>
         <w:b/>
         <w:bCs/>
       </w:rPr>
@@ -7050,12 +7453,14 @@
     </w:tblStylePr>
     <w:tblStylePr w:type="firstCol">
       <w:rPr>
+        <w:rFonts w:eastAsia="黑体"/>
         <w:b/>
         <w:bCs/>
       </w:rPr>
     </w:tblStylePr>
     <w:tblStylePr w:type="lastCol">
       <w:rPr>
+        <w:rFonts w:eastAsia="黑体"/>
         <w:b/>
         <w:bCs/>
       </w:rPr>
@@ -7117,6 +7522,7 @@
         <w:spacing w:after="0" w:before="0" w:line="240" w:lineRule="auto"/>
       </w:pPr>
       <w:rPr>
+        <w:rFonts w:eastAsia="黑体"/>
         <w:b/>
         <w:bCs/>
         <w:color w:themeColor="background1" w:val="FFFFFF"/>
@@ -7139,6 +7545,7 @@
         <w:spacing w:after="0" w:before="0" w:line="240" w:lineRule="auto"/>
       </w:pPr>
       <w:rPr>
+        <w:rFonts w:eastAsia="黑体"/>
         <w:b/>
         <w:bCs/>
       </w:rPr>
@@ -7156,12 +7563,14 @@
     </w:tblStylePr>
     <w:tblStylePr w:type="firstCol">
       <w:rPr>
+        <w:rFonts w:eastAsia="黑体"/>
         <w:b/>
         <w:bCs/>
       </w:rPr>
     </w:tblStylePr>
     <w:tblStylePr w:type="lastCol">
       <w:rPr>
+        <w:rFonts w:eastAsia="黑体"/>
         <w:b/>
         <w:bCs/>
       </w:rPr>
@@ -7223,6 +7632,7 @@
         <w:spacing w:after="0" w:before="0" w:line="240" w:lineRule="auto"/>
       </w:pPr>
       <w:rPr>
+        <w:rFonts w:eastAsia="黑体"/>
         <w:b/>
         <w:bCs/>
         <w:color w:themeColor="background1" w:val="FFFFFF"/>
@@ -7245,6 +7655,7 @@
         <w:spacing w:after="0" w:before="0" w:line="240" w:lineRule="auto"/>
       </w:pPr>
       <w:rPr>
+        <w:rFonts w:eastAsia="黑体"/>
         <w:b/>
         <w:bCs/>
       </w:rPr>
@@ -7262,12 +7673,14 @@
     </w:tblStylePr>
     <w:tblStylePr w:type="firstCol">
       <w:rPr>
+        <w:rFonts w:eastAsia="黑体"/>
         <w:b/>
         <w:bCs/>
       </w:rPr>
     </w:tblStylePr>
     <w:tblStylePr w:type="lastCol">
       <w:rPr>
+        <w:rFonts w:eastAsia="黑体"/>
         <w:b/>
         <w:bCs/>
       </w:rPr>
@@ -7329,6 +7742,7 @@
         <w:spacing w:after="0" w:before="0" w:line="240" w:lineRule="auto"/>
       </w:pPr>
       <w:rPr>
+        <w:rFonts w:eastAsia="黑体"/>
         <w:b/>
         <w:bCs/>
         <w:color w:themeColor="background1" w:val="FFFFFF"/>
@@ -7351,6 +7765,7 @@
         <w:spacing w:after="0" w:before="0" w:line="240" w:lineRule="auto"/>
       </w:pPr>
       <w:rPr>
+        <w:rFonts w:eastAsia="黑体"/>
         <w:b/>
         <w:bCs/>
       </w:rPr>
@@ -7368,12 +7783,14 @@
     </w:tblStylePr>
     <w:tblStylePr w:type="firstCol">
       <w:rPr>
+        <w:rFonts w:eastAsia="黑体"/>
         <w:b/>
         <w:bCs/>
       </w:rPr>
     </w:tblStylePr>
     <w:tblStylePr w:type="lastCol">
       <w:rPr>
+        <w:rFonts w:eastAsia="黑体"/>
         <w:b/>
         <w:bCs/>
       </w:rPr>
@@ -7435,6 +7852,7 @@
         <w:spacing w:after="0" w:before="0" w:line="240" w:lineRule="auto"/>
       </w:pPr>
       <w:rPr>
+        <w:rFonts w:eastAsia="黑体"/>
         <w:b/>
         <w:bCs/>
         <w:color w:themeColor="background1" w:val="FFFFFF"/>
@@ -7457,6 +7875,7 @@
         <w:spacing w:after="0" w:before="0" w:line="240" w:lineRule="auto"/>
       </w:pPr>
       <w:rPr>
+        <w:rFonts w:eastAsia="黑体"/>
         <w:b/>
         <w:bCs/>
       </w:rPr>
@@ -7474,12 +7893,14 @@
     </w:tblStylePr>
     <w:tblStylePr w:type="firstCol">
       <w:rPr>
+        <w:rFonts w:eastAsia="黑体"/>
         <w:b/>
         <w:bCs/>
       </w:rPr>
     </w:tblStylePr>
     <w:tblStylePr w:type="lastCol">
       <w:rPr>
+        <w:rFonts w:eastAsia="黑体"/>
         <w:b/>
         <w:bCs/>
       </w:rPr>
@@ -7538,6 +7959,7 @@
         <w:spacing w:after="0" w:before="0" w:line="240" w:lineRule="auto"/>
       </w:pPr>
       <w:rPr>
+        <w:rFonts w:eastAsia="黑体"/>
         <w:b/>
         <w:bCs/>
         <w:color w:themeColor="background1" w:val="FFFFFF"/>
@@ -7560,6 +7982,7 @@
         <w:spacing w:after="0" w:before="0" w:line="240" w:lineRule="auto"/>
       </w:pPr>
       <w:rPr>
+        <w:rFonts w:eastAsia="黑体"/>
         <w:color w:val="auto"/>
       </w:rPr>
       <w:tblPr/>
@@ -7577,6 +8000,7 @@
     </w:tblStylePr>
     <w:tblStylePr w:type="firstCol">
       <w:rPr>
+        <w:rFonts w:eastAsia="黑体"/>
         <w:b/>
         <w:bCs/>
         <w:color w:themeColor="background1" w:val="FFFFFF"/>
@@ -7596,6 +8020,7 @@
     </w:tblStylePr>
     <w:tblStylePr w:type="lastCol">
       <w:rPr>
+        <w:rFonts w:eastAsia="黑体"/>
         <w:b/>
         <w:bCs/>
         <w:color w:themeColor="background1" w:val="FFFFFF"/>
@@ -7644,6 +8069,7 @@
     </w:tblStylePr>
     <w:tblStylePr w:type="nwCell">
       <w:rPr>
+        <w:rFonts w:eastAsia="黑体"/>
         <w:color w:themeColor="background1" w:val="FFFFFF"/>
       </w:rPr>
       <w:tblPr/>
@@ -7687,6 +8113,7 @@
         <w:spacing w:after="0" w:before="0" w:line="240" w:lineRule="auto"/>
       </w:pPr>
       <w:rPr>
+        <w:rFonts w:eastAsia="黑体"/>
         <w:b/>
         <w:bCs/>
         <w:color w:themeColor="background1" w:val="FFFFFF"/>
@@ -7709,6 +8136,7 @@
         <w:spacing w:after="0" w:before="0" w:line="240" w:lineRule="auto"/>
       </w:pPr>
       <w:rPr>
+        <w:rFonts w:eastAsia="黑体"/>
         <w:color w:val="auto"/>
       </w:rPr>
       <w:tblPr/>
@@ -7726,6 +8154,7 @@
     </w:tblStylePr>
     <w:tblStylePr w:type="firstCol">
       <w:rPr>
+        <w:rFonts w:eastAsia="黑体"/>
         <w:b/>
         <w:bCs/>
         <w:color w:themeColor="background1" w:val="FFFFFF"/>
@@ -7745,6 +8174,7 @@
     </w:tblStylePr>
     <w:tblStylePr w:type="lastCol">
       <w:rPr>
+        <w:rFonts w:eastAsia="黑体"/>
         <w:b/>
         <w:bCs/>
         <w:color w:themeColor="background1" w:val="FFFFFF"/>
@@ -7793,6 +8223,7 @@
     </w:tblStylePr>
     <w:tblStylePr w:type="nwCell">
       <w:rPr>
+        <w:rFonts w:eastAsia="黑体"/>
         <w:color w:themeColor="background1" w:val="FFFFFF"/>
       </w:rPr>
       <w:tblPr/>
@@ -7836,6 +8267,7 @@
         <w:spacing w:after="0" w:before="0" w:line="240" w:lineRule="auto"/>
       </w:pPr>
       <w:rPr>
+        <w:rFonts w:eastAsia="黑体"/>
         <w:b/>
         <w:bCs/>
         <w:color w:themeColor="background1" w:val="FFFFFF"/>
@@ -7858,6 +8290,7 @@
         <w:spacing w:after="0" w:before="0" w:line="240" w:lineRule="auto"/>
       </w:pPr>
       <w:rPr>
+        <w:rFonts w:eastAsia="黑体"/>
         <w:color w:val="auto"/>
       </w:rPr>
       <w:tblPr/>
@@ -7875,6 +8308,7 @@
     </w:tblStylePr>
     <w:tblStylePr w:type="firstCol">
       <w:rPr>
+        <w:rFonts w:eastAsia="黑体"/>
         <w:b/>
         <w:bCs/>
         <w:color w:themeColor="background1" w:val="FFFFFF"/>
@@ -7894,6 +8328,7 @@
     </w:tblStylePr>
     <w:tblStylePr w:type="lastCol">
       <w:rPr>
+        <w:rFonts w:eastAsia="黑体"/>
         <w:b/>
         <w:bCs/>
         <w:color w:themeColor="background1" w:val="FFFFFF"/>
@@ -7942,6 +8377,7 @@
     </w:tblStylePr>
     <w:tblStylePr w:type="nwCell">
       <w:rPr>
+        <w:rFonts w:eastAsia="黑体"/>
         <w:color w:themeColor="background1" w:val="FFFFFF"/>
       </w:rPr>
       <w:tblPr/>
@@ -7985,6 +8421,7 @@
         <w:spacing w:after="0" w:before="0" w:line="240" w:lineRule="auto"/>
       </w:pPr>
       <w:rPr>
+        <w:rFonts w:eastAsia="黑体"/>
         <w:b/>
         <w:bCs/>
         <w:color w:themeColor="background1" w:val="FFFFFF"/>
@@ -8007,6 +8444,7 @@
         <w:spacing w:after="0" w:before="0" w:line="240" w:lineRule="auto"/>
       </w:pPr>
       <w:rPr>
+        <w:rFonts w:eastAsia="黑体"/>
         <w:color w:val="auto"/>
       </w:rPr>
       <w:tblPr/>
@@ -8024,6 +8462,7 @@
     </w:tblStylePr>
     <w:tblStylePr w:type="firstCol">
       <w:rPr>
+        <w:rFonts w:eastAsia="黑体"/>
         <w:b/>
         <w:bCs/>
         <w:color w:themeColor="background1" w:val="FFFFFF"/>
@@ -8043,6 +8482,7 @@
     </w:tblStylePr>
     <w:tblStylePr w:type="lastCol">
       <w:rPr>
+        <w:rFonts w:eastAsia="黑体"/>
         <w:b/>
         <w:bCs/>
         <w:color w:themeColor="background1" w:val="FFFFFF"/>
@@ -8091,6 +8531,7 @@
     </w:tblStylePr>
     <w:tblStylePr w:type="nwCell">
       <w:rPr>
+        <w:rFonts w:eastAsia="黑体"/>
         <w:color w:themeColor="background1" w:val="FFFFFF"/>
       </w:rPr>
       <w:tblPr/>
@@ -8134,6 +8575,7 @@
         <w:spacing w:after="0" w:before="0" w:line="240" w:lineRule="auto"/>
       </w:pPr>
       <w:rPr>
+        <w:rFonts w:eastAsia="黑体"/>
         <w:b/>
         <w:bCs/>
         <w:color w:themeColor="background1" w:val="FFFFFF"/>
@@ -8156,6 +8598,7 @@
         <w:spacing w:after="0" w:before="0" w:line="240" w:lineRule="auto"/>
       </w:pPr>
       <w:rPr>
+        <w:rFonts w:eastAsia="黑体"/>
         <w:color w:val="auto"/>
       </w:rPr>
       <w:tblPr/>
@@ -8173,6 +8616,7 @@
     </w:tblStylePr>
     <w:tblStylePr w:type="firstCol">
       <w:rPr>
+        <w:rFonts w:eastAsia="黑体"/>
         <w:b/>
         <w:bCs/>
         <w:color w:themeColor="background1" w:val="FFFFFF"/>
@@ -8192,6 +8636,7 @@
     </w:tblStylePr>
     <w:tblStylePr w:type="lastCol">
       <w:rPr>
+        <w:rFonts w:eastAsia="黑体"/>
         <w:b/>
         <w:bCs/>
         <w:color w:themeColor="background1" w:val="FFFFFF"/>
@@ -8240,6 +8685,7 @@
     </w:tblStylePr>
     <w:tblStylePr w:type="nwCell">
       <w:rPr>
+        <w:rFonts w:eastAsia="黑体"/>
         <w:color w:themeColor="background1" w:val="FFFFFF"/>
       </w:rPr>
       <w:tblPr/>
@@ -8283,6 +8729,7 @@
         <w:spacing w:after="0" w:before="0" w:line="240" w:lineRule="auto"/>
       </w:pPr>
       <w:rPr>
+        <w:rFonts w:eastAsia="黑体"/>
         <w:b/>
         <w:bCs/>
         <w:color w:themeColor="background1" w:val="FFFFFF"/>
@@ -8305,6 +8752,7 @@
         <w:spacing w:after="0" w:before="0" w:line="240" w:lineRule="auto"/>
       </w:pPr>
       <w:rPr>
+        <w:rFonts w:eastAsia="黑体"/>
         <w:color w:val="auto"/>
       </w:rPr>
       <w:tblPr/>
@@ -8322,6 +8770,7 @@
     </w:tblStylePr>
     <w:tblStylePr w:type="firstCol">
       <w:rPr>
+        <w:rFonts w:eastAsia="黑体"/>
         <w:b/>
         <w:bCs/>
         <w:color w:themeColor="background1" w:val="FFFFFF"/>
@@ -8341,6 +8790,7 @@
     </w:tblStylePr>
     <w:tblStylePr w:type="lastCol">
       <w:rPr>
+        <w:rFonts w:eastAsia="黑体"/>
         <w:b/>
         <w:bCs/>
         <w:color w:themeColor="background1" w:val="FFFFFF"/>
@@ -8389,6 +8839,7 @@
     </w:tblStylePr>
     <w:tblStylePr w:type="nwCell">
       <w:rPr>
+        <w:rFonts w:eastAsia="黑体"/>
         <w:color w:themeColor="background1" w:val="FFFFFF"/>
       </w:rPr>
       <w:tblPr/>
@@ -8432,6 +8883,7 @@
         <w:spacing w:after="0" w:before="0" w:line="240" w:lineRule="auto"/>
       </w:pPr>
       <w:rPr>
+        <w:rFonts w:eastAsia="黑体"/>
         <w:b/>
         <w:bCs/>
         <w:color w:themeColor="background1" w:val="FFFFFF"/>
@@ -8454,6 +8906,7 @@
         <w:spacing w:after="0" w:before="0" w:line="240" w:lineRule="auto"/>
       </w:pPr>
       <w:rPr>
+        <w:rFonts w:eastAsia="黑体"/>
         <w:color w:val="auto"/>
       </w:rPr>
       <w:tblPr/>
@@ -8471,6 +8924,7 @@
     </w:tblStylePr>
     <w:tblStylePr w:type="firstCol">
       <w:rPr>
+        <w:rFonts w:eastAsia="黑体"/>
         <w:b/>
         <w:bCs/>
         <w:color w:themeColor="background1" w:val="FFFFFF"/>
@@ -8490,6 +8944,7 @@
     </w:tblStylePr>
     <w:tblStylePr w:type="lastCol">
       <w:rPr>
+        <w:rFonts w:eastAsia="黑体"/>
         <w:b/>
         <w:bCs/>
         <w:color w:themeColor="background1" w:val="FFFFFF"/>
@@ -8538,6 +8993,7 @@
     </w:tblStylePr>
     <w:tblStylePr w:type="nwCell">
       <w:rPr>
+        <w:rFonts w:eastAsia="黑体"/>
         <w:color w:themeColor="background1" w:val="FFFFFF"/>
       </w:rPr>
       <w:tblPr/>
@@ -8562,6 +9018,7 @@
       <w:spacing w:after="0" w:line="240" w:lineRule="auto"/>
     </w:pPr>
     <w:rPr>
+      <w:rFonts w:eastAsia="黑体"/>
       <w:color w:themeColor="text1" w:val="000000"/>
     </w:rPr>
     <w:tblPr>
@@ -8581,7 +9038,7 @@
     </w:tblPr>
     <w:tblStylePr w:type="firstRow">
       <w:rPr>
-        <w:rFonts w:asciiTheme="majorHAnsi" w:cstheme="majorBidi" w:eastAsiaTheme="majorEastAsia" w:hAnsiTheme="majorHAnsi"/>
+        <w:rFonts w:asciiTheme="majorHAnsi" w:cstheme="majorBidi" w:hAnsiTheme="majorHAnsi" w:eastAsia="黑体"/>
       </w:rPr>
       <w:tblPr/>
       <w:tcPr>
@@ -8593,6 +9050,7 @@
     </w:tblStylePr>
     <w:tblStylePr w:type="lastRow">
       <w:rPr>
+        <w:rFonts w:eastAsia="黑体"/>
         <w:b/>
         <w:bCs/>
         <w:color w:themeColor="text2" w:val="1F497D"/>
@@ -8607,12 +9065,14 @@
     </w:tblStylePr>
     <w:tblStylePr w:type="firstCol">
       <w:rPr>
+        <w:rFonts w:eastAsia="黑体"/>
         <w:b/>
         <w:bCs/>
       </w:rPr>
     </w:tblStylePr>
     <w:tblStylePr w:type="lastCol">
       <w:rPr>
+        <w:rFonts w:eastAsia="黑体"/>
         <w:b/>
         <w:bCs/>
       </w:rPr>
@@ -8646,6 +9106,7 @@
       <w:spacing w:after="0" w:line="240" w:lineRule="auto"/>
     </w:pPr>
     <w:rPr>
+      <w:rFonts w:eastAsia="黑体"/>
       <w:color w:themeColor="text1" w:val="000000"/>
     </w:rPr>
     <w:tblPr>
@@ -8665,7 +9126,7 @@
     </w:tblPr>
     <w:tblStylePr w:type="firstRow">
       <w:rPr>
-        <w:rFonts w:asciiTheme="majorHAnsi" w:cstheme="majorBidi" w:eastAsiaTheme="majorEastAsia" w:hAnsiTheme="majorHAnsi"/>
+        <w:rFonts w:asciiTheme="majorHAnsi" w:cstheme="majorBidi" w:hAnsiTheme="majorHAnsi" w:eastAsia="黑体"/>
       </w:rPr>
       <w:tblPr/>
       <w:tcPr>
@@ -8677,6 +9138,7 @@
     </w:tblStylePr>
     <w:tblStylePr w:type="lastRow">
       <w:rPr>
+        <w:rFonts w:eastAsia="黑体"/>
         <w:b/>
         <w:bCs/>
         <w:color w:themeColor="text2" w:val="1F497D"/>
@@ -8691,12 +9153,14 @@
     </w:tblStylePr>
     <w:tblStylePr w:type="firstCol">
       <w:rPr>
+        <w:rFonts w:eastAsia="黑体"/>
         <w:b/>
         <w:bCs/>
       </w:rPr>
     </w:tblStylePr>
     <w:tblStylePr w:type="lastCol">
       <w:rPr>
+        <w:rFonts w:eastAsia="黑体"/>
         <w:b/>
         <w:bCs/>
       </w:rPr>
@@ -8730,6 +9194,7 @@
       <w:spacing w:after="0" w:line="240" w:lineRule="auto"/>
     </w:pPr>
     <w:rPr>
+      <w:rFonts w:eastAsia="黑体"/>
       <w:color w:themeColor="text1" w:val="000000"/>
     </w:rPr>
     <w:tblPr>
@@ -8749,7 +9214,7 @@
     </w:tblPr>
     <w:tblStylePr w:type="firstRow">
       <w:rPr>
-        <w:rFonts w:asciiTheme="majorHAnsi" w:cstheme="majorBidi" w:eastAsiaTheme="majorEastAsia" w:hAnsiTheme="majorHAnsi"/>
+        <w:rFonts w:asciiTheme="majorHAnsi" w:cstheme="majorBidi" w:hAnsiTheme="majorHAnsi" w:eastAsia="黑体"/>
       </w:rPr>
       <w:tblPr/>
       <w:tcPr>
@@ -8761,6 +9226,7 @@
     </w:tblStylePr>
     <w:tblStylePr w:type="lastRow">
       <w:rPr>
+        <w:rFonts w:eastAsia="黑体"/>
         <w:b/>
         <w:bCs/>
         <w:color w:themeColor="text2" w:val="1F497D"/>
@@ -8775,12 +9241,14 @@
     </w:tblStylePr>
     <w:tblStylePr w:type="firstCol">
       <w:rPr>
+        <w:rFonts w:eastAsia="黑体"/>
         <w:b/>
         <w:bCs/>
       </w:rPr>
     </w:tblStylePr>
     <w:tblStylePr w:type="lastCol">
       <w:rPr>
+        <w:rFonts w:eastAsia="黑体"/>
         <w:b/>
         <w:bCs/>
       </w:rPr>
@@ -8814,6 +9282,7 @@
       <w:spacing w:after="0" w:line="240" w:lineRule="auto"/>
     </w:pPr>
     <w:rPr>
+      <w:rFonts w:eastAsia="黑体"/>
       <w:color w:themeColor="text1" w:val="000000"/>
     </w:rPr>
     <w:tblPr>
@@ -8833,7 +9302,7 @@
     </w:tblPr>
     <w:tblStylePr w:type="firstRow">
       <w:rPr>
-        <w:rFonts w:asciiTheme="majorHAnsi" w:cstheme="majorBidi" w:eastAsiaTheme="majorEastAsia" w:hAnsiTheme="majorHAnsi"/>
+        <w:rFonts w:asciiTheme="majorHAnsi" w:cstheme="majorBidi" w:hAnsiTheme="majorHAnsi" w:eastAsia="黑体"/>
       </w:rPr>
       <w:tblPr/>
       <w:tcPr>
@@ -8845,6 +9314,7 @@
     </w:tblStylePr>
     <w:tblStylePr w:type="lastRow">
       <w:rPr>
+        <w:rFonts w:eastAsia="黑体"/>
         <w:b/>
         <w:bCs/>
         <w:color w:themeColor="text2" w:val="1F497D"/>
@@ -8859,12 +9329,14 @@
     </w:tblStylePr>
     <w:tblStylePr w:type="firstCol">
       <w:rPr>
+        <w:rFonts w:eastAsia="黑体"/>
         <w:b/>
         <w:bCs/>
       </w:rPr>
     </w:tblStylePr>
     <w:tblStylePr w:type="lastCol">
       <w:rPr>
+        <w:rFonts w:eastAsia="黑体"/>
         <w:b/>
         <w:bCs/>
       </w:rPr>
@@ -8898,6 +9370,7 @@
       <w:spacing w:after="0" w:line="240" w:lineRule="auto"/>
     </w:pPr>
     <w:rPr>
+      <w:rFonts w:eastAsia="黑体"/>
       <w:color w:themeColor="text1" w:val="000000"/>
     </w:rPr>
     <w:tblPr>
@@ -8917,7 +9390,7 @@
     </w:tblPr>
     <w:tblStylePr w:type="firstRow">
       <w:rPr>
-        <w:rFonts w:asciiTheme="majorHAnsi" w:cstheme="majorBidi" w:eastAsiaTheme="majorEastAsia" w:hAnsiTheme="majorHAnsi"/>
+        <w:rFonts w:asciiTheme="majorHAnsi" w:cstheme="majorBidi" w:hAnsiTheme="majorHAnsi" w:eastAsia="黑体"/>
       </w:rPr>
       <w:tblPr/>
       <w:tcPr>
@@ -8929,6 +9402,7 @@
     </w:tblStylePr>
     <w:tblStylePr w:type="lastRow">
       <w:rPr>
+        <w:rFonts w:eastAsia="黑体"/>
         <w:b/>
         <w:bCs/>
         <w:color w:themeColor="text2" w:val="1F497D"/>
@@ -8943,12 +9417,14 @@
     </w:tblStylePr>
     <w:tblStylePr w:type="firstCol">
       <w:rPr>
+        <w:rFonts w:eastAsia="黑体"/>
         <w:b/>
         <w:bCs/>
       </w:rPr>
     </w:tblStylePr>
     <w:tblStylePr w:type="lastCol">
       <w:rPr>
+        <w:rFonts w:eastAsia="黑体"/>
         <w:b/>
         <w:bCs/>
       </w:rPr>
@@ -8982,6 +9458,7 @@
       <w:spacing w:after="0" w:line="240" w:lineRule="auto"/>
     </w:pPr>
     <w:rPr>
+      <w:rFonts w:eastAsia="黑体"/>
       <w:color w:themeColor="text1" w:val="000000"/>
     </w:rPr>
     <w:tblPr>
@@ -9001,7 +9478,7 @@
     </w:tblPr>
     <w:tblStylePr w:type="firstRow">
       <w:rPr>
-        <w:rFonts w:asciiTheme="majorHAnsi" w:cstheme="majorBidi" w:eastAsiaTheme="majorEastAsia" w:hAnsiTheme="majorHAnsi"/>
+        <w:rFonts w:asciiTheme="majorHAnsi" w:cstheme="majorBidi" w:hAnsiTheme="majorHAnsi" w:eastAsia="黑体"/>
       </w:rPr>
       <w:tblPr/>
       <w:tcPr>
@@ -9013,6 +9490,7 @@
     </w:tblStylePr>
     <w:tblStylePr w:type="lastRow">
       <w:rPr>
+        <w:rFonts w:eastAsia="黑体"/>
         <w:b/>
         <w:bCs/>
         <w:color w:themeColor="text2" w:val="1F497D"/>
@@ -9027,12 +9505,14 @@
     </w:tblStylePr>
     <w:tblStylePr w:type="firstCol">
       <w:rPr>
+        <w:rFonts w:eastAsia="黑体"/>
         <w:b/>
         <w:bCs/>
       </w:rPr>
     </w:tblStylePr>
     <w:tblStylePr w:type="lastCol">
       <w:rPr>
+        <w:rFonts w:eastAsia="黑体"/>
         <w:b/>
         <w:bCs/>
       </w:rPr>
@@ -9066,6 +9546,7 @@
       <w:spacing w:after="0" w:line="240" w:lineRule="auto"/>
     </w:pPr>
     <w:rPr>
+      <w:rFonts w:eastAsia="黑体"/>
       <w:color w:themeColor="text1" w:val="000000"/>
     </w:rPr>
     <w:tblPr>
@@ -9085,7 +9566,7 @@
     </w:tblPr>
     <w:tblStylePr w:type="firstRow">
       <w:rPr>
-        <w:rFonts w:asciiTheme="majorHAnsi" w:cstheme="majorBidi" w:eastAsiaTheme="majorEastAsia" w:hAnsiTheme="majorHAnsi"/>
+        <w:rFonts w:asciiTheme="majorHAnsi" w:cstheme="majorBidi" w:hAnsiTheme="majorHAnsi" w:eastAsia="黑体"/>
       </w:rPr>
       <w:tblPr/>
       <w:tcPr>
@@ -9097,6 +9578,7 @@
     </w:tblStylePr>
     <w:tblStylePr w:type="lastRow">
       <w:rPr>
+        <w:rFonts w:eastAsia="黑体"/>
         <w:b/>
         <w:bCs/>
         <w:color w:themeColor="text2" w:val="1F497D"/>
@@ -9111,12 +9593,14 @@
     </w:tblStylePr>
     <w:tblStylePr w:type="firstCol">
       <w:rPr>
+        <w:rFonts w:eastAsia="黑体"/>
         <w:b/>
         <w:bCs/>
       </w:rPr>
     </w:tblStylePr>
     <w:tblStylePr w:type="lastCol">
       <w:rPr>
+        <w:rFonts w:eastAsia="黑体"/>
         <w:b/>
         <w:bCs/>
       </w:rPr>
@@ -9150,7 +9634,7 @@
       <w:spacing w:after="0" w:line="240" w:lineRule="auto"/>
     </w:pPr>
     <w:rPr>
-      <w:rFonts w:asciiTheme="majorHAnsi" w:cstheme="majorBidi" w:eastAsiaTheme="majorEastAsia" w:hAnsiTheme="majorHAnsi"/>
+      <w:rFonts w:asciiTheme="majorHAnsi" w:cstheme="majorBidi" w:hAnsiTheme="majorHAnsi" w:eastAsia="黑体"/>
       <w:color w:themeColor="text1" w:val="000000"/>
     </w:rPr>
     <w:tblPr>
@@ -9172,6 +9656,7 @@
     </w:tblPr>
     <w:tblStylePr w:type="firstRow">
       <w:rPr>
+        <w:rFonts w:eastAsia="黑体"/>
         <w:sz w:val="24"/>
         <w:szCs w:val="24"/>
       </w:rPr>
@@ -9278,7 +9763,7 @@
       <w:spacing w:after="0" w:line="240" w:lineRule="auto"/>
     </w:pPr>
     <w:rPr>
-      <w:rFonts w:asciiTheme="majorHAnsi" w:cstheme="majorBidi" w:eastAsiaTheme="majorEastAsia" w:hAnsiTheme="majorHAnsi"/>
+      <w:rFonts w:asciiTheme="majorHAnsi" w:cstheme="majorBidi" w:hAnsiTheme="majorHAnsi" w:eastAsia="黑体"/>
       <w:color w:themeColor="text1" w:val="000000"/>
     </w:rPr>
     <w:tblPr>
@@ -9300,6 +9785,7 @@
     </w:tblPr>
     <w:tblStylePr w:type="firstRow">
       <w:rPr>
+        <w:rFonts w:eastAsia="黑体"/>
         <w:sz w:val="24"/>
         <w:szCs w:val="24"/>
       </w:rPr>
@@ -9406,7 +9892,7 @@
       <w:spacing w:after="0" w:line="240" w:lineRule="auto"/>
     </w:pPr>
     <w:rPr>
-      <w:rFonts w:asciiTheme="majorHAnsi" w:cstheme="majorBidi" w:eastAsiaTheme="majorEastAsia" w:hAnsiTheme="majorHAnsi"/>
+      <w:rFonts w:asciiTheme="majorHAnsi" w:cstheme="majorBidi" w:hAnsiTheme="majorHAnsi" w:eastAsia="黑体"/>
       <w:color w:themeColor="text1" w:val="000000"/>
     </w:rPr>
     <w:tblPr>
@@ -9428,6 +9914,7 @@
     </w:tblPr>
     <w:tblStylePr w:type="firstRow">
       <w:rPr>
+        <w:rFonts w:eastAsia="黑体"/>
         <w:sz w:val="24"/>
         <w:szCs w:val="24"/>
       </w:rPr>
@@ -9534,7 +10021,7 @@
       <w:spacing w:after="0" w:line="240" w:lineRule="auto"/>
     </w:pPr>
     <w:rPr>
-      <w:rFonts w:asciiTheme="majorHAnsi" w:cstheme="majorBidi" w:eastAsiaTheme="majorEastAsia" w:hAnsiTheme="majorHAnsi"/>
+      <w:rFonts w:asciiTheme="majorHAnsi" w:cstheme="majorBidi" w:hAnsiTheme="majorHAnsi" w:eastAsia="黑体"/>
       <w:color w:themeColor="text1" w:val="000000"/>
     </w:rPr>
     <w:tblPr>
@@ -9556,6 +10043,7 @@
     </w:tblPr>
     <w:tblStylePr w:type="firstRow">
       <w:rPr>
+        <w:rFonts w:eastAsia="黑体"/>
         <w:sz w:val="24"/>
         <w:szCs w:val="24"/>
       </w:rPr>
@@ -9662,7 +10150,7 @@
       <w:spacing w:after="0" w:line="240" w:lineRule="auto"/>
     </w:pPr>
     <w:rPr>
-      <w:rFonts w:asciiTheme="majorHAnsi" w:cstheme="majorBidi" w:eastAsiaTheme="majorEastAsia" w:hAnsiTheme="majorHAnsi"/>
+      <w:rFonts w:asciiTheme="majorHAnsi" w:cstheme="majorBidi" w:hAnsiTheme="majorHAnsi" w:eastAsia="黑体"/>
       <w:color w:themeColor="text1" w:val="000000"/>
     </w:rPr>
     <w:tblPr>
@@ -9684,6 +10172,7 @@
     </w:tblPr>
     <w:tblStylePr w:type="firstRow">
       <w:rPr>
+        <w:rFonts w:eastAsia="黑体"/>
         <w:sz w:val="24"/>
         <w:szCs w:val="24"/>
       </w:rPr>
@@ -9790,7 +10279,7 @@
       <w:spacing w:after="0" w:line="240" w:lineRule="auto"/>
     </w:pPr>
     <w:rPr>
-      <w:rFonts w:asciiTheme="majorHAnsi" w:cstheme="majorBidi" w:eastAsiaTheme="majorEastAsia" w:hAnsiTheme="majorHAnsi"/>
+      <w:rFonts w:asciiTheme="majorHAnsi" w:cstheme="majorBidi" w:hAnsiTheme="majorHAnsi" w:eastAsia="黑体"/>
       <w:color w:themeColor="text1" w:val="000000"/>
     </w:rPr>
     <w:tblPr>
@@ -9812,6 +10301,7 @@
     </w:tblPr>
     <w:tblStylePr w:type="firstRow">
       <w:rPr>
+        <w:rFonts w:eastAsia="黑体"/>
         <w:sz w:val="24"/>
         <w:szCs w:val="24"/>
       </w:rPr>
@@ -9918,7 +10408,7 @@
       <w:spacing w:after="0" w:line="240" w:lineRule="auto"/>
     </w:pPr>
     <w:rPr>
-      <w:rFonts w:asciiTheme="majorHAnsi" w:cstheme="majorBidi" w:eastAsiaTheme="majorEastAsia" w:hAnsiTheme="majorHAnsi"/>
+      <w:rFonts w:asciiTheme="majorHAnsi" w:cstheme="majorBidi" w:hAnsiTheme="majorHAnsi" w:eastAsia="黑体"/>
       <w:color w:themeColor="text1" w:val="000000"/>
     </w:rPr>
     <w:tblPr>
@@ -9940,6 +10430,7 @@
     </w:tblPr>
     <w:tblStylePr w:type="firstRow">
       <w:rPr>
+        <w:rFonts w:eastAsia="黑体"/>
         <w:sz w:val="24"/>
         <w:szCs w:val="24"/>
       </w:rPr>
@@ -10069,12 +10560,14 @@
     </w:tcPr>
     <w:tblStylePr w:type="firstRow">
       <w:rPr>
+        <w:rFonts w:eastAsia="黑体"/>
         <w:b/>
         <w:bCs/>
       </w:rPr>
     </w:tblStylePr>
     <w:tblStylePr w:type="lastRow">
       <w:rPr>
+        <w:rFonts w:eastAsia="黑体"/>
         <w:b/>
         <w:bCs/>
       </w:rPr>
@@ -10087,12 +10580,14 @@
     </w:tblStylePr>
     <w:tblStylePr w:type="firstCol">
       <w:rPr>
+        <w:rFonts w:eastAsia="黑体"/>
         <w:b/>
         <w:bCs/>
       </w:rPr>
     </w:tblStylePr>
     <w:tblStylePr w:type="lastCol">
       <w:rPr>
+        <w:rFonts w:eastAsia="黑体"/>
         <w:b/>
         <w:bCs/>
       </w:rPr>
@@ -10142,12 +10637,14 @@
     </w:tcPr>
     <w:tblStylePr w:type="firstRow">
       <w:rPr>
+        <w:rFonts w:eastAsia="黑体"/>
         <w:b/>
         <w:bCs/>
       </w:rPr>
     </w:tblStylePr>
     <w:tblStylePr w:type="lastRow">
       <w:rPr>
+        <w:rFonts w:eastAsia="黑体"/>
         <w:b/>
         <w:bCs/>
       </w:rPr>
@@ -10160,12 +10657,14 @@
     </w:tblStylePr>
     <w:tblStylePr w:type="firstCol">
       <w:rPr>
+        <w:rFonts w:eastAsia="黑体"/>
         <w:b/>
         <w:bCs/>
       </w:rPr>
     </w:tblStylePr>
     <w:tblStylePr w:type="lastCol">
       <w:rPr>
+        <w:rFonts w:eastAsia="黑体"/>
         <w:b/>
         <w:bCs/>
       </w:rPr>
@@ -10215,12 +10714,14 @@
     </w:tcPr>
     <w:tblStylePr w:type="firstRow">
       <w:rPr>
+        <w:rFonts w:eastAsia="黑体"/>
         <w:b/>
         <w:bCs/>
       </w:rPr>
     </w:tblStylePr>
     <w:tblStylePr w:type="lastRow">
       <w:rPr>
+        <w:rFonts w:eastAsia="黑体"/>
         <w:b/>
         <w:bCs/>
       </w:rPr>
@@ -10233,12 +10734,14 @@
     </w:tblStylePr>
     <w:tblStylePr w:type="firstCol">
       <w:rPr>
+        <w:rFonts w:eastAsia="黑体"/>
         <w:b/>
         <w:bCs/>
       </w:rPr>
     </w:tblStylePr>
     <w:tblStylePr w:type="lastCol">
       <w:rPr>
+        <w:rFonts w:eastAsia="黑体"/>
         <w:b/>
         <w:bCs/>
       </w:rPr>
@@ -10288,12 +10791,14 @@
     </w:tcPr>
     <w:tblStylePr w:type="firstRow">
       <w:rPr>
+        <w:rFonts w:eastAsia="黑体"/>
         <w:b/>
         <w:bCs/>
       </w:rPr>
     </w:tblStylePr>
     <w:tblStylePr w:type="lastRow">
       <w:rPr>
+        <w:rFonts w:eastAsia="黑体"/>
         <w:b/>
         <w:bCs/>
       </w:rPr>
@@ -10306,12 +10811,14 @@
     </w:tblStylePr>
     <w:tblStylePr w:type="firstCol">
       <w:rPr>
+        <w:rFonts w:eastAsia="黑体"/>
         <w:b/>
         <w:bCs/>
       </w:rPr>
     </w:tblStylePr>
     <w:tblStylePr w:type="lastCol">
       <w:rPr>
+        <w:rFonts w:eastAsia="黑体"/>
         <w:b/>
         <w:bCs/>
       </w:rPr>
@@ -10361,12 +10868,14 @@
     </w:tcPr>
     <w:tblStylePr w:type="firstRow">
       <w:rPr>
+        <w:rFonts w:eastAsia="黑体"/>
         <w:b/>
         <w:bCs/>
       </w:rPr>
     </w:tblStylePr>
     <w:tblStylePr w:type="lastRow">
       <w:rPr>
+        <w:rFonts w:eastAsia="黑体"/>
         <w:b/>
         <w:bCs/>
       </w:rPr>
@@ -10379,12 +10888,14 @@
     </w:tblStylePr>
     <w:tblStylePr w:type="firstCol">
       <w:rPr>
+        <w:rFonts w:eastAsia="黑体"/>
         <w:b/>
         <w:bCs/>
       </w:rPr>
     </w:tblStylePr>
     <w:tblStylePr w:type="lastCol">
       <w:rPr>
+        <w:rFonts w:eastAsia="黑体"/>
         <w:b/>
         <w:bCs/>
       </w:rPr>
@@ -10434,12 +10945,14 @@
     </w:tcPr>
     <w:tblStylePr w:type="firstRow">
       <w:rPr>
+        <w:rFonts w:eastAsia="黑体"/>
         <w:b/>
         <w:bCs/>
       </w:rPr>
     </w:tblStylePr>
     <w:tblStylePr w:type="lastRow">
       <w:rPr>
+        <w:rFonts w:eastAsia="黑体"/>
         <w:b/>
         <w:bCs/>
       </w:rPr>
@@ -10452,12 +10965,14 @@
     </w:tblStylePr>
     <w:tblStylePr w:type="firstCol">
       <w:rPr>
+        <w:rFonts w:eastAsia="黑体"/>
         <w:b/>
         <w:bCs/>
       </w:rPr>
     </w:tblStylePr>
     <w:tblStylePr w:type="lastCol">
       <w:rPr>
+        <w:rFonts w:eastAsia="黑体"/>
         <w:b/>
         <w:bCs/>
       </w:rPr>
@@ -10507,12 +11022,14 @@
     </w:tcPr>
     <w:tblStylePr w:type="firstRow">
       <w:rPr>
+        <w:rFonts w:eastAsia="黑体"/>
         <w:b/>
         <w:bCs/>
       </w:rPr>
     </w:tblStylePr>
     <w:tblStylePr w:type="lastRow">
       <w:rPr>
+        <w:rFonts w:eastAsia="黑体"/>
         <w:b/>
         <w:bCs/>
       </w:rPr>
@@ -10525,12 +11042,14 @@
     </w:tblStylePr>
     <w:tblStylePr w:type="firstCol">
       <w:rPr>
+        <w:rFonts w:eastAsia="黑体"/>
         <w:b/>
         <w:bCs/>
       </w:rPr>
     </w:tblStylePr>
     <w:tblStylePr w:type="lastCol">
       <w:rPr>
+        <w:rFonts w:eastAsia="黑体"/>
         <w:b/>
         <w:bCs/>
       </w:rPr>
@@ -10557,7 +11076,7 @@
       <w:spacing w:after="0" w:line="240" w:lineRule="auto"/>
     </w:pPr>
     <w:rPr>
-      <w:rFonts w:asciiTheme="majorHAnsi" w:cstheme="majorBidi" w:eastAsiaTheme="majorEastAsia" w:hAnsiTheme="majorHAnsi"/>
+      <w:rFonts w:asciiTheme="majorHAnsi" w:cstheme="majorBidi" w:hAnsiTheme="majorHAnsi" w:eastAsia="黑体"/>
       <w:color w:themeColor="text1" w:val="000000"/>
     </w:rPr>
     <w:tblPr>
@@ -10584,6 +11103,7 @@
     </w:tcPr>
     <w:tblStylePr w:type="firstRow">
       <w:rPr>
+        <w:rFonts w:eastAsia="黑体"/>
         <w:b/>
         <w:bCs/>
         <w:color w:themeColor="text1" w:val="000000"/>
@@ -10595,6 +11115,7 @@
     </w:tblStylePr>
     <w:tblStylePr w:type="lastRow">
       <w:rPr>
+        <w:rFonts w:eastAsia="黑体"/>
         <w:b/>
         <w:bCs/>
         <w:color w:themeColor="text1" w:val="000000"/>
@@ -10614,6 +11135,7 @@
     </w:tblStylePr>
     <w:tblStylePr w:type="firstCol">
       <w:rPr>
+        <w:rFonts w:eastAsia="黑体"/>
         <w:b/>
         <w:bCs/>
         <w:color w:themeColor="text1" w:val="000000"/>
@@ -10633,6 +11155,7 @@
     </w:tblStylePr>
     <w:tblStylePr w:type="lastCol">
       <w:rPr>
+        <w:rFonts w:eastAsia="黑体"/>
         <w:b w:val="0"/>
         <w:bCs w:val="0"/>
         <w:color w:themeColor="text1" w:val="000000"/>
@@ -10682,7 +11205,7 @@
       <w:spacing w:after="0" w:line="240" w:lineRule="auto"/>
     </w:pPr>
     <w:rPr>
-      <w:rFonts w:asciiTheme="majorHAnsi" w:cstheme="majorBidi" w:eastAsiaTheme="majorEastAsia" w:hAnsiTheme="majorHAnsi"/>
+      <w:rFonts w:asciiTheme="majorHAnsi" w:cstheme="majorBidi" w:hAnsiTheme="majorHAnsi" w:eastAsia="黑体"/>
       <w:color w:themeColor="text1" w:val="000000"/>
     </w:rPr>
     <w:tblPr>
@@ -10709,6 +11232,7 @@
     </w:tcPr>
     <w:tblStylePr w:type="firstRow">
       <w:rPr>
+        <w:rFonts w:eastAsia="黑体"/>
         <w:b/>
         <w:bCs/>
         <w:color w:themeColor="text1" w:val="000000"/>
@@ -10720,6 +11244,7 @@
     </w:tblStylePr>
     <w:tblStylePr w:type="lastRow">
       <w:rPr>
+        <w:rFonts w:eastAsia="黑体"/>
         <w:b/>
         <w:bCs/>
         <w:color w:themeColor="text1" w:val="000000"/>
@@ -10739,6 +11264,7 @@
     </w:tblStylePr>
     <w:tblStylePr w:type="firstCol">
       <w:rPr>
+        <w:rFonts w:eastAsia="黑体"/>
         <w:b/>
         <w:bCs/>
         <w:color w:themeColor="text1" w:val="000000"/>
@@ -10758,6 +11284,7 @@
     </w:tblStylePr>
     <w:tblStylePr w:type="lastCol">
       <w:rPr>
+        <w:rFonts w:eastAsia="黑体"/>
         <w:b w:val="0"/>
         <w:bCs w:val="0"/>
         <w:color w:themeColor="text1" w:val="000000"/>
@@ -10807,7 +11334,7 @@
       <w:spacing w:after="0" w:line="240" w:lineRule="auto"/>
     </w:pPr>
     <w:rPr>
-      <w:rFonts w:asciiTheme="majorHAnsi" w:cstheme="majorBidi" w:eastAsiaTheme="majorEastAsia" w:hAnsiTheme="majorHAnsi"/>
+      <w:rFonts w:asciiTheme="majorHAnsi" w:cstheme="majorBidi" w:hAnsiTheme="majorHAnsi" w:eastAsia="黑体"/>
       <w:color w:themeColor="text1" w:val="000000"/>
     </w:rPr>
     <w:tblPr>
@@ -10834,6 +11361,7 @@
     </w:tcPr>
     <w:tblStylePr w:type="firstRow">
       <w:rPr>
+        <w:rFonts w:eastAsia="黑体"/>
         <w:b/>
         <w:bCs/>
         <w:color w:themeColor="text1" w:val="000000"/>
@@ -10845,6 +11373,7 @@
     </w:tblStylePr>
     <w:tblStylePr w:type="lastRow">
       <w:rPr>
+        <w:rFonts w:eastAsia="黑体"/>
         <w:b/>
         <w:bCs/>
         <w:color w:themeColor="text1" w:val="000000"/>
@@ -10864,6 +11393,7 @@
     </w:tblStylePr>
     <w:tblStylePr w:type="firstCol">
       <w:rPr>
+        <w:rFonts w:eastAsia="黑体"/>
         <w:b/>
         <w:bCs/>
         <w:color w:themeColor="text1" w:val="000000"/>
@@ -10883,6 +11413,7 @@
     </w:tblStylePr>
     <w:tblStylePr w:type="lastCol">
       <w:rPr>
+        <w:rFonts w:eastAsia="黑体"/>
         <w:b w:val="0"/>
         <w:bCs w:val="0"/>
         <w:color w:themeColor="text1" w:val="000000"/>
@@ -10932,7 +11463,7 @@
       <w:spacing w:after="0" w:line="240" w:lineRule="auto"/>
     </w:pPr>
     <w:rPr>
-      <w:rFonts w:asciiTheme="majorHAnsi" w:cstheme="majorBidi" w:eastAsiaTheme="majorEastAsia" w:hAnsiTheme="majorHAnsi"/>
+      <w:rFonts w:asciiTheme="majorHAnsi" w:cstheme="majorBidi" w:hAnsiTheme="majorHAnsi" w:eastAsia="黑体"/>
       <w:color w:themeColor="text1" w:val="000000"/>
     </w:rPr>
     <w:tblPr>
@@ -10959,6 +11490,7 @@
     </w:tcPr>
     <w:tblStylePr w:type="firstRow">
       <w:rPr>
+        <w:rFonts w:eastAsia="黑体"/>
         <w:b/>
         <w:bCs/>
         <w:color w:themeColor="text1" w:val="000000"/>
@@ -10970,6 +11502,7 @@
     </w:tblStylePr>
     <w:tblStylePr w:type="lastRow">
       <w:rPr>
+        <w:rFonts w:eastAsia="黑体"/>
         <w:b/>
         <w:bCs/>
         <w:color w:themeColor="text1" w:val="000000"/>
@@ -10989,6 +11522,7 @@
     </w:tblStylePr>
     <w:tblStylePr w:type="firstCol">
       <w:rPr>
+        <w:rFonts w:eastAsia="黑体"/>
         <w:b/>
         <w:bCs/>
         <w:color w:themeColor="text1" w:val="000000"/>
@@ -11008,6 +11542,7 @@
     </w:tblStylePr>
     <w:tblStylePr w:type="lastCol">
       <w:rPr>
+        <w:rFonts w:eastAsia="黑体"/>
         <w:b w:val="0"/>
         <w:bCs w:val="0"/>
         <w:color w:themeColor="text1" w:val="000000"/>
@@ -11057,7 +11592,7 @@
       <w:spacing w:after="0" w:line="240" w:lineRule="auto"/>
     </w:pPr>
     <w:rPr>
-      <w:rFonts w:asciiTheme="majorHAnsi" w:cstheme="majorBidi" w:eastAsiaTheme="majorEastAsia" w:hAnsiTheme="majorHAnsi"/>
+      <w:rFonts w:asciiTheme="majorHAnsi" w:cstheme="majorBidi" w:hAnsiTheme="majorHAnsi" w:eastAsia="黑体"/>
       <w:color w:themeColor="text1" w:val="000000"/>
     </w:rPr>
     <w:tblPr>
@@ -11084,6 +11619,7 @@
     </w:tcPr>
     <w:tblStylePr w:type="firstRow">
       <w:rPr>
+        <w:rFonts w:eastAsia="黑体"/>
         <w:b/>
         <w:bCs/>
         <w:color w:themeColor="text1" w:val="000000"/>
@@ -11095,6 +11631,7 @@
     </w:tblStylePr>
     <w:tblStylePr w:type="lastRow">
       <w:rPr>
+        <w:rFonts w:eastAsia="黑体"/>
         <w:b/>
         <w:bCs/>
         <w:color w:themeColor="text1" w:val="000000"/>
@@ -11114,6 +11651,7 @@
     </w:tblStylePr>
     <w:tblStylePr w:type="firstCol">
       <w:rPr>
+        <w:rFonts w:eastAsia="黑体"/>
         <w:b/>
         <w:bCs/>
         <w:color w:themeColor="text1" w:val="000000"/>
@@ -11133,6 +11671,7 @@
     </w:tblStylePr>
     <w:tblStylePr w:type="lastCol">
       <w:rPr>
+        <w:rFonts w:eastAsia="黑体"/>
         <w:b w:val="0"/>
         <w:bCs w:val="0"/>
         <w:color w:themeColor="text1" w:val="000000"/>
@@ -11182,7 +11721,7 @@
       <w:spacing w:after="0" w:line="240" w:lineRule="auto"/>
     </w:pPr>
     <w:rPr>
-      <w:rFonts w:asciiTheme="majorHAnsi" w:cstheme="majorBidi" w:eastAsiaTheme="majorEastAsia" w:hAnsiTheme="majorHAnsi"/>
+      <w:rFonts w:asciiTheme="majorHAnsi" w:cstheme="majorBidi" w:hAnsiTheme="majorHAnsi" w:eastAsia="黑体"/>
       <w:color w:themeColor="text1" w:val="000000"/>
     </w:rPr>
     <w:tblPr>
@@ -11209,6 +11748,7 @@
     </w:tcPr>
     <w:tblStylePr w:type="firstRow">
       <w:rPr>
+        <w:rFonts w:eastAsia="黑体"/>
         <w:b/>
         <w:bCs/>
         <w:color w:themeColor="text1" w:val="000000"/>
@@ -11220,6 +11760,7 @@
     </w:tblStylePr>
     <w:tblStylePr w:type="lastRow">
       <w:rPr>
+        <w:rFonts w:eastAsia="黑体"/>
         <w:b/>
         <w:bCs/>
         <w:color w:themeColor="text1" w:val="000000"/>
@@ -11239,6 +11780,7 @@
     </w:tblStylePr>
     <w:tblStylePr w:type="firstCol">
       <w:rPr>
+        <w:rFonts w:eastAsia="黑体"/>
         <w:b/>
         <w:bCs/>
         <w:color w:themeColor="text1" w:val="000000"/>
@@ -11258,6 +11800,7 @@
     </w:tblStylePr>
     <w:tblStylePr w:type="lastCol">
       <w:rPr>
+        <w:rFonts w:eastAsia="黑体"/>
         <w:b w:val="0"/>
         <w:bCs w:val="0"/>
         <w:color w:themeColor="text1" w:val="000000"/>
@@ -11307,7 +11850,7 @@
       <w:spacing w:after="0" w:line="240" w:lineRule="auto"/>
     </w:pPr>
     <w:rPr>
-      <w:rFonts w:asciiTheme="majorHAnsi" w:cstheme="majorBidi" w:eastAsiaTheme="majorEastAsia" w:hAnsiTheme="majorHAnsi"/>
+      <w:rFonts w:asciiTheme="majorHAnsi" w:cstheme="majorBidi" w:hAnsiTheme="majorHAnsi" w:eastAsia="黑体"/>
       <w:color w:themeColor="text1" w:val="000000"/>
     </w:rPr>
     <w:tblPr>
@@ -11334,6 +11877,7 @@
     </w:tcPr>
     <w:tblStylePr w:type="firstRow">
       <w:rPr>
+        <w:rFonts w:eastAsia="黑体"/>
         <w:b/>
         <w:bCs/>
         <w:color w:themeColor="text1" w:val="000000"/>
@@ -11345,6 +11889,7 @@
     </w:tblStylePr>
     <w:tblStylePr w:type="lastRow">
       <w:rPr>
+        <w:rFonts w:eastAsia="黑体"/>
         <w:b/>
         <w:bCs/>
         <w:color w:themeColor="text1" w:val="000000"/>
@@ -11364,6 +11909,7 @@
     </w:tblStylePr>
     <w:tblStylePr w:type="firstCol">
       <w:rPr>
+        <w:rFonts w:eastAsia="黑体"/>
         <w:b/>
         <w:bCs/>
         <w:color w:themeColor="text1" w:val="000000"/>
@@ -11383,6 +11929,7 @@
     </w:tblStylePr>
     <w:tblStylePr w:type="lastCol">
       <w:rPr>
+        <w:rFonts w:eastAsia="黑体"/>
         <w:b w:val="0"/>
         <w:bCs w:val="0"/>
         <w:color w:themeColor="text1" w:val="000000"/>
@@ -11455,6 +12002,7 @@
     </w:tcPr>
     <w:tblStylePr w:type="firstRow">
       <w:rPr>
+        <w:rFonts w:eastAsia="黑体"/>
         <w:b/>
         <w:bCs/>
         <w:i w:val="0"/>
@@ -11476,6 +12024,7 @@
     </w:tblStylePr>
     <w:tblStylePr w:type="lastRow">
       <w:rPr>
+        <w:rFonts w:eastAsia="黑体"/>
         <w:b/>
         <w:bCs/>
         <w:i w:val="0"/>
@@ -11497,6 +12046,7 @@
     </w:tblStylePr>
     <w:tblStylePr w:type="firstCol">
       <w:rPr>
+        <w:rFonts w:eastAsia="黑体"/>
         <w:b/>
         <w:bCs/>
         <w:i w:val="0"/>
@@ -11516,6 +12066,7 @@
     </w:tblStylePr>
     <w:tblStylePr w:type="lastCol">
       <w:rPr>
+        <w:rFonts w:eastAsia="黑体"/>
         <w:b/>
         <w:bCs/>
         <w:i w:val="0"/>
@@ -11596,6 +12147,7 @@
     </w:tcPr>
     <w:tblStylePr w:type="firstRow">
       <w:rPr>
+        <w:rFonts w:eastAsia="黑体"/>
         <w:b/>
         <w:bCs/>
         <w:i w:val="0"/>
@@ -11617,6 +12169,7 @@
     </w:tblStylePr>
     <w:tblStylePr w:type="lastRow">
       <w:rPr>
+        <w:rFonts w:eastAsia="黑体"/>
         <w:b/>
         <w:bCs/>
         <w:i w:val="0"/>
@@ -11638,6 +12191,7 @@
     </w:tblStylePr>
     <w:tblStylePr w:type="firstCol">
       <w:rPr>
+        <w:rFonts w:eastAsia="黑体"/>
         <w:b/>
         <w:bCs/>
         <w:i w:val="0"/>
@@ -11657,6 +12211,7 @@
     </w:tblStylePr>
     <w:tblStylePr w:type="lastCol">
       <w:rPr>
+        <w:rFonts w:eastAsia="黑体"/>
         <w:b/>
         <w:bCs/>
         <w:i w:val="0"/>
@@ -11737,6 +12292,7 @@
     </w:tcPr>
     <w:tblStylePr w:type="firstRow">
       <w:rPr>
+        <w:rFonts w:eastAsia="黑体"/>
         <w:b/>
         <w:bCs/>
         <w:i w:val="0"/>
@@ -11758,6 +12314,7 @@
     </w:tblStylePr>
     <w:tblStylePr w:type="lastRow">
       <w:rPr>
+        <w:rFonts w:eastAsia="黑体"/>
         <w:b/>
         <w:bCs/>
         <w:i w:val="0"/>
@@ -11779,6 +12336,7 @@
     </w:tblStylePr>
     <w:tblStylePr w:type="firstCol">
       <w:rPr>
+        <w:rFonts w:eastAsia="黑体"/>
         <w:b/>
         <w:bCs/>
         <w:i w:val="0"/>
@@ -11798,6 +12356,7 @@
     </w:tblStylePr>
     <w:tblStylePr w:type="lastCol">
       <w:rPr>
+        <w:rFonts w:eastAsia="黑体"/>
         <w:b/>
         <w:bCs/>
         <w:i w:val="0"/>
@@ -11878,6 +12437,7 @@
     </w:tcPr>
     <w:tblStylePr w:type="firstRow">
       <w:rPr>
+        <w:rFonts w:eastAsia="黑体"/>
         <w:b/>
         <w:bCs/>
         <w:i w:val="0"/>
@@ -11899,6 +12459,7 @@
     </w:tblStylePr>
     <w:tblStylePr w:type="lastRow">
       <w:rPr>
+        <w:rFonts w:eastAsia="黑体"/>
         <w:b/>
         <w:bCs/>
         <w:i w:val="0"/>
@@ -11920,6 +12481,7 @@
     </w:tblStylePr>
     <w:tblStylePr w:type="firstCol">
       <w:rPr>
+        <w:rFonts w:eastAsia="黑体"/>
         <w:b/>
         <w:bCs/>
         <w:i w:val="0"/>
@@ -11939,6 +12501,7 @@
     </w:tblStylePr>
     <w:tblStylePr w:type="lastCol">
       <w:rPr>
+        <w:rFonts w:eastAsia="黑体"/>
         <w:b/>
         <w:bCs/>
         <w:i w:val="0"/>
@@ -12019,6 +12582,7 @@
     </w:tcPr>
     <w:tblStylePr w:type="firstRow">
       <w:rPr>
+        <w:rFonts w:eastAsia="黑体"/>
         <w:b/>
         <w:bCs/>
         <w:i w:val="0"/>
@@ -12040,6 +12604,7 @@
     </w:tblStylePr>
     <w:tblStylePr w:type="lastRow">
       <w:rPr>
+        <w:rFonts w:eastAsia="黑体"/>
         <w:b/>
         <w:bCs/>
         <w:i w:val="0"/>
@@ -12061,6 +12626,7 @@
     </w:tblStylePr>
     <w:tblStylePr w:type="firstCol">
       <w:rPr>
+        <w:rFonts w:eastAsia="黑体"/>
         <w:b/>
         <w:bCs/>
         <w:i w:val="0"/>
@@ -12080,6 +12646,7 @@
     </w:tblStylePr>
     <w:tblStylePr w:type="lastCol">
       <w:rPr>
+        <w:rFonts w:eastAsia="黑体"/>
         <w:b/>
         <w:bCs/>
         <w:i w:val="0"/>
@@ -12160,6 +12727,7 @@
     </w:tcPr>
     <w:tblStylePr w:type="firstRow">
       <w:rPr>
+        <w:rFonts w:eastAsia="黑体"/>
         <w:b/>
         <w:bCs/>
         <w:i w:val="0"/>
@@ -12181,6 +12749,7 @@
     </w:tblStylePr>
     <w:tblStylePr w:type="lastRow">
       <w:rPr>
+        <w:rFonts w:eastAsia="黑体"/>
         <w:b/>
         <w:bCs/>
         <w:i w:val="0"/>
@@ -12202,6 +12771,7 @@
     </w:tblStylePr>
     <w:tblStylePr w:type="firstCol">
       <w:rPr>
+        <w:rFonts w:eastAsia="黑体"/>
         <w:b/>
         <w:bCs/>
         <w:i w:val="0"/>
@@ -12221,6 +12791,7 @@
     </w:tblStylePr>
     <w:tblStylePr w:type="lastCol">
       <w:rPr>
+        <w:rFonts w:eastAsia="黑体"/>
         <w:b/>
         <w:bCs/>
         <w:i w:val="0"/>
@@ -12301,6 +12872,7 @@
     </w:tcPr>
     <w:tblStylePr w:type="firstRow">
       <w:rPr>
+        <w:rFonts w:eastAsia="黑体"/>
         <w:b/>
         <w:bCs/>
         <w:i w:val="0"/>
@@ -12322,6 +12894,7 @@
     </w:tblStylePr>
     <w:tblStylePr w:type="lastRow">
       <w:rPr>
+        <w:rFonts w:eastAsia="黑体"/>
         <w:b/>
         <w:bCs/>
         <w:i w:val="0"/>
@@ -12343,6 +12916,7 @@
     </w:tblStylePr>
     <w:tblStylePr w:type="firstCol">
       <w:rPr>
+        <w:rFonts w:eastAsia="黑体"/>
         <w:b/>
         <w:bCs/>
         <w:i w:val="0"/>
@@ -12362,6 +12936,7 @@
     </w:tblStylePr>
     <w:tblStylePr w:type="lastCol">
       <w:rPr>
+        <w:rFonts w:eastAsia="黑体"/>
         <w:b/>
         <w:bCs/>
         <w:i w:val="0"/>
@@ -12419,6 +12994,7 @@
       <w:spacing w:after="0" w:line="240" w:lineRule="auto"/>
     </w:pPr>
     <w:rPr>
+      <w:rFonts w:eastAsia="黑体"/>
       <w:color w:themeColor="background1" w:val="FFFFFF"/>
     </w:rPr>
     <w:tblPr>
@@ -12437,6 +13013,7 @@
     </w:tcPr>
     <w:tblStylePr w:type="firstRow">
       <w:rPr>
+        <w:rFonts w:eastAsia="黑体"/>
         <w:b/>
         <w:bCs/>
       </w:rPr>
@@ -12533,6 +13110,7 @@
       <w:spacing w:after="0" w:line="240" w:lineRule="auto"/>
     </w:pPr>
     <w:rPr>
+      <w:rFonts w:eastAsia="黑体"/>
       <w:color w:themeColor="background1" w:val="FFFFFF"/>
     </w:rPr>
     <w:tblPr>
@@ -12551,6 +13129,7 @@
     </w:tcPr>
     <w:tblStylePr w:type="firstRow">
       <w:rPr>
+        <w:rFonts w:eastAsia="黑体"/>
         <w:b/>
         <w:bCs/>
       </w:rPr>
@@ -12647,6 +13226,7 @@
       <w:spacing w:after="0" w:line="240" w:lineRule="auto"/>
     </w:pPr>
     <w:rPr>
+      <w:rFonts w:eastAsia="黑体"/>
       <w:color w:themeColor="background1" w:val="FFFFFF"/>
     </w:rPr>
     <w:tblPr>
@@ -12665,6 +13245,7 @@
     </w:tcPr>
     <w:tblStylePr w:type="firstRow">
       <w:rPr>
+        <w:rFonts w:eastAsia="黑体"/>
         <w:b/>
         <w:bCs/>
       </w:rPr>
@@ -12761,6 +13342,7 @@
       <w:spacing w:after="0" w:line="240" w:lineRule="auto"/>
     </w:pPr>
     <w:rPr>
+      <w:rFonts w:eastAsia="黑体"/>
       <w:color w:themeColor="background1" w:val="FFFFFF"/>
     </w:rPr>
     <w:tblPr>
@@ -12779,6 +13361,7 @@
     </w:tcPr>
     <w:tblStylePr w:type="firstRow">
       <w:rPr>
+        <w:rFonts w:eastAsia="黑体"/>
         <w:b/>
         <w:bCs/>
       </w:rPr>
@@ -12875,6 +13458,7 @@
       <w:spacing w:after="0" w:line="240" w:lineRule="auto"/>
     </w:pPr>
     <w:rPr>
+      <w:rFonts w:eastAsia="黑体"/>
       <w:color w:themeColor="background1" w:val="FFFFFF"/>
     </w:rPr>
     <w:tblPr>
@@ -12893,6 +13477,7 @@
     </w:tcPr>
     <w:tblStylePr w:type="firstRow">
       <w:rPr>
+        <w:rFonts w:eastAsia="黑体"/>
         <w:b/>
         <w:bCs/>
       </w:rPr>
@@ -12989,6 +13574,7 @@
       <w:spacing w:after="0" w:line="240" w:lineRule="auto"/>
     </w:pPr>
     <w:rPr>
+      <w:rFonts w:eastAsia="黑体"/>
       <w:color w:themeColor="background1" w:val="FFFFFF"/>
     </w:rPr>
     <w:tblPr>
@@ -13007,6 +13593,7 @@
     </w:tcPr>
     <w:tblStylePr w:type="firstRow">
       <w:rPr>
+        <w:rFonts w:eastAsia="黑体"/>
         <w:b/>
         <w:bCs/>
       </w:rPr>
@@ -13103,6 +13690,7 @@
       <w:spacing w:after="0" w:line="240" w:lineRule="auto"/>
     </w:pPr>
     <w:rPr>
+      <w:rFonts w:eastAsia="黑体"/>
       <w:color w:themeColor="background1" w:val="FFFFFF"/>
     </w:rPr>
     <w:tblPr>
@@ -13121,6 +13709,7 @@
     </w:tcPr>
     <w:tblStylePr w:type="firstRow">
       <w:rPr>
+        <w:rFonts w:eastAsia="黑体"/>
         <w:b/>
         <w:bCs/>
       </w:rPr>
@@ -13217,6 +13806,7 @@
       <w:spacing w:after="0" w:line="240" w:lineRule="auto"/>
     </w:pPr>
     <w:rPr>
+      <w:rFonts w:eastAsia="黑体"/>
       <w:color w:themeColor="text1" w:val="000000"/>
     </w:rPr>
     <w:tblPr>
@@ -13243,6 +13833,7 @@
     </w:tcPr>
     <w:tblStylePr w:type="firstRow">
       <w:rPr>
+        <w:rFonts w:eastAsia="黑体"/>
         <w:b/>
         <w:bCs/>
       </w:rPr>
@@ -13261,6 +13852,7 @@
     </w:tblStylePr>
     <w:tblStylePr w:type="lastRow">
       <w:rPr>
+        <w:rFonts w:eastAsia="黑体"/>
         <w:b/>
         <w:bCs/>
         <w:color w:themeColor="background1" w:val="FFFFFF"/>
@@ -13275,6 +13867,7 @@
     </w:tblStylePr>
     <w:tblStylePr w:type="firstCol">
       <w:rPr>
+        <w:rFonts w:eastAsia="黑体"/>
         <w:color w:themeColor="background1" w:val="FFFFFF"/>
       </w:rPr>
       <w:tblPr/>
@@ -13292,6 +13885,7 @@
     </w:tblStylePr>
     <w:tblStylePr w:type="lastCol">
       <w:rPr>
+        <w:rFonts w:eastAsia="黑体"/>
         <w:color w:themeColor="background1" w:val="FFFFFF"/>
       </w:rPr>
       <w:tblPr/>
@@ -13321,11 +13915,13 @@
     </w:tblStylePr>
     <w:tblStylePr w:type="neCell">
       <w:rPr>
+        <w:rFonts w:eastAsia="黑体"/>
         <w:color w:themeColor="text1" w:val="000000"/>
       </w:rPr>
     </w:tblStylePr>
     <w:tblStylePr w:type="nwCell">
       <w:rPr>
+        <w:rFonts w:eastAsia="黑体"/>
         <w:color w:themeColor="text1" w:val="000000"/>
       </w:rPr>
     </w:tblStylePr>
@@ -13339,6 +13935,7 @@
       <w:spacing w:after="0" w:line="240" w:lineRule="auto"/>
     </w:pPr>
     <w:rPr>
+      <w:rFonts w:eastAsia="黑体"/>
       <w:color w:themeColor="text1" w:val="000000"/>
     </w:rPr>
     <w:tblPr>
@@ -13365,6 +13962,7 @@
     </w:tcPr>
     <w:tblStylePr w:type="firstRow">
       <w:rPr>
+        <w:rFonts w:eastAsia="黑体"/>
         <w:b/>
         <w:bCs/>
       </w:rPr>
@@ -13383,6 +13981,7 @@
     </w:tblStylePr>
     <w:tblStylePr w:type="lastRow">
       <w:rPr>
+        <w:rFonts w:eastAsia="黑体"/>
         <w:b/>
         <w:bCs/>
         <w:color w:themeColor="background1" w:val="FFFFFF"/>
@@ -13397,6 +13996,7 @@
     </w:tblStylePr>
     <w:tblStylePr w:type="firstCol">
       <w:rPr>
+        <w:rFonts w:eastAsia="黑体"/>
         <w:color w:themeColor="background1" w:val="FFFFFF"/>
       </w:rPr>
       <w:tblPr/>
@@ -13414,6 +14014,7 @@
     </w:tblStylePr>
     <w:tblStylePr w:type="lastCol">
       <w:rPr>
+        <w:rFonts w:eastAsia="黑体"/>
         <w:color w:themeColor="background1" w:val="FFFFFF"/>
       </w:rPr>
       <w:tblPr/>
@@ -13443,11 +14044,13 @@
     </w:tblStylePr>
     <w:tblStylePr w:type="neCell">
       <w:rPr>
+        <w:rFonts w:eastAsia="黑体"/>
         <w:color w:themeColor="text1" w:val="000000"/>
       </w:rPr>
     </w:tblStylePr>
     <w:tblStylePr w:type="nwCell">
       <w:rPr>
+        <w:rFonts w:eastAsia="黑体"/>
         <w:color w:themeColor="text1" w:val="000000"/>
       </w:rPr>
     </w:tblStylePr>
@@ -13461,6 +14064,7 @@
       <w:spacing w:after="0" w:line="240" w:lineRule="auto"/>
     </w:pPr>
     <w:rPr>
+      <w:rFonts w:eastAsia="黑体"/>
       <w:color w:themeColor="text1" w:val="000000"/>
     </w:rPr>
     <w:tblPr>
@@ -13487,6 +14091,7 @@
     </w:tcPr>
     <w:tblStylePr w:type="firstRow">
       <w:rPr>
+        <w:rFonts w:eastAsia="黑体"/>
         <w:b/>
         <w:bCs/>
       </w:rPr>
@@ -13505,6 +14110,7 @@
     </w:tblStylePr>
     <w:tblStylePr w:type="lastRow">
       <w:rPr>
+        <w:rFonts w:eastAsia="黑体"/>
         <w:b/>
         <w:bCs/>
         <w:color w:themeColor="background1" w:val="FFFFFF"/>
@@ -13519,6 +14125,7 @@
     </w:tblStylePr>
     <w:tblStylePr w:type="firstCol">
       <w:rPr>
+        <w:rFonts w:eastAsia="黑体"/>
         <w:color w:themeColor="background1" w:val="FFFFFF"/>
       </w:rPr>
       <w:tblPr/>
@@ -13536,6 +14143,7 @@
     </w:tblStylePr>
     <w:tblStylePr w:type="lastCol">
       <w:rPr>
+        <w:rFonts w:eastAsia="黑体"/>
         <w:color w:themeColor="background1" w:val="FFFFFF"/>
       </w:rPr>
       <w:tblPr/>
@@ -13565,11 +14173,13 @@
     </w:tblStylePr>
     <w:tblStylePr w:type="neCell">
       <w:rPr>
+        <w:rFonts w:eastAsia="黑体"/>
         <w:color w:themeColor="text1" w:val="000000"/>
       </w:rPr>
     </w:tblStylePr>
     <w:tblStylePr w:type="nwCell">
       <w:rPr>
+        <w:rFonts w:eastAsia="黑体"/>
         <w:color w:themeColor="text1" w:val="000000"/>
       </w:rPr>
     </w:tblStylePr>
@@ -13583,6 +14193,7 @@
       <w:spacing w:after="0" w:line="240" w:lineRule="auto"/>
     </w:pPr>
     <w:rPr>
+      <w:rFonts w:eastAsia="黑体"/>
       <w:color w:themeColor="text1" w:val="000000"/>
     </w:rPr>
     <w:tblPr>
@@ -13609,6 +14220,7 @@
     </w:tcPr>
     <w:tblStylePr w:type="firstRow">
       <w:rPr>
+        <w:rFonts w:eastAsia="黑体"/>
         <w:b/>
         <w:bCs/>
       </w:rPr>
@@ -13627,6 +14239,7 @@
     </w:tblStylePr>
     <w:tblStylePr w:type="lastRow">
       <w:rPr>
+        <w:rFonts w:eastAsia="黑体"/>
         <w:b/>
         <w:bCs/>
         <w:color w:themeColor="background1" w:val="FFFFFF"/>
@@ -13641,6 +14254,7 @@
     </w:tblStylePr>
     <w:tblStylePr w:type="firstCol">
       <w:rPr>
+        <w:rFonts w:eastAsia="黑体"/>
         <w:color w:themeColor="background1" w:val="FFFFFF"/>
       </w:rPr>
       <w:tblPr/>
@@ -13658,6 +14272,7 @@
     </w:tblStylePr>
     <w:tblStylePr w:type="lastCol">
       <w:rPr>
+        <w:rFonts w:eastAsia="黑体"/>
         <w:color w:themeColor="background1" w:val="FFFFFF"/>
       </w:rPr>
       <w:tblPr/>
@@ -13695,6 +14310,7 @@
       <w:spacing w:after="0" w:line="240" w:lineRule="auto"/>
     </w:pPr>
     <w:rPr>
+      <w:rFonts w:eastAsia="黑体"/>
       <w:color w:themeColor="text1" w:val="000000"/>
     </w:rPr>
     <w:tblPr>
@@ -13721,6 +14337,7 @@
     </w:tcPr>
     <w:tblStylePr w:type="firstRow">
       <w:rPr>
+        <w:rFonts w:eastAsia="黑体"/>
         <w:b/>
         <w:bCs/>
       </w:rPr>
@@ -13739,6 +14356,7 @@
     </w:tblStylePr>
     <w:tblStylePr w:type="lastRow">
       <w:rPr>
+        <w:rFonts w:eastAsia="黑体"/>
         <w:b/>
         <w:bCs/>
         <w:color w:themeColor="background1" w:val="FFFFFF"/>
@@ -13753,6 +14371,7 @@
     </w:tblStylePr>
     <w:tblStylePr w:type="firstCol">
       <w:rPr>
+        <w:rFonts w:eastAsia="黑体"/>
         <w:color w:themeColor="background1" w:val="FFFFFF"/>
       </w:rPr>
       <w:tblPr/>
@@ -13770,6 +14389,7 @@
     </w:tblStylePr>
     <w:tblStylePr w:type="lastCol">
       <w:rPr>
+        <w:rFonts w:eastAsia="黑体"/>
         <w:color w:themeColor="background1" w:val="FFFFFF"/>
       </w:rPr>
       <w:tblPr/>
@@ -13799,11 +14419,13 @@
     </w:tblStylePr>
     <w:tblStylePr w:type="neCell">
       <w:rPr>
+        <w:rFonts w:eastAsia="黑体"/>
         <w:color w:themeColor="text1" w:val="000000"/>
       </w:rPr>
     </w:tblStylePr>
     <w:tblStylePr w:type="nwCell">
       <w:rPr>
+        <w:rFonts w:eastAsia="黑体"/>
         <w:color w:themeColor="text1" w:val="000000"/>
       </w:rPr>
     </w:tblStylePr>
@@ -13817,6 +14439,7 @@
       <w:spacing w:after="0" w:line="240" w:lineRule="auto"/>
     </w:pPr>
     <w:rPr>
+      <w:rFonts w:eastAsia="黑体"/>
       <w:color w:themeColor="text1" w:val="000000"/>
     </w:rPr>
     <w:tblPr>
@@ -13843,6 +14466,7 @@
     </w:tcPr>
     <w:tblStylePr w:type="firstRow">
       <w:rPr>
+        <w:rFonts w:eastAsia="黑体"/>
         <w:b/>
         <w:bCs/>
       </w:rPr>
@@ -13861,6 +14485,7 @@
     </w:tblStylePr>
     <w:tblStylePr w:type="lastRow">
       <w:rPr>
+        <w:rFonts w:eastAsia="黑体"/>
         <w:b/>
         <w:bCs/>
         <w:color w:themeColor="background1" w:val="FFFFFF"/>
@@ -13875,6 +14500,7 @@
     </w:tblStylePr>
     <w:tblStylePr w:type="firstCol">
       <w:rPr>
+        <w:rFonts w:eastAsia="黑体"/>
         <w:color w:themeColor="background1" w:val="FFFFFF"/>
       </w:rPr>
       <w:tblPr/>
@@ -13892,6 +14518,7 @@
     </w:tblStylePr>
     <w:tblStylePr w:type="lastCol">
       <w:rPr>
+        <w:rFonts w:eastAsia="黑体"/>
         <w:color w:themeColor="background1" w:val="FFFFFF"/>
       </w:rPr>
       <w:tblPr/>
@@ -13921,11 +14548,13 @@
     </w:tblStylePr>
     <w:tblStylePr w:type="neCell">
       <w:rPr>
+        <w:rFonts w:eastAsia="黑体"/>
         <w:color w:themeColor="text1" w:val="000000"/>
       </w:rPr>
     </w:tblStylePr>
     <w:tblStylePr w:type="nwCell">
       <w:rPr>
+        <w:rFonts w:eastAsia="黑体"/>
         <w:color w:themeColor="text1" w:val="000000"/>
       </w:rPr>
     </w:tblStylePr>
@@ -13939,6 +14568,7 @@
       <w:spacing w:after="0" w:line="240" w:lineRule="auto"/>
     </w:pPr>
     <w:rPr>
+      <w:rFonts w:eastAsia="黑体"/>
       <w:color w:themeColor="text1" w:val="000000"/>
     </w:rPr>
     <w:tblPr>
@@ -13965,6 +14595,7 @@
     </w:tcPr>
     <w:tblStylePr w:type="firstRow">
       <w:rPr>
+        <w:rFonts w:eastAsia="黑体"/>
         <w:b/>
         <w:bCs/>
       </w:rPr>
@@ -13983,6 +14614,7 @@
     </w:tblStylePr>
     <w:tblStylePr w:type="lastRow">
       <w:rPr>
+        <w:rFonts w:eastAsia="黑体"/>
         <w:b/>
         <w:bCs/>
         <w:color w:themeColor="background1" w:val="FFFFFF"/>
@@ -13997,6 +14629,7 @@
     </w:tblStylePr>
     <w:tblStylePr w:type="firstCol">
       <w:rPr>
+        <w:rFonts w:eastAsia="黑体"/>
         <w:color w:themeColor="background1" w:val="FFFFFF"/>
       </w:rPr>
       <w:tblPr/>
@@ -14014,6 +14647,7 @@
     </w:tblStylePr>
     <w:tblStylePr w:type="lastCol">
       <w:rPr>
+        <w:rFonts w:eastAsia="黑体"/>
         <w:color w:themeColor="background1" w:val="FFFFFF"/>
       </w:rPr>
       <w:tblPr/>
@@ -14043,11 +14677,13 @@
     </w:tblStylePr>
     <w:tblStylePr w:type="neCell">
       <w:rPr>
+        <w:rFonts w:eastAsia="黑体"/>
         <w:color w:themeColor="text1" w:val="000000"/>
       </w:rPr>
     </w:tblStylePr>
     <w:tblStylePr w:type="nwCell">
       <w:rPr>
+        <w:rFonts w:eastAsia="黑体"/>
         <w:color w:themeColor="text1" w:val="000000"/>
       </w:rPr>
     </w:tblStylePr>
@@ -14061,6 +14697,7 @@
       <w:spacing w:after="0" w:line="240" w:lineRule="auto"/>
     </w:pPr>
     <w:rPr>
+      <w:rFonts w:eastAsia="黑体"/>
       <w:color w:themeColor="text1" w:val="000000"/>
     </w:rPr>
     <w:tblPr>
@@ -14079,6 +14716,7 @@
     </w:tcPr>
     <w:tblStylePr w:type="firstRow">
       <w:rPr>
+        <w:rFonts w:eastAsia="黑体"/>
         <w:b/>
         <w:bCs/>
         <w:color w:themeColor="background1" w:val="FFFFFF"/>
@@ -14093,6 +14731,7 @@
     </w:tblStylePr>
     <w:tblStylePr w:type="lastRow">
       <w:rPr>
+        <w:rFonts w:eastAsia="黑体"/>
         <w:b/>
         <w:bCs/>
         <w:color w:themeColor="accent2" w:themeShade="CC" w:val="9E3A38"/>
@@ -14107,12 +14746,14 @@
     </w:tblStylePr>
     <w:tblStylePr w:type="firstCol">
       <w:rPr>
+        <w:rFonts w:eastAsia="黑体"/>
         <w:b/>
         <w:bCs/>
       </w:rPr>
     </w:tblStylePr>
     <w:tblStylePr w:type="lastCol">
       <w:rPr>
+        <w:rFonts w:eastAsia="黑体"/>
         <w:b/>
         <w:bCs/>
       </w:rPr>
@@ -14147,6 +14788,7 @@
       <w:spacing w:after="0" w:line="240" w:lineRule="auto"/>
     </w:pPr>
     <w:rPr>
+      <w:rFonts w:eastAsia="黑体"/>
       <w:color w:themeColor="text1" w:val="000000"/>
     </w:rPr>
     <w:tblPr>
@@ -14165,6 +14807,7 @@
     </w:tcPr>
     <w:tblStylePr w:type="firstRow">
       <w:rPr>
+        <w:rFonts w:eastAsia="黑体"/>
         <w:b/>
         <w:bCs/>
         <w:color w:themeColor="background1" w:val="FFFFFF"/>
@@ -14179,6 +14822,7 @@
     </w:tblStylePr>
     <w:tblStylePr w:type="lastRow">
       <w:rPr>
+        <w:rFonts w:eastAsia="黑体"/>
         <w:b/>
         <w:bCs/>
         <w:color w:themeColor="accent2" w:themeShade="CC" w:val="9E3A38"/>
@@ -14193,12 +14837,14 @@
     </w:tblStylePr>
     <w:tblStylePr w:type="firstCol">
       <w:rPr>
+        <w:rFonts w:eastAsia="黑体"/>
         <w:b/>
         <w:bCs/>
       </w:rPr>
     </w:tblStylePr>
     <w:tblStylePr w:type="lastCol">
       <w:rPr>
+        <w:rFonts w:eastAsia="黑体"/>
         <w:b/>
         <w:bCs/>
       </w:rPr>
@@ -14233,6 +14879,7 @@
       <w:spacing w:after="0" w:line="240" w:lineRule="auto"/>
     </w:pPr>
     <w:rPr>
+      <w:rFonts w:eastAsia="黑体"/>
       <w:color w:themeColor="text1" w:val="000000"/>
     </w:rPr>
     <w:tblPr>
@@ -14251,6 +14898,7 @@
     </w:tcPr>
     <w:tblStylePr w:type="firstRow">
       <w:rPr>
+        <w:rFonts w:eastAsia="黑体"/>
         <w:b/>
         <w:bCs/>
         <w:color w:themeColor="background1" w:val="FFFFFF"/>
@@ -14265,6 +14913,7 @@
     </w:tblStylePr>
     <w:tblStylePr w:type="lastRow">
       <w:rPr>
+        <w:rFonts w:eastAsia="黑体"/>
         <w:b/>
         <w:bCs/>
         <w:color w:themeColor="accent2" w:themeShade="CC" w:val="9E3A38"/>
@@ -14279,12 +14928,14 @@
     </w:tblStylePr>
     <w:tblStylePr w:type="firstCol">
       <w:rPr>
+        <w:rFonts w:eastAsia="黑体"/>
         <w:b/>
         <w:bCs/>
       </w:rPr>
     </w:tblStylePr>
     <w:tblStylePr w:type="lastCol">
       <w:rPr>
+        <w:rFonts w:eastAsia="黑体"/>
         <w:b/>
         <w:bCs/>
       </w:rPr>
@@ -14319,6 +14970,7 @@
       <w:spacing w:after="0" w:line="240" w:lineRule="auto"/>
     </w:pPr>
     <w:rPr>
+      <w:rFonts w:eastAsia="黑体"/>
       <w:color w:themeColor="text1" w:val="000000"/>
     </w:rPr>
     <w:tblPr>
@@ -14337,6 +14989,7 @@
     </w:tcPr>
     <w:tblStylePr w:type="firstRow">
       <w:rPr>
+        <w:rFonts w:eastAsia="黑体"/>
         <w:b/>
         <w:bCs/>
         <w:color w:themeColor="background1" w:val="FFFFFF"/>
@@ -14351,6 +15004,7 @@
     </w:tblStylePr>
     <w:tblStylePr w:type="lastRow">
       <w:rPr>
+        <w:rFonts w:eastAsia="黑体"/>
         <w:b/>
         <w:bCs/>
         <w:color w:themeColor="accent4" w:themeShade="CC" w:val="664E82"/>
@@ -14365,12 +15019,14 @@
     </w:tblStylePr>
     <w:tblStylePr w:type="firstCol">
       <w:rPr>
+        <w:rFonts w:eastAsia="黑体"/>
         <w:b/>
         <w:bCs/>
       </w:rPr>
     </w:tblStylePr>
     <w:tblStylePr w:type="lastCol">
       <w:rPr>
+        <w:rFonts w:eastAsia="黑体"/>
         <w:b/>
         <w:bCs/>
       </w:rPr>
@@ -14405,6 +15061,7 @@
       <w:spacing w:after="0" w:line="240" w:lineRule="auto"/>
     </w:pPr>
     <w:rPr>
+      <w:rFonts w:eastAsia="黑体"/>
       <w:color w:themeColor="text1" w:val="000000"/>
     </w:rPr>
     <w:tblPr>
@@ -14423,6 +15080,7 @@
     </w:tcPr>
     <w:tblStylePr w:type="firstRow">
       <w:rPr>
+        <w:rFonts w:eastAsia="黑体"/>
         <w:b/>
         <w:bCs/>
         <w:color w:themeColor="background1" w:val="FFFFFF"/>
@@ -14437,6 +15095,7 @@
     </w:tblStylePr>
     <w:tblStylePr w:type="lastRow">
       <w:rPr>
+        <w:rFonts w:eastAsia="黑体"/>
         <w:b/>
         <w:bCs/>
         <w:color w:themeColor="accent3" w:themeShade="CC" w:val="7E9C40"/>
@@ -14451,12 +15110,14 @@
     </w:tblStylePr>
     <w:tblStylePr w:type="firstCol">
       <w:rPr>
+        <w:rFonts w:eastAsia="黑体"/>
         <w:b/>
         <w:bCs/>
       </w:rPr>
     </w:tblStylePr>
     <w:tblStylePr w:type="lastCol">
       <w:rPr>
+        <w:rFonts w:eastAsia="黑体"/>
         <w:b/>
         <w:bCs/>
       </w:rPr>
@@ -14491,6 +15152,7 @@
       <w:spacing w:after="0" w:line="240" w:lineRule="auto"/>
     </w:pPr>
     <w:rPr>
+      <w:rFonts w:eastAsia="黑体"/>
       <w:color w:themeColor="text1" w:val="000000"/>
     </w:rPr>
     <w:tblPr>
@@ -14509,6 +15171,7 @@
     </w:tcPr>
     <w:tblStylePr w:type="firstRow">
       <w:rPr>
+        <w:rFonts w:eastAsia="黑体"/>
         <w:b/>
         <w:bCs/>
         <w:color w:themeColor="background1" w:val="FFFFFF"/>
@@ -14523,6 +15186,7 @@
     </w:tblStylePr>
     <w:tblStylePr w:type="lastRow">
       <w:rPr>
+        <w:rFonts w:eastAsia="黑体"/>
         <w:b/>
         <w:bCs/>
         <w:color w:themeColor="accent6" w:themeShade="CC" w:val="F2730A"/>
@@ -14537,12 +15201,14 @@
     </w:tblStylePr>
     <w:tblStylePr w:type="firstCol">
       <w:rPr>
+        <w:rFonts w:eastAsia="黑体"/>
         <w:b/>
         <w:bCs/>
       </w:rPr>
     </w:tblStylePr>
     <w:tblStylePr w:type="lastCol">
       <w:rPr>
+        <w:rFonts w:eastAsia="黑体"/>
         <w:b/>
         <w:bCs/>
       </w:rPr>
@@ -14577,6 +15243,7 @@
       <w:spacing w:after="0" w:line="240" w:lineRule="auto"/>
     </w:pPr>
     <w:rPr>
+      <w:rFonts w:eastAsia="黑体"/>
       <w:color w:themeColor="text1" w:val="000000"/>
     </w:rPr>
     <w:tblPr>
@@ -14595,6 +15262,7 @@
     </w:tcPr>
     <w:tblStylePr w:type="firstRow">
       <w:rPr>
+        <w:rFonts w:eastAsia="黑体"/>
         <w:b/>
         <w:bCs/>
         <w:color w:themeColor="background1" w:val="FFFFFF"/>
@@ -14609,6 +15277,7 @@
     </w:tblStylePr>
     <w:tblStylePr w:type="lastRow">
       <w:rPr>
+        <w:rFonts w:eastAsia="黑体"/>
         <w:b/>
         <w:bCs/>
         <w:color w:themeColor="accent5" w:themeShade="CC" w:val="348DA5"/>
@@ -14623,12 +15292,14 @@
     </w:tblStylePr>
     <w:tblStylePr w:type="firstCol">
       <w:rPr>
+        <w:rFonts w:eastAsia="黑体"/>
         <w:b/>
         <w:bCs/>
       </w:rPr>
     </w:tblStylePr>
     <w:tblStylePr w:type="lastCol">
       <w:rPr>
+        <w:rFonts w:eastAsia="黑体"/>
         <w:b/>
         <w:bCs/>
       </w:rPr>
@@ -14663,6 +15334,7 @@
       <w:spacing w:after="0" w:line="240" w:lineRule="auto"/>
     </w:pPr>
     <w:rPr>
+      <w:rFonts w:eastAsia="黑体"/>
       <w:color w:themeColor="text1" w:val="000000"/>
     </w:rPr>
     <w:tblPr>
@@ -14684,6 +15356,7 @@
     </w:tcPr>
     <w:tblStylePr w:type="firstRow">
       <w:rPr>
+        <w:rFonts w:eastAsia="黑体"/>
         <w:b/>
         <w:bCs/>
       </w:rPr>
@@ -14694,6 +15367,7 @@
     </w:tblStylePr>
     <w:tblStylePr w:type="lastRow">
       <w:rPr>
+        <w:rFonts w:eastAsia="黑体"/>
         <w:b/>
         <w:bCs/>
         <w:color w:themeColor="text1" w:val="000000"/>
@@ -14705,6 +15379,7 @@
     </w:tblStylePr>
     <w:tblStylePr w:type="firstCol">
       <w:rPr>
+        <w:rFonts w:eastAsia="黑体"/>
         <w:color w:themeColor="background1" w:val="FFFFFF"/>
       </w:rPr>
       <w:tblPr/>
@@ -14714,6 +15389,7 @@
     </w:tblStylePr>
     <w:tblStylePr w:type="lastCol">
       <w:rPr>
+        <w:rFonts w:eastAsia="黑体"/>
         <w:color w:themeColor="background1" w:val="FFFFFF"/>
       </w:rPr>
       <w:tblPr/>
@@ -14743,6 +15419,7 @@
       <w:spacing w:after="0" w:line="240" w:lineRule="auto"/>
     </w:pPr>
     <w:rPr>
+      <w:rFonts w:eastAsia="黑体"/>
       <w:color w:themeColor="text1" w:val="000000"/>
     </w:rPr>
     <w:tblPr>
@@ -14764,6 +15441,7 @@
     </w:tcPr>
     <w:tblStylePr w:type="firstRow">
       <w:rPr>
+        <w:rFonts w:eastAsia="黑体"/>
         <w:b/>
         <w:bCs/>
       </w:rPr>
@@ -14774,6 +15452,7 @@
     </w:tblStylePr>
     <w:tblStylePr w:type="lastRow">
       <w:rPr>
+        <w:rFonts w:eastAsia="黑体"/>
         <w:b/>
         <w:bCs/>
         <w:color w:themeColor="text1" w:val="000000"/>
@@ -14785,6 +15464,7 @@
     </w:tblStylePr>
     <w:tblStylePr w:type="firstCol">
       <w:rPr>
+        <w:rFonts w:eastAsia="黑体"/>
         <w:color w:themeColor="background1" w:val="FFFFFF"/>
       </w:rPr>
       <w:tblPr/>
@@ -14794,6 +15474,7 @@
     </w:tblStylePr>
     <w:tblStylePr w:type="lastCol">
       <w:rPr>
+        <w:rFonts w:eastAsia="黑体"/>
         <w:color w:themeColor="background1" w:val="FFFFFF"/>
       </w:rPr>
       <w:tblPr/>
@@ -14823,6 +15504,7 @@
       <w:spacing w:after="0" w:line="240" w:lineRule="auto"/>
     </w:pPr>
     <w:rPr>
+      <w:rFonts w:eastAsia="黑体"/>
       <w:color w:themeColor="text1" w:val="000000"/>
     </w:rPr>
     <w:tblPr>
@@ -14844,6 +15526,7 @@
     </w:tcPr>
     <w:tblStylePr w:type="firstRow">
       <w:rPr>
+        <w:rFonts w:eastAsia="黑体"/>
         <w:b/>
         <w:bCs/>
       </w:rPr>
@@ -14854,6 +15537,7 @@
     </w:tblStylePr>
     <w:tblStylePr w:type="lastRow">
       <w:rPr>
+        <w:rFonts w:eastAsia="黑体"/>
         <w:b/>
         <w:bCs/>
         <w:color w:themeColor="text1" w:val="000000"/>
@@ -14865,6 +15549,7 @@
     </w:tblStylePr>
     <w:tblStylePr w:type="firstCol">
       <w:rPr>
+        <w:rFonts w:eastAsia="黑体"/>
         <w:color w:themeColor="background1" w:val="FFFFFF"/>
       </w:rPr>
       <w:tblPr/>
@@ -14874,6 +15559,7 @@
     </w:tblStylePr>
     <w:tblStylePr w:type="lastCol">
       <w:rPr>
+        <w:rFonts w:eastAsia="黑体"/>
         <w:color w:themeColor="background1" w:val="FFFFFF"/>
       </w:rPr>
       <w:tblPr/>
@@ -14903,6 +15589,7 @@
       <w:spacing w:after="0" w:line="240" w:lineRule="auto"/>
     </w:pPr>
     <w:rPr>
+      <w:rFonts w:eastAsia="黑体"/>
       <w:color w:themeColor="text1" w:val="000000"/>
     </w:rPr>
     <w:tblPr>
@@ -14924,6 +15611,7 @@
     </w:tcPr>
     <w:tblStylePr w:type="firstRow">
       <w:rPr>
+        <w:rFonts w:eastAsia="黑体"/>
         <w:b/>
         <w:bCs/>
       </w:rPr>
@@ -14934,6 +15622,7 @@
     </w:tblStylePr>
     <w:tblStylePr w:type="lastRow">
       <w:rPr>
+        <w:rFonts w:eastAsia="黑体"/>
         <w:b/>
         <w:bCs/>
         <w:color w:themeColor="text1" w:val="000000"/>
@@ -14945,6 +15634,7 @@
     </w:tblStylePr>
     <w:tblStylePr w:type="firstCol">
       <w:rPr>
+        <w:rFonts w:eastAsia="黑体"/>
         <w:color w:themeColor="background1" w:val="FFFFFF"/>
       </w:rPr>
       <w:tblPr/>
@@ -14954,6 +15644,7 @@
     </w:tblStylePr>
     <w:tblStylePr w:type="lastCol">
       <w:rPr>
+        <w:rFonts w:eastAsia="黑体"/>
         <w:color w:themeColor="background1" w:val="FFFFFF"/>
       </w:rPr>
       <w:tblPr/>
@@ -14983,6 +15674,7 @@
       <w:spacing w:after="0" w:line="240" w:lineRule="auto"/>
     </w:pPr>
     <w:rPr>
+      <w:rFonts w:eastAsia="黑体"/>
       <w:color w:themeColor="text1" w:val="000000"/>
     </w:rPr>
     <w:tblPr>
@@ -15004,6 +15696,7 @@
     </w:tcPr>
     <w:tblStylePr w:type="firstRow">
       <w:rPr>
+        <w:rFonts w:eastAsia="黑体"/>
         <w:b/>
         <w:bCs/>
       </w:rPr>
@@ -15014,6 +15707,7 @@
     </w:tblStylePr>
     <w:tblStylePr w:type="lastRow">
       <w:rPr>
+        <w:rFonts w:eastAsia="黑体"/>
         <w:b/>
         <w:bCs/>
         <w:color w:themeColor="text1" w:val="000000"/>
@@ -15025,6 +15719,7 @@
     </w:tblStylePr>
     <w:tblStylePr w:type="firstCol">
       <w:rPr>
+        <w:rFonts w:eastAsia="黑体"/>
         <w:color w:themeColor="background1" w:val="FFFFFF"/>
       </w:rPr>
       <w:tblPr/>
@@ -15034,6 +15729,7 @@
     </w:tblStylePr>
     <w:tblStylePr w:type="lastCol">
       <w:rPr>
+        <w:rFonts w:eastAsia="黑体"/>
         <w:color w:themeColor="background1" w:val="FFFFFF"/>
       </w:rPr>
       <w:tblPr/>
@@ -15063,6 +15759,7 @@
       <w:spacing w:after="0" w:line="240" w:lineRule="auto"/>
     </w:pPr>
     <w:rPr>
+      <w:rFonts w:eastAsia="黑体"/>
       <w:color w:themeColor="text1" w:val="000000"/>
     </w:rPr>
     <w:tblPr>
@@ -15084,6 +15781,7 @@
     </w:tcPr>
     <w:tblStylePr w:type="firstRow">
       <w:rPr>
+        <w:rFonts w:eastAsia="黑体"/>
         <w:b/>
         <w:bCs/>
       </w:rPr>
@@ -15094,6 +15792,7 @@
     </w:tblStylePr>
     <w:tblStylePr w:type="lastRow">
       <w:rPr>
+        <w:rFonts w:eastAsia="黑体"/>
         <w:b/>
         <w:bCs/>
         <w:color w:themeColor="text1" w:val="000000"/>
@@ -15105,6 +15804,7 @@
     </w:tblStylePr>
     <w:tblStylePr w:type="firstCol">
       <w:rPr>
+        <w:rFonts w:eastAsia="黑体"/>
         <w:color w:themeColor="background1" w:val="FFFFFF"/>
       </w:rPr>
       <w:tblPr/>
@@ -15114,6 +15814,7 @@
     </w:tblStylePr>
     <w:tblStylePr w:type="lastCol">
       <w:rPr>
+        <w:rFonts w:eastAsia="黑体"/>
         <w:color w:themeColor="background1" w:val="FFFFFF"/>
       </w:rPr>
       <w:tblPr/>
@@ -15143,6 +15844,7 @@
       <w:spacing w:after="0" w:line="240" w:lineRule="auto"/>
     </w:pPr>
     <w:rPr>
+      <w:rFonts w:eastAsia="黑体"/>
       <w:color w:themeColor="text1" w:val="000000"/>
     </w:rPr>
     <w:tblPr>
@@ -15164,6 +15866,7 @@
     </w:tcPr>
     <w:tblStylePr w:type="firstRow">
       <w:rPr>
+        <w:rFonts w:eastAsia="黑体"/>
         <w:b/>
         <w:bCs/>
       </w:rPr>
@@ -15174,6 +15877,7 @@
     </w:tblStylePr>
     <w:tblStylePr w:type="lastRow">
       <w:rPr>
+        <w:rFonts w:eastAsia="黑体"/>
         <w:b/>
         <w:bCs/>
         <w:color w:themeColor="text1" w:val="000000"/>
@@ -15185,6 +15889,7 @@
     </w:tblStylePr>
     <w:tblStylePr w:type="firstCol">
       <w:rPr>
+        <w:rFonts w:eastAsia="黑体"/>
         <w:color w:themeColor="background1" w:val="FFFFFF"/>
       </w:rPr>
       <w:tblPr/>
@@ -15194,6 +15899,7 @@
     </w:tblStylePr>
     <w:tblStylePr w:type="lastCol">
       <w:rPr>
+        <w:rFonts w:eastAsia="黑体"/>
         <w:color w:themeColor="background1" w:val="FFFFFF"/>
       </w:rPr>
       <w:tblPr/>
@@ -15226,6 +15932,7 @@
     <w:name w:val="KeywordTok"/>
     <w:basedOn w:val="VerbatimChar"/>
     <w:rPr>
+      <w:rFonts w:eastAsia="黑体"/>
       <w:b/>
       <w:color w:val="007020"/>
     </w:rPr>
@@ -15234,6 +15941,7 @@
     <w:name w:val="DataTypeTok"/>
     <w:basedOn w:val="VerbatimChar"/>
     <w:rPr>
+      <w:rFonts w:eastAsia="黑体"/>
       <w:color w:val="902000"/>
     </w:rPr>
   </w:style>
@@ -15241,6 +15949,7 @@
     <w:name w:val="DecValTok"/>
     <w:basedOn w:val="VerbatimChar"/>
     <w:rPr>
+      <w:rFonts w:eastAsia="黑体"/>
       <w:color w:val="40a070"/>
     </w:rPr>
   </w:style>
@@ -15248,6 +15957,7 @@
     <w:name w:val="BaseNTok"/>
     <w:basedOn w:val="VerbatimChar"/>
     <w:rPr>
+      <w:rFonts w:eastAsia="黑体"/>
       <w:color w:val="40a070"/>
     </w:rPr>
   </w:style>
@@ -15255,6 +15965,7 @@
     <w:name w:val="FloatTok"/>
     <w:basedOn w:val="VerbatimChar"/>
     <w:rPr>
+      <w:rFonts w:eastAsia="黑体"/>
       <w:color w:val="40a070"/>
     </w:rPr>
   </w:style>
@@ -15262,6 +15973,7 @@
     <w:name w:val="ConstantTok"/>
     <w:basedOn w:val="VerbatimChar"/>
     <w:rPr>
+      <w:rFonts w:eastAsia="黑体"/>
       <w:color w:val="880000"/>
     </w:rPr>
   </w:style>
@@ -15269,6 +15981,7 @@
     <w:name w:val="CharTok"/>
     <w:basedOn w:val="VerbatimChar"/>
     <w:rPr>
+      <w:rFonts w:eastAsia="黑体"/>
       <w:color w:val="4070a0"/>
     </w:rPr>
   </w:style>
@@ -15276,6 +15989,7 @@
     <w:name w:val="SpecialCharTok"/>
     <w:basedOn w:val="VerbatimChar"/>
     <w:rPr>
+      <w:rFonts w:eastAsia="黑体"/>
       <w:color w:val="4070a0"/>
     </w:rPr>
   </w:style>
@@ -15283,6 +15997,7 @@
     <w:name w:val="StringTok"/>
     <w:basedOn w:val="VerbatimChar"/>
     <w:rPr>
+      <w:rFonts w:eastAsia="黑体"/>
       <w:color w:val="4070a0"/>
     </w:rPr>
   </w:style>
@@ -15290,6 +16005,7 @@
     <w:name w:val="VerbatimStringTok"/>
     <w:basedOn w:val="VerbatimChar"/>
     <w:rPr>
+      <w:rFonts w:eastAsia="黑体"/>
       <w:color w:val="4070a0"/>
     </w:rPr>
   </w:style>
@@ -15297,6 +16013,7 @@
     <w:name w:val="SpecialStringTok"/>
     <w:basedOn w:val="VerbatimChar"/>
     <w:rPr>
+      <w:rFonts w:eastAsia="黑体"/>
       <w:color w:val="bb6688"/>
     </w:rPr>
   </w:style>
@@ -15304,6 +16021,7 @@
     <w:name w:val="ImportTok"/>
     <w:basedOn w:val="VerbatimChar"/>
     <w:rPr>
+      <w:rFonts w:eastAsia="黑体"/>
       <w:b/>
       <w:color w:val="008000"/>
     </w:rPr>
@@ -15312,6 +16030,7 @@
     <w:name w:val="CommentTok"/>
     <w:basedOn w:val="VerbatimChar"/>
     <w:rPr>
+      <w:rFonts w:eastAsia="黑体"/>
       <w:i/>
       <w:color w:val="60a0b0"/>
     </w:rPr>
@@ -15320,6 +16039,7 @@
     <w:name w:val="DocumentationTok"/>
     <w:basedOn w:val="VerbatimChar"/>
     <w:rPr>
+      <w:rFonts w:eastAsia="黑体"/>
       <w:i/>
       <w:color w:val="ba2121"/>
     </w:rPr>
@@ -15328,6 +16048,7 @@
     <w:name w:val="AnnotationTok"/>
     <w:basedOn w:val="VerbatimChar"/>
     <w:rPr>
+      <w:rFonts w:eastAsia="黑体"/>
       <w:b/>
       <w:i/>
       <w:color w:val="60a0b0"/>
@@ -15337,6 +16058,7 @@
     <w:name w:val="CommentVarTok"/>
     <w:basedOn w:val="VerbatimChar"/>
     <w:rPr>
+      <w:rFonts w:eastAsia="黑体"/>
       <w:b/>
       <w:i/>
       <w:color w:val="60a0b0"/>
@@ -15346,6 +16068,7 @@
     <w:name w:val="OtherTok"/>
     <w:basedOn w:val="VerbatimChar"/>
     <w:rPr>
+      <w:rFonts w:eastAsia="黑体"/>
       <w:color w:val="007020"/>
     </w:rPr>
   </w:style>
@@ -15353,6 +16076,7 @@
     <w:name w:val="FunctionTok"/>
     <w:basedOn w:val="VerbatimChar"/>
     <w:rPr>
+      <w:rFonts w:eastAsia="黑体"/>
       <w:color w:val="06287e"/>
     </w:rPr>
   </w:style>
@@ -15360,6 +16084,7 @@
     <w:name w:val="VariableTok"/>
     <w:basedOn w:val="VerbatimChar"/>
     <w:rPr>
+      <w:rFonts w:eastAsia="黑体"/>
       <w:color w:val="19177c"/>
     </w:rPr>
   </w:style>
@@ -15367,6 +16092,7 @@
     <w:name w:val="ControlFlowTok"/>
     <w:basedOn w:val="VerbatimChar"/>
     <w:rPr>
+      <w:rFonts w:eastAsia="黑体"/>
       <w:b/>
       <w:color w:val="007020"/>
     </w:rPr>
@@ -15375,6 +16101,7 @@
     <w:name w:val="OperatorTok"/>
     <w:basedOn w:val="VerbatimChar"/>
     <w:rPr>
+      <w:rFonts w:eastAsia="黑体"/>
       <w:color w:val="666666"/>
     </w:rPr>
   </w:style>
@@ -15382,18 +16109,22 @@
     <w:name w:val="BuiltInTok"/>
     <w:basedOn w:val="VerbatimChar"/>
     <w:rPr>
+      <w:rFonts w:eastAsia="黑体"/>
       <w:color w:val="008000"/>
     </w:rPr>
   </w:style>
   <w:style w:type="character" w:customStyle="1" w:styleId="ExtensionTok">
     <w:name w:val="ExtensionTok"/>
     <w:basedOn w:val="VerbatimChar"/>
-    <w:rPr/>
+    <w:rPr>
+      <w:rFonts w:eastAsia="黑体"/>
+    </w:rPr>
   </w:style>
   <w:style w:type="character" w:customStyle="1" w:styleId="PreprocessorTok">
     <w:name w:val="PreprocessorTok"/>
     <w:basedOn w:val="VerbatimChar"/>
     <w:rPr>
+      <w:rFonts w:eastAsia="黑体"/>
       <w:color w:val="bc7a00"/>
     </w:rPr>
   </w:style>
@@ -15401,18 +16132,22 @@
     <w:name w:val="AttributeTok"/>
     <w:basedOn w:val="VerbatimChar"/>
     <w:rPr>
+      <w:rFonts w:eastAsia="黑体"/>
       <w:color w:val="7d9029"/>
     </w:rPr>
   </w:style>
   <w:style w:type="character" w:customStyle="1" w:styleId="RegionMarkerTok">
     <w:name w:val="RegionMarkerTok"/>
     <w:basedOn w:val="VerbatimChar"/>
-    <w:rPr/>
+    <w:rPr>
+      <w:rFonts w:eastAsia="黑体"/>
+    </w:rPr>
   </w:style>
   <w:style w:type="character" w:customStyle="1" w:styleId="InformationTok">
     <w:name w:val="InformationTok"/>
     <w:basedOn w:val="VerbatimChar"/>
     <w:rPr>
+      <w:rFonts w:eastAsia="黑体"/>
       <w:b/>
       <w:i/>
       <w:color w:val="60a0b0"/>
@@ -15422,6 +16157,7 @@
     <w:name w:val="WarningTok"/>
     <w:basedOn w:val="VerbatimChar"/>
     <w:rPr>
+      <w:rFonts w:eastAsia="黑体"/>
       <w:b/>
       <w:i/>
       <w:color w:val="60a0b0"/>
@@ -15431,6 +16167,7 @@
     <w:name w:val="AlertTok"/>
     <w:basedOn w:val="VerbatimChar"/>
     <w:rPr>
+      <w:rFonts w:eastAsia="黑体"/>
       <w:b/>
       <w:color w:val="ff0000"/>
     </w:rPr>
@@ -15439,6 +16176,7 @@
     <w:name w:val="ErrorTok"/>
     <w:basedOn w:val="VerbatimChar"/>
     <w:rPr>
+      <w:rFonts w:eastAsia="黑体"/>
       <w:b/>
       <w:color w:val="ff0000"/>
     </w:rPr>
@@ -15446,7 +16184,9 @@
   <w:style w:type="character" w:customStyle="1" w:styleId="NormalTok">
     <w:name w:val="NormalTok"/>
     <w:basedOn w:val="VerbatimChar"/>
-    <w:rPr/>
+    <w:rPr>
+      <w:rFonts w:eastAsia="黑体"/>
+    </w:rPr>
   </w:style>
 </w:styles>
 </file>
@@ -15495,12 +16235,12 @@
     <a:fontScheme name="Office">
       <a:majorFont>
         <a:latin typeface="Calibri"/>
-        <a:ea typeface=""/>
+        <a:ea typeface="黑体"/>
         <a:cs typeface=""/>
         <a:font script="Jpan" typeface="ＭＳ ゴシック"/>
         <a:font script="Hang" typeface="맑은 고딕"/>
-        <a:font script="Hans" typeface="宋体"/>
-        <a:font script="Hant" typeface="新細明體"/>
+        <a:font script="Hans" typeface="黑体"/>
+        <a:font script="Hant" typeface="黑体"/>
         <a:font script="Arab" typeface="Times New Roman"/>
         <a:font script="Hebr" typeface="Times New Roman"/>
         <a:font script="Thai" typeface="Angsana New"/>
@@ -15530,12 +16270,12 @@
       </a:majorFont>
       <a:minorFont>
         <a:latin typeface="Cambria"/>
-        <a:ea typeface=""/>
+        <a:ea typeface="黑体"/>
         <a:cs typeface=""/>
         <a:font script="Jpan" typeface="ＭＳ 明朝"/>
         <a:font script="Hang" typeface="맑은 고딕"/>
-        <a:font script="Hans" typeface="宋体"/>
-        <a:font script="Hant" typeface="新細明體"/>
+        <a:font script="Hans" typeface="黑体"/>
+        <a:font script="Hant" typeface="黑体"/>
         <a:font script="Arab" typeface="Arial"/>
         <a:font script="Hebr" typeface="Arial"/>
         <a:font script="Thai" typeface="Cordia New"/>

--- a/08-传感器电路/03-霍尔传感器电路/霍尔电流检测电路/霍尔电流检测电路.docx
+++ b/08-传感器电路/03-霍尔传感器电路/霍尔电流检测电路/霍尔电流检测电路.docx
@@ -3164,7 +3164,7 @@
           <w:color w:val="555555"/>
           <w:sz w:val="21"/>
         </w:rPr>
-        <w:t>材料收集者：杜文杰，WX手机：19519196569，QQ:3478827729</w:t>
+        <w:t>材料收集者：杜文杰，微信/手机：19519196569，QQ:3478827729</w:t>
       </w:r>
     </w:p>
     <w:sectPr>
